--- a/docs/Course/MGS3701/03_Lecture_Note/LectureNote_Chad/PPT/chapter5/chapter5_notebook.docx
+++ b/docs/Course/MGS3701/03_Lecture_Note/LectureNote_Chad/PPT/chapter5/chapter5_notebook.docx
@@ -23,7 +23,7 @@
         <w:pStyle w:val="Date"/>
       </w:pPr>
       <w:r>
-        <w:t xml:space="preserve">Thu, 13 March 2025</w:t>
+        <w:t xml:space="preserve">Fri, 21 March 2025</w:t>
       </w:r>
     </w:p>
     <w:bookmarkStart w:id="20" w:name="learning-objectives"/>

--- a/docs/Course/MGS3701/03_Lecture_Note/LectureNote_Chad/PPT/chapter5/chapter5_notebook.docx
+++ b/docs/Course/MGS3701/03_Lecture_Note/LectureNote_Chad/PPT/chapter5/chapter5_notebook.docx
@@ -7,7 +7,15 @@
         <w:pStyle w:val="Title"/>
       </w:pPr>
       <w:r>
-        <w:t xml:space="preserve">[Lecture Notebook]</w:t>
+        <w:t xml:space="preserve">[Lecture Notebook] Evaluating Predictive Performance</w:t>
+      </w:r>
+    </w:p>
+    <w:p>
+      <w:pPr>
+        <w:pStyle w:val="Subtitle"/>
+      </w:pPr>
+      <w:r>
+        <w:t xml:space="preserve">MGS3701 Data Mining, Spring 2025</w:t>
       </w:r>
     </w:p>
     <w:p>
@@ -23,16 +31,16 @@
         <w:pStyle w:val="Date"/>
       </w:pPr>
       <w:r>
-        <w:t xml:space="preserve">Fri, 21 March 2025</w:t>
+        <w:t xml:space="preserve">Sat, 22 March 2025</w:t>
       </w:r>
     </w:p>
-    <w:bookmarkStart w:id="20" w:name="learning-objectives"/>
+    <w:bookmarkStart w:id="20" w:name="table-5.1"/>
     <w:p>
       <w:pPr>
-        <w:pStyle w:val="Heading1"/>
+        <w:pStyle w:val="Heading4"/>
       </w:pPr>
       <w:r>
-        <w:t xml:space="preserve">Learning Objectives</w:t>
+        <w:t xml:space="preserve">Table 5.1</w:t>
       </w:r>
     </w:p>
     <w:p>
@@ -41,63 +49,24 @@
       </w:pPr>
       <w:r>
         <w:rPr>
-          <w:rStyle w:val="VerbatimChar"/>
-        </w:rPr>
-        <w:t xml:space="preserve">                  X  mpg cyl disp  hp drat    wt  qsec vs am gear carb</w:t>
-      </w:r>
-      <w:r>
-        <w:br/>
-      </w:r>
-      <w:r>
-        <w:rPr>
-          <w:rStyle w:val="VerbatimChar"/>
-        </w:rPr>
-        <w:t xml:space="preserve">1         Mazda RX4 21.0   6  160 110 3.90 2.620 16.46  0  1    4    4</w:t>
-      </w:r>
-      <w:r>
-        <w:br/>
-      </w:r>
-      <w:r>
-        <w:rPr>
-          <w:rStyle w:val="VerbatimChar"/>
-        </w:rPr>
-        <w:t xml:space="preserve">2     Mazda RX4 Wag 21.0   6  160 110 3.90 2.875 17.02  0  1    4    4</w:t>
-      </w:r>
-      <w:r>
-        <w:br/>
-      </w:r>
-      <w:r>
-        <w:rPr>
-          <w:rStyle w:val="VerbatimChar"/>
-        </w:rPr>
-        <w:t xml:space="preserve">3        Datsun 710 22.8   4  108  93 3.85 2.320 18.61  1  1    4    1</w:t>
-      </w:r>
-      <w:r>
-        <w:br/>
-      </w:r>
-      <w:r>
-        <w:rPr>
-          <w:rStyle w:val="VerbatimChar"/>
-        </w:rPr>
-        <w:t xml:space="preserve">4    Hornet 4 Drive 21.4   6  258 110 3.08 3.215 19.44  1  0    3    1</w:t>
-      </w:r>
-      <w:r>
-        <w:br/>
-      </w:r>
-      <w:r>
-        <w:rPr>
-          <w:rStyle w:val="VerbatimChar"/>
-        </w:rPr>
-        <w:t xml:space="preserve">5 Hornet Sportabout 18.7   8  360 175 3.15 3.440 17.02  0  0    3    2</w:t>
-      </w:r>
-      <w:r>
-        <w:br/>
-      </w:r>
-      <w:r>
-        <w:rPr>
-          <w:rStyle w:val="VerbatimChar"/>
-        </w:rPr>
-        <w:t xml:space="preserve">6           Valiant 18.1   6  225 105 2.76 3.460 20.22  1  0    3    1</w:t>
+          <w:rStyle w:val="CommentTok"/>
+        </w:rPr>
+        <w:t xml:space="preserve"># package forecast is required to evaluate performance</w:t>
+      </w:r>
+      <w:r>
+        <w:br/>
+      </w:r>
+      <w:r>
+        <w:rPr>
+          <w:rStyle w:val="FunctionTok"/>
+        </w:rPr>
+        <w:t xml:space="preserve">library</w:t>
+      </w:r>
+      <w:r>
+        <w:rPr>
+          <w:rStyle w:val="NormalTok"/>
+        </w:rPr>
+        <w:t xml:space="preserve">(forecast)</w:t>
       </w:r>
     </w:p>
     <w:p>
@@ -108,7 +77,7 @@
         <w:rPr>
           <w:rStyle w:val="VerbatimChar"/>
         </w:rPr>
-        <w:t xml:space="preserve">      X                  mpg             cyl             disp      </w:t>
+        <w:t xml:space="preserve">Registered S3 method overwritten by 'quantmod':</w:t>
       </w:r>
       <w:r>
         <w:br/>
@@ -117,7 +86,7 @@
         <w:rPr>
           <w:rStyle w:val="VerbatimChar"/>
         </w:rPr>
-        <w:t xml:space="preserve"> Length:32          Min.   :10.40   Min.   :4.000   Min.   : 71.1  </w:t>
+        <w:t xml:space="preserve">  method            from</w:t>
       </w:r>
       <w:r>
         <w:br/>
@@ -126,16 +95,605 @@
         <w:rPr>
           <w:rStyle w:val="VerbatimChar"/>
         </w:rPr>
-        <w:t xml:space="preserve"> Class :character   1st Qu.:15.43   1st Qu.:4.000   1st Qu.:120.8  </w:t>
-      </w:r>
-      <w:r>
-        <w:br/>
-      </w:r>
+        <w:t xml:space="preserve">  as.zoo.data.frame zoo </w:t>
+      </w:r>
+    </w:p>
+    <w:p>
+      <w:pPr>
+        <w:pStyle w:val="SourceCode"/>
+      </w:pPr>
+      <w:r>
+        <w:rPr>
+          <w:rStyle w:val="CommentTok"/>
+        </w:rPr>
+        <w:t xml:space="preserve"># load file</w:t>
+      </w:r>
+      <w:r>
+        <w:br/>
+      </w:r>
+      <w:r>
+        <w:rPr>
+          <w:rStyle w:val="NormalTok"/>
+        </w:rPr>
+        <w:t xml:space="preserve">toyota.corolla.df </w:t>
+      </w:r>
+      <w:r>
+        <w:rPr>
+          <w:rStyle w:val="OtherTok"/>
+        </w:rPr>
+        <w:t xml:space="preserve">&lt;-</w:t>
+      </w:r>
+      <w:r>
+        <w:rPr>
+          <w:rStyle w:val="NormalTok"/>
+        </w:rPr>
+        <w:t xml:space="preserve"> </w:t>
+      </w:r>
+      <w:r>
+        <w:rPr>
+          <w:rStyle w:val="FunctionTok"/>
+        </w:rPr>
+        <w:t xml:space="preserve">read.csv</w:t>
+      </w:r>
+      <w:r>
+        <w:rPr>
+          <w:rStyle w:val="NormalTok"/>
+        </w:rPr>
+        <w:t xml:space="preserve">(</w:t>
+      </w:r>
+      <w:r>
+        <w:rPr>
+          <w:rStyle w:val="StringTok"/>
+        </w:rPr>
+        <w:t xml:space="preserve">"data/ToyotaCorolla.csv"</w:t>
+      </w:r>
+      <w:r>
+        <w:rPr>
+          <w:rStyle w:val="NormalTok"/>
+        </w:rPr>
+        <w:t xml:space="preserve">)</w:t>
+      </w:r>
+      <w:r>
+        <w:br/>
+      </w:r>
+      <w:r>
+        <w:br/>
+      </w:r>
+      <w:r>
+        <w:rPr>
+          <w:rStyle w:val="CommentTok"/>
+        </w:rPr>
+        <w:t xml:space="preserve"># randomly generate training and validation sets</w:t>
+      </w:r>
+      <w:r>
+        <w:br/>
+      </w:r>
+      <w:r>
+        <w:rPr>
+          <w:rStyle w:val="NormalTok"/>
+        </w:rPr>
+        <w:t xml:space="preserve">training </w:t>
+      </w:r>
+      <w:r>
+        <w:rPr>
+          <w:rStyle w:val="OtherTok"/>
+        </w:rPr>
+        <w:t xml:space="preserve">&lt;-</w:t>
+      </w:r>
+      <w:r>
+        <w:rPr>
+          <w:rStyle w:val="NormalTok"/>
+        </w:rPr>
+        <w:t xml:space="preserve"> </w:t>
+      </w:r>
+      <w:r>
+        <w:rPr>
+          <w:rStyle w:val="FunctionTok"/>
+        </w:rPr>
+        <w:t xml:space="preserve">sample</w:t>
+      </w:r>
+      <w:r>
+        <w:rPr>
+          <w:rStyle w:val="NormalTok"/>
+        </w:rPr>
+        <w:t xml:space="preserve">(toyota.corolla.df</w:t>
+      </w:r>
+      <w:r>
+        <w:rPr>
+          <w:rStyle w:val="SpecialCharTok"/>
+        </w:rPr>
+        <w:t xml:space="preserve">$</w:t>
+      </w:r>
+      <w:r>
+        <w:rPr>
+          <w:rStyle w:val="NormalTok"/>
+        </w:rPr>
+        <w:t xml:space="preserve">Id, </w:t>
+      </w:r>
+      <w:r>
+        <w:rPr>
+          <w:rStyle w:val="DecValTok"/>
+        </w:rPr>
+        <w:t xml:space="preserve">600</w:t>
+      </w:r>
+      <w:r>
+        <w:rPr>
+          <w:rStyle w:val="NormalTok"/>
+        </w:rPr>
+        <w:t xml:space="preserve">)</w:t>
+      </w:r>
+      <w:r>
+        <w:br/>
+      </w:r>
+      <w:r>
+        <w:rPr>
+          <w:rStyle w:val="NormalTok"/>
+        </w:rPr>
+        <w:t xml:space="preserve">validation </w:t>
+      </w:r>
+      <w:r>
+        <w:rPr>
+          <w:rStyle w:val="OtherTok"/>
+        </w:rPr>
+        <w:t xml:space="preserve">&lt;-</w:t>
+      </w:r>
+      <w:r>
+        <w:rPr>
+          <w:rStyle w:val="NormalTok"/>
+        </w:rPr>
+        <w:t xml:space="preserve"> </w:t>
+      </w:r>
+      <w:r>
+        <w:rPr>
+          <w:rStyle w:val="FunctionTok"/>
+        </w:rPr>
+        <w:t xml:space="preserve">sample</w:t>
+      </w:r>
+      <w:r>
+        <w:rPr>
+          <w:rStyle w:val="NormalTok"/>
+        </w:rPr>
+        <w:t xml:space="preserve">(</w:t>
+      </w:r>
+      <w:r>
+        <w:rPr>
+          <w:rStyle w:val="FunctionTok"/>
+        </w:rPr>
+        <w:t xml:space="preserve">setdiff</w:t>
+      </w:r>
+      <w:r>
+        <w:rPr>
+          <w:rStyle w:val="NormalTok"/>
+        </w:rPr>
+        <w:t xml:space="preserve">(toyota.corolla.df</w:t>
+      </w:r>
+      <w:r>
+        <w:rPr>
+          <w:rStyle w:val="SpecialCharTok"/>
+        </w:rPr>
+        <w:t xml:space="preserve">$</w:t>
+      </w:r>
+      <w:r>
+        <w:rPr>
+          <w:rStyle w:val="NormalTok"/>
+        </w:rPr>
+        <w:t xml:space="preserve">Id, training), </w:t>
+      </w:r>
+      <w:r>
+        <w:rPr>
+          <w:rStyle w:val="DecValTok"/>
+        </w:rPr>
+        <w:t xml:space="preserve">400</w:t>
+      </w:r>
+      <w:r>
+        <w:rPr>
+          <w:rStyle w:val="NormalTok"/>
+        </w:rPr>
+        <w:t xml:space="preserve">)</w:t>
+      </w:r>
+      <w:r>
+        <w:br/>
+      </w:r>
+      <w:r>
+        <w:br/>
+      </w:r>
+      <w:r>
+        <w:rPr>
+          <w:rStyle w:val="CommentTok"/>
+        </w:rPr>
+        <w:t xml:space="preserve"># run linear regression model</w:t>
+      </w:r>
+      <w:r>
+        <w:br/>
+      </w:r>
+      <w:r>
+        <w:rPr>
+          <w:rStyle w:val="NormalTok"/>
+        </w:rPr>
+        <w:t xml:space="preserve">reg </w:t>
+      </w:r>
+      <w:r>
+        <w:rPr>
+          <w:rStyle w:val="OtherTok"/>
+        </w:rPr>
+        <w:t xml:space="preserve">&lt;-</w:t>
+      </w:r>
+      <w:r>
+        <w:rPr>
+          <w:rStyle w:val="NormalTok"/>
+        </w:rPr>
+        <w:t xml:space="preserve"> </w:t>
+      </w:r>
+      <w:r>
+        <w:rPr>
+          <w:rStyle w:val="FunctionTok"/>
+        </w:rPr>
+        <w:t xml:space="preserve">lm</w:t>
+      </w:r>
+      <w:r>
+        <w:rPr>
+          <w:rStyle w:val="NormalTok"/>
+        </w:rPr>
+        <w:t xml:space="preserve">(Price</w:t>
+      </w:r>
+      <w:r>
+        <w:rPr>
+          <w:rStyle w:val="SpecialCharTok"/>
+        </w:rPr>
+        <w:t xml:space="preserve">~</w:t>
+      </w:r>
+      <w:r>
+        <w:rPr>
+          <w:rStyle w:val="NormalTok"/>
+        </w:rPr>
+        <w:t xml:space="preserve">., </w:t>
+      </w:r>
+      <w:r>
+        <w:rPr>
+          <w:rStyle w:val="AttributeTok"/>
+        </w:rPr>
+        <w:t xml:space="preserve">data=</w:t>
+      </w:r>
+      <w:r>
+        <w:rPr>
+          <w:rStyle w:val="NormalTok"/>
+        </w:rPr>
+        <w:t xml:space="preserve">toyota.corolla.df[,</w:t>
+      </w:r>
+      <w:r>
+        <w:rPr>
+          <w:rStyle w:val="SpecialCharTok"/>
+        </w:rPr>
+        <w:t xml:space="preserve">-</w:t>
+      </w:r>
+      <w:r>
+        <w:rPr>
+          <w:rStyle w:val="FunctionTok"/>
+        </w:rPr>
+        <w:t xml:space="preserve">c</w:t>
+      </w:r>
+      <w:r>
+        <w:rPr>
+          <w:rStyle w:val="NormalTok"/>
+        </w:rPr>
+        <w:t xml:space="preserve">(</w:t>
+      </w:r>
+      <w:r>
+        <w:rPr>
+          <w:rStyle w:val="DecValTok"/>
+        </w:rPr>
+        <w:t xml:space="preserve">1</w:t>
+      </w:r>
+      <w:r>
+        <w:rPr>
+          <w:rStyle w:val="NormalTok"/>
+        </w:rPr>
+        <w:t xml:space="preserve">,</w:t>
+      </w:r>
+      <w:r>
+        <w:rPr>
+          <w:rStyle w:val="DecValTok"/>
+        </w:rPr>
+        <w:t xml:space="preserve">2</w:t>
+      </w:r>
+      <w:r>
+        <w:rPr>
+          <w:rStyle w:val="NormalTok"/>
+        </w:rPr>
+        <w:t xml:space="preserve">,</w:t>
+      </w:r>
+      <w:r>
+        <w:rPr>
+          <w:rStyle w:val="DecValTok"/>
+        </w:rPr>
+        <w:t xml:space="preserve">8</w:t>
+      </w:r>
+      <w:r>
+        <w:rPr>
+          <w:rStyle w:val="NormalTok"/>
+        </w:rPr>
+        <w:t xml:space="preserve">,</w:t>
+      </w:r>
+      <w:r>
+        <w:rPr>
+          <w:rStyle w:val="DecValTok"/>
+        </w:rPr>
+        <w:t xml:space="preserve">11</w:t>
+      </w:r>
+      <w:r>
+        <w:rPr>
+          <w:rStyle w:val="NormalTok"/>
+        </w:rPr>
+        <w:t xml:space="preserve">)], </w:t>
+      </w:r>
+      <w:r>
+        <w:rPr>
+          <w:rStyle w:val="AttributeTok"/>
+        </w:rPr>
+        <w:t xml:space="preserve">subset=</w:t>
+      </w:r>
+      <w:r>
+        <w:rPr>
+          <w:rStyle w:val="NormalTok"/>
+        </w:rPr>
+        <w:t xml:space="preserve">training,</w:t>
+      </w:r>
+      <w:r>
+        <w:br/>
+      </w:r>
+      <w:r>
+        <w:rPr>
+          <w:rStyle w:val="NormalTok"/>
+        </w:rPr>
+        <w:t xml:space="preserve">          </w:t>
+      </w:r>
+      <w:r>
+        <w:rPr>
+          <w:rStyle w:val="AttributeTok"/>
+        </w:rPr>
+        <w:t xml:space="preserve">na.action=</w:t>
+      </w:r>
+      <w:r>
+        <w:rPr>
+          <w:rStyle w:val="NormalTok"/>
+        </w:rPr>
+        <w:t xml:space="preserve">na.exclude)</w:t>
+      </w:r>
+      <w:r>
+        <w:br/>
+      </w:r>
+      <w:r>
+        <w:rPr>
+          <w:rStyle w:val="NormalTok"/>
+        </w:rPr>
+        <w:t xml:space="preserve">pred_t </w:t>
+      </w:r>
+      <w:r>
+        <w:rPr>
+          <w:rStyle w:val="OtherTok"/>
+        </w:rPr>
+        <w:t xml:space="preserve">&lt;-</w:t>
+      </w:r>
+      <w:r>
+        <w:rPr>
+          <w:rStyle w:val="NormalTok"/>
+        </w:rPr>
+        <w:t xml:space="preserve"> </w:t>
+      </w:r>
+      <w:r>
+        <w:rPr>
+          <w:rStyle w:val="FunctionTok"/>
+        </w:rPr>
+        <w:t xml:space="preserve">predict</w:t>
+      </w:r>
+      <w:r>
+        <w:rPr>
+          <w:rStyle w:val="NormalTok"/>
+        </w:rPr>
+        <w:t xml:space="preserve">(reg, </w:t>
+      </w:r>
+      <w:r>
+        <w:rPr>
+          <w:rStyle w:val="AttributeTok"/>
+        </w:rPr>
+        <w:t xml:space="preserve">na.action=</w:t>
+      </w:r>
+      <w:r>
+        <w:rPr>
+          <w:rStyle w:val="NormalTok"/>
+        </w:rPr>
+        <w:t xml:space="preserve">na.pass)</w:t>
+      </w:r>
+      <w:r>
+        <w:br/>
+      </w:r>
+      <w:r>
+        <w:rPr>
+          <w:rStyle w:val="NormalTok"/>
+        </w:rPr>
+        <w:t xml:space="preserve">pred_v </w:t>
+      </w:r>
+      <w:r>
+        <w:rPr>
+          <w:rStyle w:val="OtherTok"/>
+        </w:rPr>
+        <w:t xml:space="preserve">&lt;-</w:t>
+      </w:r>
+      <w:r>
+        <w:rPr>
+          <w:rStyle w:val="NormalTok"/>
+        </w:rPr>
+        <w:t xml:space="preserve"> </w:t>
+      </w:r>
+      <w:r>
+        <w:rPr>
+          <w:rStyle w:val="FunctionTok"/>
+        </w:rPr>
+        <w:t xml:space="preserve">predict</w:t>
+      </w:r>
+      <w:r>
+        <w:rPr>
+          <w:rStyle w:val="NormalTok"/>
+        </w:rPr>
+        <w:t xml:space="preserve">(reg, </w:t>
+      </w:r>
+      <w:r>
+        <w:rPr>
+          <w:rStyle w:val="AttributeTok"/>
+        </w:rPr>
+        <w:t xml:space="preserve">newdata=</w:t>
+      </w:r>
+      <w:r>
+        <w:rPr>
+          <w:rStyle w:val="NormalTok"/>
+        </w:rPr>
+        <w:t xml:space="preserve">toyota.corolla.df[validation,</w:t>
+      </w:r>
+      <w:r>
+        <w:rPr>
+          <w:rStyle w:val="SpecialCharTok"/>
+        </w:rPr>
+        <w:t xml:space="preserve">-</w:t>
+      </w:r>
+      <w:r>
+        <w:rPr>
+          <w:rStyle w:val="FunctionTok"/>
+        </w:rPr>
+        <w:t xml:space="preserve">c</w:t>
+      </w:r>
+      <w:r>
+        <w:rPr>
+          <w:rStyle w:val="NormalTok"/>
+        </w:rPr>
+        <w:t xml:space="preserve">(</w:t>
+      </w:r>
+      <w:r>
+        <w:rPr>
+          <w:rStyle w:val="DecValTok"/>
+        </w:rPr>
+        <w:t xml:space="preserve">1</w:t>
+      </w:r>
+      <w:r>
+        <w:rPr>
+          <w:rStyle w:val="NormalTok"/>
+        </w:rPr>
+        <w:t xml:space="preserve">,</w:t>
+      </w:r>
+      <w:r>
+        <w:rPr>
+          <w:rStyle w:val="DecValTok"/>
+        </w:rPr>
+        <w:t xml:space="preserve">2</w:t>
+      </w:r>
+      <w:r>
+        <w:rPr>
+          <w:rStyle w:val="NormalTok"/>
+        </w:rPr>
+        <w:t xml:space="preserve">,</w:t>
+      </w:r>
+      <w:r>
+        <w:rPr>
+          <w:rStyle w:val="DecValTok"/>
+        </w:rPr>
+        <w:t xml:space="preserve">8</w:t>
+      </w:r>
+      <w:r>
+        <w:rPr>
+          <w:rStyle w:val="NormalTok"/>
+        </w:rPr>
+        <w:t xml:space="preserve">,</w:t>
+      </w:r>
+      <w:r>
+        <w:rPr>
+          <w:rStyle w:val="DecValTok"/>
+        </w:rPr>
+        <w:t xml:space="preserve">11</w:t>
+      </w:r>
+      <w:r>
+        <w:rPr>
+          <w:rStyle w:val="NormalTok"/>
+        </w:rPr>
+        <w:t xml:space="preserve">)],</w:t>
+      </w:r>
+      <w:r>
+        <w:br/>
+      </w:r>
+      <w:r>
+        <w:rPr>
+          <w:rStyle w:val="NormalTok"/>
+        </w:rPr>
+        <w:t xml:space="preserve">                  </w:t>
+      </w:r>
+      <w:r>
+        <w:rPr>
+          <w:rStyle w:val="AttributeTok"/>
+        </w:rPr>
+        <w:t xml:space="preserve">na.action=</w:t>
+      </w:r>
+      <w:r>
+        <w:rPr>
+          <w:rStyle w:val="NormalTok"/>
+        </w:rPr>
+        <w:t xml:space="preserve">na.pass)</w:t>
+      </w:r>
+      <w:r>
+        <w:br/>
+      </w:r>
+      <w:r>
+        <w:br/>
+      </w:r>
+      <w:r>
+        <w:rPr>
+          <w:rStyle w:val="DocumentationTok"/>
+        </w:rPr>
+        <w:t xml:space="preserve">## evaluate performance</w:t>
+      </w:r>
+      <w:r>
+        <w:br/>
+      </w:r>
+      <w:r>
+        <w:rPr>
+          <w:rStyle w:val="CommentTok"/>
+        </w:rPr>
+        <w:t xml:space="preserve"># training</w:t>
+      </w:r>
+      <w:r>
+        <w:br/>
+      </w:r>
+      <w:r>
+        <w:rPr>
+          <w:rStyle w:val="FunctionTok"/>
+        </w:rPr>
+        <w:t xml:space="preserve">accuracy</w:t>
+      </w:r>
+      <w:r>
+        <w:rPr>
+          <w:rStyle w:val="NormalTok"/>
+        </w:rPr>
+        <w:t xml:space="preserve">(pred_t, toyota.corolla.df[training,]</w:t>
+      </w:r>
+      <w:r>
+        <w:rPr>
+          <w:rStyle w:val="SpecialCharTok"/>
+        </w:rPr>
+        <w:t xml:space="preserve">$</w:t>
+      </w:r>
+      <w:r>
+        <w:rPr>
+          <w:rStyle w:val="NormalTok"/>
+        </w:rPr>
+        <w:t xml:space="preserve">Price)</w:t>
+      </w:r>
+    </w:p>
+    <w:p>
+      <w:pPr>
+        <w:pStyle w:val="SourceCode"/>
+      </w:pPr>
       <w:r>
         <w:rPr>
           <w:rStyle w:val="VerbatimChar"/>
         </w:rPr>
-        <w:t xml:space="preserve"> Mode  :character   Median :19.20   Median :6.000   Median :196.3  </w:t>
+        <w:t xml:space="preserve">                   ME     RMSE      MAE        MPE     MAPE</w:t>
       </w:r>
       <w:r>
         <w:br/>
@@ -144,16 +702,56 @@
         <w:rPr>
           <w:rStyle w:val="VerbatimChar"/>
         </w:rPr>
-        <w:t xml:space="preserve">                    Mean   :20.09   Mean   :6.188   Mean   :230.7  </w:t>
-      </w:r>
-      <w:r>
-        <w:br/>
-      </w:r>
+        <w:t xml:space="preserve">Test set 3.791485e-11 1030.447 794.1821 -0.8848048 8.177878</w:t>
+      </w:r>
+    </w:p>
+    <w:p>
+      <w:pPr>
+        <w:pStyle w:val="SourceCode"/>
+      </w:pPr>
+      <w:r>
+        <w:rPr>
+          <w:rStyle w:val="CommentTok"/>
+        </w:rPr>
+        <w:t xml:space="preserve"># validation</w:t>
+      </w:r>
+      <w:r>
+        <w:br/>
+      </w:r>
+      <w:r>
+        <w:rPr>
+          <w:rStyle w:val="FunctionTok"/>
+        </w:rPr>
+        <w:t xml:space="preserve">accuracy</w:t>
+      </w:r>
+      <w:r>
+        <w:rPr>
+          <w:rStyle w:val="NormalTok"/>
+        </w:rPr>
+        <w:t xml:space="preserve">(pred_v, toyota.corolla.df[validation,]</w:t>
+      </w:r>
+      <w:r>
+        <w:rPr>
+          <w:rStyle w:val="SpecialCharTok"/>
+        </w:rPr>
+        <w:t xml:space="preserve">$</w:t>
+      </w:r>
+      <w:r>
+        <w:rPr>
+          <w:rStyle w:val="NormalTok"/>
+        </w:rPr>
+        <w:t xml:space="preserve">Price)</w:t>
+      </w:r>
+    </w:p>
+    <w:p>
+      <w:pPr>
+        <w:pStyle w:val="SourceCode"/>
+      </w:pPr>
       <w:r>
         <w:rPr>
           <w:rStyle w:val="VerbatimChar"/>
         </w:rPr>
-        <w:t xml:space="preserve">                    3rd Qu.:22.80   3rd Qu.:8.000   3rd Qu.:326.0  </w:t>
+        <w:t xml:space="preserve">               ME     RMSE      MAE        MPE     MAPE</w:t>
       </w:r>
       <w:r>
         <w:br/>
@@ -162,146 +760,3771 @@
         <w:rPr>
           <w:rStyle w:val="VerbatimChar"/>
         </w:rPr>
-        <w:t xml:space="preserve">                    Max.   :33.90   Max.   :8.000   Max.   :472.0  </w:t>
-      </w:r>
-      <w:r>
-        <w:br/>
-      </w:r>
-      <w:r>
-        <w:rPr>
-          <w:rStyle w:val="VerbatimChar"/>
-        </w:rPr>
-        <w:t xml:space="preserve">       hp             drat             wt             qsec      </w:t>
-      </w:r>
-      <w:r>
-        <w:br/>
-      </w:r>
-      <w:r>
-        <w:rPr>
-          <w:rStyle w:val="VerbatimChar"/>
-        </w:rPr>
-        <w:t xml:space="preserve"> Min.   : 52.0   Min.   :2.760   Min.   :1.513   Min.   :14.50  </w:t>
-      </w:r>
-      <w:r>
-        <w:br/>
-      </w:r>
-      <w:r>
-        <w:rPr>
-          <w:rStyle w:val="VerbatimChar"/>
-        </w:rPr>
-        <w:t xml:space="preserve"> 1st Qu.: 96.5   1st Qu.:3.080   1st Qu.:2.581   1st Qu.:16.89  </w:t>
-      </w:r>
-      <w:r>
-        <w:br/>
-      </w:r>
-      <w:r>
-        <w:rPr>
-          <w:rStyle w:val="VerbatimChar"/>
-        </w:rPr>
-        <w:t xml:space="preserve"> Median :123.0   Median :3.695   Median :3.325   Median :17.71  </w:t>
-      </w:r>
-      <w:r>
-        <w:br/>
-      </w:r>
-      <w:r>
-        <w:rPr>
-          <w:rStyle w:val="VerbatimChar"/>
-        </w:rPr>
-        <w:t xml:space="preserve"> Mean   :146.7   Mean   :3.597   Mean   :3.217   Mean   :17.85  </w:t>
-      </w:r>
-      <w:r>
-        <w:br/>
-      </w:r>
-      <w:r>
-        <w:rPr>
-          <w:rStyle w:val="VerbatimChar"/>
-        </w:rPr>
-        <w:t xml:space="preserve"> 3rd Qu.:180.0   3rd Qu.:3.920   3rd Qu.:3.610   3rd Qu.:18.90  </w:t>
-      </w:r>
-      <w:r>
-        <w:br/>
-      </w:r>
-      <w:r>
-        <w:rPr>
-          <w:rStyle w:val="VerbatimChar"/>
-        </w:rPr>
-        <w:t xml:space="preserve"> Max.   :335.0   Max.   :4.930   Max.   :5.424   Max.   :22.90  </w:t>
-      </w:r>
-      <w:r>
-        <w:br/>
-      </w:r>
-      <w:r>
-        <w:rPr>
-          <w:rStyle w:val="VerbatimChar"/>
-        </w:rPr>
-        <w:t xml:space="preserve">       vs               am              gear            carb      </w:t>
-      </w:r>
-      <w:r>
-        <w:br/>
-      </w:r>
-      <w:r>
-        <w:rPr>
-          <w:rStyle w:val="VerbatimChar"/>
-        </w:rPr>
-        <w:t xml:space="preserve"> Min.   :0.0000   Min.   :0.0000   Min.   :3.000   Min.   :1.000  </w:t>
-      </w:r>
-      <w:r>
-        <w:br/>
-      </w:r>
-      <w:r>
-        <w:rPr>
-          <w:rStyle w:val="VerbatimChar"/>
-        </w:rPr>
-        <w:t xml:space="preserve"> 1st Qu.:0.0000   1st Qu.:0.0000   1st Qu.:3.000   1st Qu.:2.000  </w:t>
-      </w:r>
-      <w:r>
-        <w:br/>
-      </w:r>
-      <w:r>
-        <w:rPr>
-          <w:rStyle w:val="VerbatimChar"/>
-        </w:rPr>
-        <w:t xml:space="preserve"> Median :0.0000   Median :0.0000   Median :4.000   Median :2.000  </w:t>
-      </w:r>
-      <w:r>
-        <w:br/>
-      </w:r>
-      <w:r>
-        <w:rPr>
-          <w:rStyle w:val="VerbatimChar"/>
-        </w:rPr>
-        <w:t xml:space="preserve"> Mean   :0.4375   Mean   :0.4062   Mean   :3.688   Mean   :2.812  </w:t>
-      </w:r>
-      <w:r>
-        <w:br/>
-      </w:r>
-      <w:r>
-        <w:rPr>
-          <w:rStyle w:val="VerbatimChar"/>
-        </w:rPr>
-        <w:t xml:space="preserve"> 3rd Qu.:1.0000   3rd Qu.:1.0000   3rd Qu.:4.000   3rd Qu.:4.000  </w:t>
-      </w:r>
-      <w:r>
-        <w:br/>
-      </w:r>
-      <w:r>
-        <w:rPr>
-          <w:rStyle w:val="VerbatimChar"/>
-        </w:rPr>
-        <w:t xml:space="preserve"> Max.   :1.0000   Max.   :1.0000   Max.   :5.000   Max.   :8.000  </w:t>
+        <w:t xml:space="preserve">Test set 94.50199 1105.238 803.2663 0.05193744 7.860679</w:t>
       </w:r>
     </w:p>
     <w:bookmarkEnd w:id="20"/>
-    <w:bookmarkStart w:id="21" w:name="reference"/>
+    <w:bookmarkStart w:id="27" w:name="figure-5.2"/>
     <w:p>
       <w:pPr>
-        <w:pStyle w:val="Heading1"/>
+        <w:pStyle w:val="Heading4"/>
       </w:pPr>
       <w:r>
-        <w:t xml:space="preserve">Reference</w:t>
+        <w:t xml:space="preserve">Figure 5.2</w:t>
       </w:r>
     </w:p>
-    <w:bookmarkEnd w:id="21"/>
+    <w:p>
+      <w:pPr>
+        <w:pStyle w:val="SourceCode"/>
+      </w:pPr>
+      <w:r>
+        <w:rPr>
+          <w:rStyle w:val="CommentTok"/>
+        </w:rPr>
+        <w:t xml:space="preserve"># remove missing Price data</w:t>
+      </w:r>
+      <w:r>
+        <w:br/>
+      </w:r>
+      <w:r>
+        <w:rPr>
+          <w:rStyle w:val="NormalTok"/>
+        </w:rPr>
+        <w:t xml:space="preserve">toyota.corolla.df </w:t>
+      </w:r>
+      <w:r>
+        <w:rPr>
+          <w:rStyle w:val="OtherTok"/>
+        </w:rPr>
+        <w:t xml:space="preserve">&lt;-</w:t>
+      </w:r>
+      <w:r>
+        <w:rPr>
+          <w:rStyle w:val="NormalTok"/>
+        </w:rPr>
+        <w:t xml:space="preserve">     </w:t>
+      </w:r>
+      <w:r>
+        <w:br/>
+      </w:r>
+      <w:r>
+        <w:rPr>
+          <w:rStyle w:val="NormalTok"/>
+        </w:rPr>
+        <w:t xml:space="preserve">  toyota.corolla.df[</w:t>
+      </w:r>
+      <w:r>
+        <w:rPr>
+          <w:rStyle w:val="SpecialCharTok"/>
+        </w:rPr>
+        <w:t xml:space="preserve">!</w:t>
+      </w:r>
+      <w:r>
+        <w:rPr>
+          <w:rStyle w:val="FunctionTok"/>
+        </w:rPr>
+        <w:t xml:space="preserve">is.na</w:t>
+      </w:r>
+      <w:r>
+        <w:rPr>
+          <w:rStyle w:val="NormalTok"/>
+        </w:rPr>
+        <w:t xml:space="preserve">(toyota.corolla.df[validation,]</w:t>
+      </w:r>
+      <w:r>
+        <w:rPr>
+          <w:rStyle w:val="SpecialCharTok"/>
+        </w:rPr>
+        <w:t xml:space="preserve">$</w:t>
+      </w:r>
+      <w:r>
+        <w:rPr>
+          <w:rStyle w:val="NormalTok"/>
+        </w:rPr>
+        <w:t xml:space="preserve">Price),]</w:t>
+      </w:r>
+      <w:r>
+        <w:br/>
+      </w:r>
+      <w:r>
+        <w:br/>
+      </w:r>
+      <w:r>
+        <w:rPr>
+          <w:rStyle w:val="CommentTok"/>
+        </w:rPr>
+        <w:t xml:space="preserve"># generate random Training and Validation sets</w:t>
+      </w:r>
+      <w:r>
+        <w:br/>
+      </w:r>
+      <w:r>
+        <w:rPr>
+          <w:rStyle w:val="NormalTok"/>
+        </w:rPr>
+        <w:t xml:space="preserve">training </w:t>
+      </w:r>
+      <w:r>
+        <w:rPr>
+          <w:rStyle w:val="OtherTok"/>
+        </w:rPr>
+        <w:t xml:space="preserve">&lt;-</w:t>
+      </w:r>
+      <w:r>
+        <w:rPr>
+          <w:rStyle w:val="NormalTok"/>
+        </w:rPr>
+        <w:t xml:space="preserve"> </w:t>
+      </w:r>
+      <w:r>
+        <w:rPr>
+          <w:rStyle w:val="FunctionTok"/>
+        </w:rPr>
+        <w:t xml:space="preserve">sample</w:t>
+      </w:r>
+      <w:r>
+        <w:rPr>
+          <w:rStyle w:val="NormalTok"/>
+        </w:rPr>
+        <w:t xml:space="preserve">(toyota.corolla.df</w:t>
+      </w:r>
+      <w:r>
+        <w:rPr>
+          <w:rStyle w:val="SpecialCharTok"/>
+        </w:rPr>
+        <w:t xml:space="preserve">$</w:t>
+      </w:r>
+      <w:r>
+        <w:rPr>
+          <w:rStyle w:val="NormalTok"/>
+        </w:rPr>
+        <w:t xml:space="preserve">Id, </w:t>
+      </w:r>
+      <w:r>
+        <w:rPr>
+          <w:rStyle w:val="DecValTok"/>
+        </w:rPr>
+        <w:t xml:space="preserve">600</w:t>
+      </w:r>
+      <w:r>
+        <w:rPr>
+          <w:rStyle w:val="NormalTok"/>
+        </w:rPr>
+        <w:t xml:space="preserve">)</w:t>
+      </w:r>
+      <w:r>
+        <w:br/>
+      </w:r>
+      <w:r>
+        <w:rPr>
+          <w:rStyle w:val="NormalTok"/>
+        </w:rPr>
+        <w:t xml:space="preserve">validation </w:t>
+      </w:r>
+      <w:r>
+        <w:rPr>
+          <w:rStyle w:val="OtherTok"/>
+        </w:rPr>
+        <w:t xml:space="preserve">&lt;-</w:t>
+      </w:r>
+      <w:r>
+        <w:rPr>
+          <w:rStyle w:val="NormalTok"/>
+        </w:rPr>
+        <w:t xml:space="preserve"> </w:t>
+      </w:r>
+      <w:r>
+        <w:rPr>
+          <w:rStyle w:val="FunctionTok"/>
+        </w:rPr>
+        <w:t xml:space="preserve">sample</w:t>
+      </w:r>
+      <w:r>
+        <w:rPr>
+          <w:rStyle w:val="NormalTok"/>
+        </w:rPr>
+        <w:t xml:space="preserve">(toyota.corolla.df</w:t>
+      </w:r>
+      <w:r>
+        <w:rPr>
+          <w:rStyle w:val="SpecialCharTok"/>
+        </w:rPr>
+        <w:t xml:space="preserve">$</w:t>
+      </w:r>
+      <w:r>
+        <w:rPr>
+          <w:rStyle w:val="NormalTok"/>
+        </w:rPr>
+        <w:t xml:space="preserve">Id, </w:t>
+      </w:r>
+      <w:r>
+        <w:rPr>
+          <w:rStyle w:val="DecValTok"/>
+        </w:rPr>
+        <w:t xml:space="preserve">400</w:t>
+      </w:r>
+      <w:r>
+        <w:rPr>
+          <w:rStyle w:val="NormalTok"/>
+        </w:rPr>
+        <w:t xml:space="preserve">)</w:t>
+      </w:r>
+      <w:r>
+        <w:br/>
+      </w:r>
+      <w:r>
+        <w:br/>
+      </w:r>
+      <w:r>
+        <w:rPr>
+          <w:rStyle w:val="CommentTok"/>
+        </w:rPr>
+        <w:t xml:space="preserve"># regression model based on all numerical predictors</w:t>
+      </w:r>
+      <w:r>
+        <w:br/>
+      </w:r>
+      <w:r>
+        <w:rPr>
+          <w:rStyle w:val="NormalTok"/>
+        </w:rPr>
+        <w:t xml:space="preserve">reg </w:t>
+      </w:r>
+      <w:r>
+        <w:rPr>
+          <w:rStyle w:val="OtherTok"/>
+        </w:rPr>
+        <w:t xml:space="preserve">&lt;-</w:t>
+      </w:r>
+      <w:r>
+        <w:rPr>
+          <w:rStyle w:val="NormalTok"/>
+        </w:rPr>
+        <w:t xml:space="preserve"> </w:t>
+      </w:r>
+      <w:r>
+        <w:rPr>
+          <w:rStyle w:val="FunctionTok"/>
+        </w:rPr>
+        <w:t xml:space="preserve">lm</w:t>
+      </w:r>
+      <w:r>
+        <w:rPr>
+          <w:rStyle w:val="NormalTok"/>
+        </w:rPr>
+        <w:t xml:space="preserve">(Price</w:t>
+      </w:r>
+      <w:r>
+        <w:rPr>
+          <w:rStyle w:val="SpecialCharTok"/>
+        </w:rPr>
+        <w:t xml:space="preserve">~</w:t>
+      </w:r>
+      <w:r>
+        <w:rPr>
+          <w:rStyle w:val="NormalTok"/>
+        </w:rPr>
+        <w:t xml:space="preserve">., </w:t>
+      </w:r>
+      <w:r>
+        <w:rPr>
+          <w:rStyle w:val="AttributeTok"/>
+        </w:rPr>
+        <w:t xml:space="preserve">data =</w:t>
+      </w:r>
+      <w:r>
+        <w:rPr>
+          <w:rStyle w:val="NormalTok"/>
+        </w:rPr>
+        <w:t xml:space="preserve"> toyota.corolla.df[,</w:t>
+      </w:r>
+      <w:r>
+        <w:rPr>
+          <w:rStyle w:val="SpecialCharTok"/>
+        </w:rPr>
+        <w:t xml:space="preserve">-</w:t>
+      </w:r>
+      <w:r>
+        <w:rPr>
+          <w:rStyle w:val="FunctionTok"/>
+        </w:rPr>
+        <w:t xml:space="preserve">c</w:t>
+      </w:r>
+      <w:r>
+        <w:rPr>
+          <w:rStyle w:val="NormalTok"/>
+        </w:rPr>
+        <w:t xml:space="preserve">(</w:t>
+      </w:r>
+      <w:r>
+        <w:rPr>
+          <w:rStyle w:val="DecValTok"/>
+        </w:rPr>
+        <w:t xml:space="preserve">1</w:t>
+      </w:r>
+      <w:r>
+        <w:rPr>
+          <w:rStyle w:val="NormalTok"/>
+        </w:rPr>
+        <w:t xml:space="preserve">,</w:t>
+      </w:r>
+      <w:r>
+        <w:rPr>
+          <w:rStyle w:val="DecValTok"/>
+        </w:rPr>
+        <w:t xml:space="preserve">2</w:t>
+      </w:r>
+      <w:r>
+        <w:rPr>
+          <w:rStyle w:val="NormalTok"/>
+        </w:rPr>
+        <w:t xml:space="preserve">,</w:t>
+      </w:r>
+      <w:r>
+        <w:rPr>
+          <w:rStyle w:val="DecValTok"/>
+        </w:rPr>
+        <w:t xml:space="preserve">8</w:t>
+      </w:r>
+      <w:r>
+        <w:rPr>
+          <w:rStyle w:val="NormalTok"/>
+        </w:rPr>
+        <w:t xml:space="preserve">,</w:t>
+      </w:r>
+      <w:r>
+        <w:rPr>
+          <w:rStyle w:val="DecValTok"/>
+        </w:rPr>
+        <w:t xml:space="preserve">11</w:t>
+      </w:r>
+      <w:r>
+        <w:rPr>
+          <w:rStyle w:val="NormalTok"/>
+        </w:rPr>
+        <w:t xml:space="preserve">)], </w:t>
+      </w:r>
+      <w:r>
+        <w:rPr>
+          <w:rStyle w:val="AttributeTok"/>
+        </w:rPr>
+        <w:t xml:space="preserve">subset =</w:t>
+      </w:r>
+      <w:r>
+        <w:rPr>
+          <w:rStyle w:val="NormalTok"/>
+        </w:rPr>
+        <w:t xml:space="preserve"> training)</w:t>
+      </w:r>
+      <w:r>
+        <w:br/>
+      </w:r>
+      <w:r>
+        <w:br/>
+      </w:r>
+      <w:r>
+        <w:rPr>
+          <w:rStyle w:val="CommentTok"/>
+        </w:rPr>
+        <w:t xml:space="preserve"># predictions</w:t>
+      </w:r>
+      <w:r>
+        <w:br/>
+      </w:r>
+      <w:r>
+        <w:rPr>
+          <w:rStyle w:val="NormalTok"/>
+        </w:rPr>
+        <w:t xml:space="preserve">pred_v </w:t>
+      </w:r>
+      <w:r>
+        <w:rPr>
+          <w:rStyle w:val="OtherTok"/>
+        </w:rPr>
+        <w:t xml:space="preserve">&lt;-</w:t>
+      </w:r>
+      <w:r>
+        <w:rPr>
+          <w:rStyle w:val="NormalTok"/>
+        </w:rPr>
+        <w:t xml:space="preserve"> </w:t>
+      </w:r>
+      <w:r>
+        <w:rPr>
+          <w:rStyle w:val="FunctionTok"/>
+        </w:rPr>
+        <w:t xml:space="preserve">predict</w:t>
+      </w:r>
+      <w:r>
+        <w:rPr>
+          <w:rStyle w:val="NormalTok"/>
+        </w:rPr>
+        <w:t xml:space="preserve">(reg, </w:t>
+      </w:r>
+      <w:r>
+        <w:rPr>
+          <w:rStyle w:val="AttributeTok"/>
+        </w:rPr>
+        <w:t xml:space="preserve">newdata =</w:t>
+      </w:r>
+      <w:r>
+        <w:rPr>
+          <w:rStyle w:val="NormalTok"/>
+        </w:rPr>
+        <w:t xml:space="preserve"> toyota.corolla.df[validation,</w:t>
+      </w:r>
+      <w:r>
+        <w:rPr>
+          <w:rStyle w:val="SpecialCharTok"/>
+        </w:rPr>
+        <w:t xml:space="preserve">-</w:t>
+      </w:r>
+      <w:r>
+        <w:rPr>
+          <w:rStyle w:val="FunctionTok"/>
+        </w:rPr>
+        <w:t xml:space="preserve">c</w:t>
+      </w:r>
+      <w:r>
+        <w:rPr>
+          <w:rStyle w:val="NormalTok"/>
+        </w:rPr>
+        <w:t xml:space="preserve">(</w:t>
+      </w:r>
+      <w:r>
+        <w:rPr>
+          <w:rStyle w:val="DecValTok"/>
+        </w:rPr>
+        <w:t xml:space="preserve">1</w:t>
+      </w:r>
+      <w:r>
+        <w:rPr>
+          <w:rStyle w:val="NormalTok"/>
+        </w:rPr>
+        <w:t xml:space="preserve">,</w:t>
+      </w:r>
+      <w:r>
+        <w:rPr>
+          <w:rStyle w:val="DecValTok"/>
+        </w:rPr>
+        <w:t xml:space="preserve">2</w:t>
+      </w:r>
+      <w:r>
+        <w:rPr>
+          <w:rStyle w:val="NormalTok"/>
+        </w:rPr>
+        <w:t xml:space="preserve">,</w:t>
+      </w:r>
+      <w:r>
+        <w:rPr>
+          <w:rStyle w:val="DecValTok"/>
+        </w:rPr>
+        <w:t xml:space="preserve">8</w:t>
+      </w:r>
+      <w:r>
+        <w:rPr>
+          <w:rStyle w:val="NormalTok"/>
+        </w:rPr>
+        <w:t xml:space="preserve">,</w:t>
+      </w:r>
+      <w:r>
+        <w:rPr>
+          <w:rStyle w:val="DecValTok"/>
+        </w:rPr>
+        <w:t xml:space="preserve">11</w:t>
+      </w:r>
+      <w:r>
+        <w:rPr>
+          <w:rStyle w:val="NormalTok"/>
+        </w:rPr>
+        <w:t xml:space="preserve">)])</w:t>
+      </w:r>
+      <w:r>
+        <w:br/>
+      </w:r>
+      <w:r>
+        <w:br/>
+      </w:r>
+      <w:r>
+        <w:rPr>
+          <w:rStyle w:val="CommentTok"/>
+        </w:rPr>
+        <w:t xml:space="preserve"># load package gains, compute gains (we will use package caret for categorical y later)</w:t>
+      </w:r>
+      <w:r>
+        <w:br/>
+      </w:r>
+      <w:r>
+        <w:rPr>
+          <w:rStyle w:val="FunctionTok"/>
+        </w:rPr>
+        <w:t xml:space="preserve">library</w:t>
+      </w:r>
+      <w:r>
+        <w:rPr>
+          <w:rStyle w:val="NormalTok"/>
+        </w:rPr>
+        <w:t xml:space="preserve">(gains)</w:t>
+      </w:r>
+      <w:r>
+        <w:br/>
+      </w:r>
+      <w:r>
+        <w:rPr>
+          <w:rStyle w:val="NormalTok"/>
+        </w:rPr>
+        <w:t xml:space="preserve">gain </w:t>
+      </w:r>
+      <w:r>
+        <w:rPr>
+          <w:rStyle w:val="OtherTok"/>
+        </w:rPr>
+        <w:t xml:space="preserve">&lt;-</w:t>
+      </w:r>
+      <w:r>
+        <w:rPr>
+          <w:rStyle w:val="NormalTok"/>
+        </w:rPr>
+        <w:t xml:space="preserve"> </w:t>
+      </w:r>
+      <w:r>
+        <w:rPr>
+          <w:rStyle w:val="FunctionTok"/>
+        </w:rPr>
+        <w:t xml:space="preserve">gains</w:t>
+      </w:r>
+      <w:r>
+        <w:rPr>
+          <w:rStyle w:val="NormalTok"/>
+        </w:rPr>
+        <w:t xml:space="preserve">(toyota.corolla.df[validation,]</w:t>
+      </w:r>
+      <w:r>
+        <w:rPr>
+          <w:rStyle w:val="SpecialCharTok"/>
+        </w:rPr>
+        <w:t xml:space="preserve">$</w:t>
+      </w:r>
+      <w:r>
+        <w:rPr>
+          <w:rStyle w:val="NormalTok"/>
+        </w:rPr>
+        <w:t xml:space="preserve">Price[</w:t>
+      </w:r>
+      <w:r>
+        <w:rPr>
+          <w:rStyle w:val="SpecialCharTok"/>
+        </w:rPr>
+        <w:t xml:space="preserve">!</w:t>
+      </w:r>
+      <w:r>
+        <w:rPr>
+          <w:rStyle w:val="FunctionTok"/>
+        </w:rPr>
+        <w:t xml:space="preserve">is.na</w:t>
+      </w:r>
+      <w:r>
+        <w:rPr>
+          <w:rStyle w:val="NormalTok"/>
+        </w:rPr>
+        <w:t xml:space="preserve">(pred_v)], pred_v[</w:t>
+      </w:r>
+      <w:r>
+        <w:rPr>
+          <w:rStyle w:val="SpecialCharTok"/>
+        </w:rPr>
+        <w:t xml:space="preserve">!</w:t>
+      </w:r>
+      <w:r>
+        <w:rPr>
+          <w:rStyle w:val="FunctionTok"/>
+        </w:rPr>
+        <w:t xml:space="preserve">is.na</w:t>
+      </w:r>
+      <w:r>
+        <w:rPr>
+          <w:rStyle w:val="NormalTok"/>
+        </w:rPr>
+        <w:t xml:space="preserve">(pred_v)])</w:t>
+      </w:r>
+      <w:r>
+        <w:br/>
+      </w:r>
+      <w:r>
+        <w:br/>
+      </w:r>
+      <w:r>
+        <w:rPr>
+          <w:rStyle w:val="CommentTok"/>
+        </w:rPr>
+        <w:t xml:space="preserve"># cumulative lift chart</w:t>
+      </w:r>
+      <w:r>
+        <w:br/>
+      </w:r>
+      <w:r>
+        <w:rPr>
+          <w:rStyle w:val="FunctionTok"/>
+        </w:rPr>
+        <w:t xml:space="preserve">options</w:t>
+      </w:r>
+      <w:r>
+        <w:rPr>
+          <w:rStyle w:val="NormalTok"/>
+        </w:rPr>
+        <w:t xml:space="preserve">(</w:t>
+      </w:r>
+      <w:r>
+        <w:rPr>
+          <w:rStyle w:val="AttributeTok"/>
+        </w:rPr>
+        <w:t xml:space="preserve">scipen=</w:t>
+      </w:r>
+      <w:r>
+        <w:rPr>
+          <w:rStyle w:val="DecValTok"/>
+        </w:rPr>
+        <w:t xml:space="preserve">999</w:t>
+      </w:r>
+      <w:r>
+        <w:rPr>
+          <w:rStyle w:val="NormalTok"/>
+        </w:rPr>
+        <w:t xml:space="preserve">) </w:t>
+      </w:r>
+      <w:r>
+        <w:rPr>
+          <w:rStyle w:val="CommentTok"/>
+        </w:rPr>
+        <w:t xml:space="preserve"># avoid scientific notation</w:t>
+      </w:r>
+      <w:r>
+        <w:br/>
+      </w:r>
+      <w:r>
+        <w:rPr>
+          <w:rStyle w:val="CommentTok"/>
+        </w:rPr>
+        <w:t xml:space="preserve"># we will compute the gain relative to price</w:t>
+      </w:r>
+      <w:r>
+        <w:br/>
+      </w:r>
+      <w:r>
+        <w:rPr>
+          <w:rStyle w:val="NormalTok"/>
+        </w:rPr>
+        <w:t xml:space="preserve">price </w:t>
+      </w:r>
+      <w:r>
+        <w:rPr>
+          <w:rStyle w:val="OtherTok"/>
+        </w:rPr>
+        <w:t xml:space="preserve">&lt;-</w:t>
+      </w:r>
+      <w:r>
+        <w:rPr>
+          <w:rStyle w:val="NormalTok"/>
+        </w:rPr>
+        <w:t xml:space="preserve"> toyota.corolla.df[validation,]</w:t>
+      </w:r>
+      <w:r>
+        <w:rPr>
+          <w:rStyle w:val="SpecialCharTok"/>
+        </w:rPr>
+        <w:t xml:space="preserve">$</w:t>
+      </w:r>
+      <w:r>
+        <w:rPr>
+          <w:rStyle w:val="NormalTok"/>
+        </w:rPr>
+        <w:t xml:space="preserve">Price[</w:t>
+      </w:r>
+      <w:r>
+        <w:rPr>
+          <w:rStyle w:val="SpecialCharTok"/>
+        </w:rPr>
+        <w:t xml:space="preserve">!</w:t>
+      </w:r>
+      <w:r>
+        <w:rPr>
+          <w:rStyle w:val="FunctionTok"/>
+        </w:rPr>
+        <w:t xml:space="preserve">is.na</w:t>
+      </w:r>
+      <w:r>
+        <w:rPr>
+          <w:rStyle w:val="NormalTok"/>
+        </w:rPr>
+        <w:t xml:space="preserve">(toyota.corolla.df[validation,]</w:t>
+      </w:r>
+      <w:r>
+        <w:rPr>
+          <w:rStyle w:val="SpecialCharTok"/>
+        </w:rPr>
+        <w:t xml:space="preserve">$</w:t>
+      </w:r>
+      <w:r>
+        <w:rPr>
+          <w:rStyle w:val="NormalTok"/>
+        </w:rPr>
+        <w:t xml:space="preserve">Price)]</w:t>
+      </w:r>
+      <w:r>
+        <w:br/>
+      </w:r>
+      <w:r>
+        <w:rPr>
+          <w:rStyle w:val="FunctionTok"/>
+        </w:rPr>
+        <w:t xml:space="preserve">plot</w:t>
+      </w:r>
+      <w:r>
+        <w:rPr>
+          <w:rStyle w:val="NormalTok"/>
+        </w:rPr>
+        <w:t xml:space="preserve">(</w:t>
+      </w:r>
+      <w:r>
+        <w:rPr>
+          <w:rStyle w:val="FunctionTok"/>
+        </w:rPr>
+        <w:t xml:space="preserve">c</w:t>
+      </w:r>
+      <w:r>
+        <w:rPr>
+          <w:rStyle w:val="NormalTok"/>
+        </w:rPr>
+        <w:t xml:space="preserve">(</w:t>
+      </w:r>
+      <w:r>
+        <w:rPr>
+          <w:rStyle w:val="DecValTok"/>
+        </w:rPr>
+        <w:t xml:space="preserve">0</w:t>
+      </w:r>
+      <w:r>
+        <w:rPr>
+          <w:rStyle w:val="NormalTok"/>
+        </w:rPr>
+        <w:t xml:space="preserve">,gain</w:t>
+      </w:r>
+      <w:r>
+        <w:rPr>
+          <w:rStyle w:val="SpecialCharTok"/>
+        </w:rPr>
+        <w:t xml:space="preserve">$</w:t>
+      </w:r>
+      <w:r>
+        <w:rPr>
+          <w:rStyle w:val="NormalTok"/>
+        </w:rPr>
+        <w:t xml:space="preserve">cume.pct.of.total</w:t>
+      </w:r>
+      <w:r>
+        <w:rPr>
+          <w:rStyle w:val="SpecialCharTok"/>
+        </w:rPr>
+        <w:t xml:space="preserve">*</w:t>
+      </w:r>
+      <w:r>
+        <w:rPr>
+          <w:rStyle w:val="FunctionTok"/>
+        </w:rPr>
+        <w:t xml:space="preserve">sum</w:t>
+      </w:r>
+      <w:r>
+        <w:rPr>
+          <w:rStyle w:val="NormalTok"/>
+        </w:rPr>
+        <w:t xml:space="preserve">(price))</w:t>
+      </w:r>
+      <w:r>
+        <w:rPr>
+          <w:rStyle w:val="SpecialCharTok"/>
+        </w:rPr>
+        <w:t xml:space="preserve">~</w:t>
+      </w:r>
+      <w:r>
+        <w:rPr>
+          <w:rStyle w:val="FunctionTok"/>
+        </w:rPr>
+        <w:t xml:space="preserve">c</w:t>
+      </w:r>
+      <w:r>
+        <w:rPr>
+          <w:rStyle w:val="NormalTok"/>
+        </w:rPr>
+        <w:t xml:space="preserve">(</w:t>
+      </w:r>
+      <w:r>
+        <w:rPr>
+          <w:rStyle w:val="DecValTok"/>
+        </w:rPr>
+        <w:t xml:space="preserve">0</w:t>
+      </w:r>
+      <w:r>
+        <w:rPr>
+          <w:rStyle w:val="NormalTok"/>
+        </w:rPr>
+        <w:t xml:space="preserve">,gain</w:t>
+      </w:r>
+      <w:r>
+        <w:rPr>
+          <w:rStyle w:val="SpecialCharTok"/>
+        </w:rPr>
+        <w:t xml:space="preserve">$</w:t>
+      </w:r>
+      <w:r>
+        <w:rPr>
+          <w:rStyle w:val="NormalTok"/>
+        </w:rPr>
+        <w:t xml:space="preserve">cume.obs), </w:t>
+      </w:r>
+      <w:r>
+        <w:br/>
+      </w:r>
+      <w:r>
+        <w:rPr>
+          <w:rStyle w:val="NormalTok"/>
+        </w:rPr>
+        <w:t xml:space="preserve">     </w:t>
+      </w:r>
+      <w:r>
+        <w:rPr>
+          <w:rStyle w:val="AttributeTok"/>
+        </w:rPr>
+        <w:t xml:space="preserve">xlab=</w:t>
+      </w:r>
+      <w:r>
+        <w:rPr>
+          <w:rStyle w:val="StringTok"/>
+        </w:rPr>
+        <w:t xml:space="preserve">"# cases"</w:t>
+      </w:r>
+      <w:r>
+        <w:rPr>
+          <w:rStyle w:val="NormalTok"/>
+        </w:rPr>
+        <w:t xml:space="preserve">, </w:t>
+      </w:r>
+      <w:r>
+        <w:rPr>
+          <w:rStyle w:val="AttributeTok"/>
+        </w:rPr>
+        <w:t xml:space="preserve">ylab=</w:t>
+      </w:r>
+      <w:r>
+        <w:rPr>
+          <w:rStyle w:val="StringTok"/>
+        </w:rPr>
+        <w:t xml:space="preserve">"Cumulative Price"</w:t>
+      </w:r>
+      <w:r>
+        <w:rPr>
+          <w:rStyle w:val="NormalTok"/>
+        </w:rPr>
+        <w:t xml:space="preserve">, </w:t>
+      </w:r>
+      <w:r>
+        <w:rPr>
+          <w:rStyle w:val="AttributeTok"/>
+        </w:rPr>
+        <w:t xml:space="preserve">main=</w:t>
+      </w:r>
+      <w:r>
+        <w:rPr>
+          <w:rStyle w:val="StringTok"/>
+        </w:rPr>
+        <w:t xml:space="preserve">"Lift Chart"</w:t>
+      </w:r>
+      <w:r>
+        <w:rPr>
+          <w:rStyle w:val="NormalTok"/>
+        </w:rPr>
+        <w:t xml:space="preserve">, </w:t>
+      </w:r>
+      <w:r>
+        <w:rPr>
+          <w:rStyle w:val="AttributeTok"/>
+        </w:rPr>
+        <w:t xml:space="preserve">type=</w:t>
+      </w:r>
+      <w:r>
+        <w:rPr>
+          <w:rStyle w:val="StringTok"/>
+        </w:rPr>
+        <w:t xml:space="preserve">"l"</w:t>
+      </w:r>
+      <w:r>
+        <w:rPr>
+          <w:rStyle w:val="NormalTok"/>
+        </w:rPr>
+        <w:t xml:space="preserve">)</w:t>
+      </w:r>
+      <w:r>
+        <w:br/>
+      </w:r>
+      <w:r>
+        <w:br/>
+      </w:r>
+      <w:r>
+        <w:rPr>
+          <w:rStyle w:val="CommentTok"/>
+        </w:rPr>
+        <w:t xml:space="preserve"># baseline</w:t>
+      </w:r>
+      <w:r>
+        <w:br/>
+      </w:r>
+      <w:r>
+        <w:rPr>
+          <w:rStyle w:val="FunctionTok"/>
+        </w:rPr>
+        <w:t xml:space="preserve">lines</w:t>
+      </w:r>
+      <w:r>
+        <w:rPr>
+          <w:rStyle w:val="NormalTok"/>
+        </w:rPr>
+        <w:t xml:space="preserve">(</w:t>
+      </w:r>
+      <w:r>
+        <w:rPr>
+          <w:rStyle w:val="FunctionTok"/>
+        </w:rPr>
+        <w:t xml:space="preserve">c</w:t>
+      </w:r>
+      <w:r>
+        <w:rPr>
+          <w:rStyle w:val="NormalTok"/>
+        </w:rPr>
+        <w:t xml:space="preserve">(</w:t>
+      </w:r>
+      <w:r>
+        <w:rPr>
+          <w:rStyle w:val="DecValTok"/>
+        </w:rPr>
+        <w:t xml:space="preserve">0</w:t>
+      </w:r>
+      <w:r>
+        <w:rPr>
+          <w:rStyle w:val="NormalTok"/>
+        </w:rPr>
+        <w:t xml:space="preserve">,</w:t>
+      </w:r>
+      <w:r>
+        <w:rPr>
+          <w:rStyle w:val="FunctionTok"/>
+        </w:rPr>
+        <w:t xml:space="preserve">sum</w:t>
+      </w:r>
+      <w:r>
+        <w:rPr>
+          <w:rStyle w:val="NormalTok"/>
+        </w:rPr>
+        <w:t xml:space="preserve">(price))</w:t>
+      </w:r>
+      <w:r>
+        <w:rPr>
+          <w:rStyle w:val="SpecialCharTok"/>
+        </w:rPr>
+        <w:t xml:space="preserve">~</w:t>
+      </w:r>
+      <w:r>
+        <w:rPr>
+          <w:rStyle w:val="FunctionTok"/>
+        </w:rPr>
+        <w:t xml:space="preserve">c</w:t>
+      </w:r>
+      <w:r>
+        <w:rPr>
+          <w:rStyle w:val="NormalTok"/>
+        </w:rPr>
+        <w:t xml:space="preserve">(</w:t>
+      </w:r>
+      <w:r>
+        <w:rPr>
+          <w:rStyle w:val="DecValTok"/>
+        </w:rPr>
+        <w:t xml:space="preserve">0</w:t>
+      </w:r>
+      <w:r>
+        <w:rPr>
+          <w:rStyle w:val="NormalTok"/>
+        </w:rPr>
+        <w:t xml:space="preserve">,</w:t>
+      </w:r>
+      <w:r>
+        <w:rPr>
+          <w:rStyle w:val="FunctionTok"/>
+        </w:rPr>
+        <w:t xml:space="preserve">dim</w:t>
+      </w:r>
+      <w:r>
+        <w:rPr>
+          <w:rStyle w:val="NormalTok"/>
+        </w:rPr>
+        <w:t xml:space="preserve">(toyota.corolla.df[validation,])[</w:t>
+      </w:r>
+      <w:r>
+        <w:rPr>
+          <w:rStyle w:val="DecValTok"/>
+        </w:rPr>
+        <w:t xml:space="preserve">1</w:t>
+      </w:r>
+      <w:r>
+        <w:rPr>
+          <w:rStyle w:val="NormalTok"/>
+        </w:rPr>
+        <w:t xml:space="preserve">]), </w:t>
+      </w:r>
+      <w:r>
+        <w:rPr>
+          <w:rStyle w:val="AttributeTok"/>
+        </w:rPr>
+        <w:t xml:space="preserve">col=</w:t>
+      </w:r>
+      <w:r>
+        <w:rPr>
+          <w:rStyle w:val="StringTok"/>
+        </w:rPr>
+        <w:t xml:space="preserve">"gray"</w:t>
+      </w:r>
+      <w:r>
+        <w:rPr>
+          <w:rStyle w:val="NormalTok"/>
+        </w:rPr>
+        <w:t xml:space="preserve">, </w:t>
+      </w:r>
+      <w:r>
+        <w:rPr>
+          <w:rStyle w:val="AttributeTok"/>
+        </w:rPr>
+        <w:t xml:space="preserve">lty=</w:t>
+      </w:r>
+      <w:r>
+        <w:rPr>
+          <w:rStyle w:val="DecValTok"/>
+        </w:rPr>
+        <w:t xml:space="preserve">2</w:t>
+      </w:r>
+      <w:r>
+        <w:rPr>
+          <w:rStyle w:val="NormalTok"/>
+        </w:rPr>
+        <w:t xml:space="preserve">)</w:t>
+      </w:r>
+    </w:p>
+    <w:p>
+      <w:pPr>
+        <w:pStyle w:val="FirstParagraph"/>
+      </w:pPr>
+      <w:r>
+        <w:drawing>
+          <wp:inline>
+            <wp:extent cx="5334000" cy="4000500"/>
+            <wp:effectExtent b="0" l="0" r="0" t="0"/>
+            <wp:docPr descr="" title="" id="22" name="Picture"/>
+            <a:graphic>
+              <a:graphicData uri="http://schemas.openxmlformats.org/drawingml/2006/picture">
+                <pic:pic>
+                  <pic:nvPicPr>
+                    <pic:cNvPr descr="chapter5_notebook_files/figure-docx/unnamed-chunk-2-1.png" id="23" name="Picture"/>
+                    <pic:cNvPicPr>
+                      <a:picLocks noChangeArrowheads="1" noChangeAspect="1"/>
+                    </pic:cNvPicPr>
+                  </pic:nvPicPr>
+                  <pic:blipFill>
+                    <a:blip r:embed="rId21"/>
+                    <a:stretch>
+                      <a:fillRect/>
+                    </a:stretch>
+                  </pic:blipFill>
+                  <pic:spPr bwMode="auto">
+                    <a:xfrm>
+                      <a:off x="0" y="0"/>
+                      <a:ext cx="5334000" cy="4000500"/>
+                    </a:xfrm>
+                    <a:prstGeom prst="rect">
+                      <a:avLst/>
+                    </a:prstGeom>
+                    <a:noFill/>
+                    <a:ln w="9525">
+                      <a:noFill/>
+                      <a:headEnd/>
+                      <a:tailEnd/>
+                    </a:ln>
+                  </pic:spPr>
+                </pic:pic>
+              </a:graphicData>
+            </a:graphic>
+          </wp:inline>
+        </w:drawing>
+      </w:r>
+    </w:p>
+    <w:p>
+      <w:pPr>
+        <w:pStyle w:val="SourceCode"/>
+      </w:pPr>
+      <w:r>
+        <w:rPr>
+          <w:rStyle w:val="CommentTok"/>
+        </w:rPr>
+        <w:t xml:space="preserve"># Decile-wise lift chart</w:t>
+      </w:r>
+      <w:r>
+        <w:br/>
+      </w:r>
+      <w:r>
+        <w:rPr>
+          <w:rStyle w:val="FunctionTok"/>
+        </w:rPr>
+        <w:t xml:space="preserve">barplot</w:t>
+      </w:r>
+      <w:r>
+        <w:rPr>
+          <w:rStyle w:val="NormalTok"/>
+        </w:rPr>
+        <w:t xml:space="preserve">(gain</w:t>
+      </w:r>
+      <w:r>
+        <w:rPr>
+          <w:rStyle w:val="SpecialCharTok"/>
+        </w:rPr>
+        <w:t xml:space="preserve">$</w:t>
+      </w:r>
+      <w:r>
+        <w:rPr>
+          <w:rStyle w:val="NormalTok"/>
+        </w:rPr>
+        <w:t xml:space="preserve">mean.resp</w:t>
+      </w:r>
+      <w:r>
+        <w:rPr>
+          <w:rStyle w:val="SpecialCharTok"/>
+        </w:rPr>
+        <w:t xml:space="preserve">/</w:t>
+      </w:r>
+      <w:r>
+        <w:rPr>
+          <w:rStyle w:val="FunctionTok"/>
+        </w:rPr>
+        <w:t xml:space="preserve">mean</w:t>
+      </w:r>
+      <w:r>
+        <w:rPr>
+          <w:rStyle w:val="NormalTok"/>
+        </w:rPr>
+        <w:t xml:space="preserve">(price), </w:t>
+      </w:r>
+      <w:r>
+        <w:rPr>
+          <w:rStyle w:val="AttributeTok"/>
+        </w:rPr>
+        <w:t xml:space="preserve">names.arg =</w:t>
+      </w:r>
+      <w:r>
+        <w:rPr>
+          <w:rStyle w:val="NormalTok"/>
+        </w:rPr>
+        <w:t xml:space="preserve"> gain</w:t>
+      </w:r>
+      <w:r>
+        <w:rPr>
+          <w:rStyle w:val="SpecialCharTok"/>
+        </w:rPr>
+        <w:t xml:space="preserve">$</w:t>
+      </w:r>
+      <w:r>
+        <w:rPr>
+          <w:rStyle w:val="NormalTok"/>
+        </w:rPr>
+        <w:t xml:space="preserve">depth,</w:t>
+      </w:r>
+      <w:r>
+        <w:br/>
+      </w:r>
+      <w:r>
+        <w:rPr>
+          <w:rStyle w:val="NormalTok"/>
+        </w:rPr>
+        <w:t xml:space="preserve">        </w:t>
+      </w:r>
+      <w:r>
+        <w:rPr>
+          <w:rStyle w:val="AttributeTok"/>
+        </w:rPr>
+        <w:t xml:space="preserve">xlab =</w:t>
+      </w:r>
+      <w:r>
+        <w:rPr>
+          <w:rStyle w:val="NormalTok"/>
+        </w:rPr>
+        <w:t xml:space="preserve"> </w:t>
+      </w:r>
+      <w:r>
+        <w:rPr>
+          <w:rStyle w:val="StringTok"/>
+        </w:rPr>
+        <w:t xml:space="preserve">"Percentile"</w:t>
+      </w:r>
+      <w:r>
+        <w:rPr>
+          <w:rStyle w:val="NormalTok"/>
+        </w:rPr>
+        <w:t xml:space="preserve">, </w:t>
+      </w:r>
+      <w:r>
+        <w:rPr>
+          <w:rStyle w:val="AttributeTok"/>
+        </w:rPr>
+        <w:t xml:space="preserve">ylab =</w:t>
+      </w:r>
+      <w:r>
+        <w:rPr>
+          <w:rStyle w:val="NormalTok"/>
+        </w:rPr>
+        <w:t xml:space="preserve"> </w:t>
+      </w:r>
+      <w:r>
+        <w:rPr>
+          <w:rStyle w:val="StringTok"/>
+        </w:rPr>
+        <w:t xml:space="preserve">"Mean Response"</w:t>
+      </w:r>
+      <w:r>
+        <w:rPr>
+          <w:rStyle w:val="NormalTok"/>
+        </w:rPr>
+        <w:t xml:space="preserve">, </w:t>
+      </w:r>
+      <w:r>
+        <w:rPr>
+          <w:rStyle w:val="AttributeTok"/>
+        </w:rPr>
+        <w:t xml:space="preserve">main =</w:t>
+      </w:r>
+      <w:r>
+        <w:rPr>
+          <w:rStyle w:val="NormalTok"/>
+        </w:rPr>
+        <w:t xml:space="preserve"> </w:t>
+      </w:r>
+      <w:r>
+        <w:rPr>
+          <w:rStyle w:val="StringTok"/>
+        </w:rPr>
+        <w:t xml:space="preserve">"Decile-wise lift chart"</w:t>
+      </w:r>
+      <w:r>
+        <w:rPr>
+          <w:rStyle w:val="NormalTok"/>
+        </w:rPr>
+        <w:t xml:space="preserve">)</w:t>
+      </w:r>
+    </w:p>
+    <w:p>
+      <w:pPr>
+        <w:pStyle w:val="FirstParagraph"/>
+      </w:pPr>
+      <w:r>
+        <w:drawing>
+          <wp:inline>
+            <wp:extent cx="5334000" cy="4000500"/>
+            <wp:effectExtent b="0" l="0" r="0" t="0"/>
+            <wp:docPr descr="" title="" id="25" name="Picture"/>
+            <a:graphic>
+              <a:graphicData uri="http://schemas.openxmlformats.org/drawingml/2006/picture">
+                <pic:pic>
+                  <pic:nvPicPr>
+                    <pic:cNvPr descr="chapter5_notebook_files/figure-docx/unnamed-chunk-2-2.png" id="26" name="Picture"/>
+                    <pic:cNvPicPr>
+                      <a:picLocks noChangeArrowheads="1" noChangeAspect="1"/>
+                    </pic:cNvPicPr>
+                  </pic:nvPicPr>
+                  <pic:blipFill>
+                    <a:blip r:embed="rId24"/>
+                    <a:stretch>
+                      <a:fillRect/>
+                    </a:stretch>
+                  </pic:blipFill>
+                  <pic:spPr bwMode="auto">
+                    <a:xfrm>
+                      <a:off x="0" y="0"/>
+                      <a:ext cx="5334000" cy="4000500"/>
+                    </a:xfrm>
+                    <a:prstGeom prst="rect">
+                      <a:avLst/>
+                    </a:prstGeom>
+                    <a:noFill/>
+                    <a:ln w="9525">
+                      <a:noFill/>
+                      <a:headEnd/>
+                      <a:tailEnd/>
+                    </a:ln>
+                  </pic:spPr>
+                </pic:pic>
+              </a:graphicData>
+            </a:graphic>
+          </wp:inline>
+        </w:drawing>
+      </w:r>
+    </w:p>
+    <w:bookmarkEnd w:id="27"/>
+    <w:bookmarkStart w:id="28" w:name="table-5.5"/>
+    <w:p>
+      <w:pPr>
+        <w:pStyle w:val="Heading4"/>
+      </w:pPr>
+      <w:r>
+        <w:t xml:space="preserve">Table 5.5</w:t>
+      </w:r>
+    </w:p>
+    <w:p>
+      <w:pPr>
+        <w:pStyle w:val="SourceCode"/>
+      </w:pPr>
+      <w:r>
+        <w:rPr>
+          <w:rStyle w:val="FunctionTok"/>
+        </w:rPr>
+        <w:t xml:space="preserve">library</w:t>
+      </w:r>
+      <w:r>
+        <w:rPr>
+          <w:rStyle w:val="NormalTok"/>
+        </w:rPr>
+        <w:t xml:space="preserve">(caret)</w:t>
+      </w:r>
+    </w:p>
+    <w:p>
+      <w:pPr>
+        <w:pStyle w:val="SourceCode"/>
+      </w:pPr>
+      <w:r>
+        <w:rPr>
+          <w:rStyle w:val="VerbatimChar"/>
+        </w:rPr>
+        <w:t xml:space="preserve">Loading required package: lattice</w:t>
+      </w:r>
+    </w:p>
+    <w:p>
+      <w:pPr>
+        <w:pStyle w:val="SourceCode"/>
+      </w:pPr>
+      <w:r>
+        <w:br/>
+      </w:r>
+      <w:r>
+        <w:rPr>
+          <w:rStyle w:val="VerbatimChar"/>
+        </w:rPr>
+        <w:t xml:space="preserve">Attaching package: 'caret'</w:t>
+      </w:r>
+    </w:p>
+    <w:p>
+      <w:pPr>
+        <w:pStyle w:val="SourceCode"/>
+      </w:pPr>
+      <w:r>
+        <w:rPr>
+          <w:rStyle w:val="VerbatimChar"/>
+        </w:rPr>
+        <w:t xml:space="preserve">The following object is masked from 'package:purrr':</w:t>
+      </w:r>
+      <w:r>
+        <w:br/>
+      </w:r>
+      <w:r>
+        <w:br/>
+      </w:r>
+      <w:r>
+        <w:rPr>
+          <w:rStyle w:val="VerbatimChar"/>
+        </w:rPr>
+        <w:t xml:space="preserve">    lift</w:t>
+      </w:r>
+    </w:p>
+    <w:p>
+      <w:pPr>
+        <w:pStyle w:val="SourceCode"/>
+      </w:pPr>
+      <w:r>
+        <w:rPr>
+          <w:rStyle w:val="FunctionTok"/>
+        </w:rPr>
+        <w:t xml:space="preserve">library</w:t>
+      </w:r>
+      <w:r>
+        <w:rPr>
+          <w:rStyle w:val="NormalTok"/>
+        </w:rPr>
+        <w:t xml:space="preserve">(e1071)</w:t>
+      </w:r>
+      <w:r>
+        <w:br/>
+      </w:r>
+      <w:r>
+        <w:br/>
+      </w:r>
+      <w:r>
+        <w:rPr>
+          <w:rStyle w:val="NormalTok"/>
+        </w:rPr>
+        <w:t xml:space="preserve">owner.df </w:t>
+      </w:r>
+      <w:r>
+        <w:rPr>
+          <w:rStyle w:val="OtherTok"/>
+        </w:rPr>
+        <w:t xml:space="preserve">&lt;-</w:t>
+      </w:r>
+      <w:r>
+        <w:rPr>
+          <w:rStyle w:val="NormalTok"/>
+        </w:rPr>
+        <w:t xml:space="preserve"> </w:t>
+      </w:r>
+      <w:r>
+        <w:rPr>
+          <w:rStyle w:val="FunctionTok"/>
+        </w:rPr>
+        <w:t xml:space="preserve">read.csv</w:t>
+      </w:r>
+      <w:r>
+        <w:rPr>
+          <w:rStyle w:val="NormalTok"/>
+        </w:rPr>
+        <w:t xml:space="preserve">(</w:t>
+      </w:r>
+      <w:r>
+        <w:rPr>
+          <w:rStyle w:val="StringTok"/>
+        </w:rPr>
+        <w:t xml:space="preserve">"data/ownerExample.csv"</w:t>
+      </w:r>
+      <w:r>
+        <w:rPr>
+          <w:rStyle w:val="NormalTok"/>
+        </w:rPr>
+        <w:t xml:space="preserve">)</w:t>
+      </w:r>
+      <w:r>
+        <w:br/>
+      </w:r>
+      <w:r>
+        <w:rPr>
+          <w:rStyle w:val="CommentTok"/>
+        </w:rPr>
+        <w:t xml:space="preserve">#confusionMatrix(as.factor(ifelse(owner.df$Probability&gt;0.5, 'owner', 'nonowner')), </w:t>
+      </w:r>
+      <w:r>
+        <w:br/>
+      </w:r>
+      <w:r>
+        <w:rPr>
+          <w:rStyle w:val="CommentTok"/>
+        </w:rPr>
+        <w:t xml:space="preserve">#                owner.df$Class)</w:t>
+      </w:r>
+      <w:r>
+        <w:br/>
+      </w:r>
+      <w:r>
+        <w:rPr>
+          <w:rStyle w:val="CommentTok"/>
+        </w:rPr>
+        <w:t xml:space="preserve">#confusionMatrix(as.factor(ifelse(owner.df$Probability&gt;0.25, 'owner', 'nonowner')), </w:t>
+      </w:r>
+      <w:r>
+        <w:br/>
+      </w:r>
+      <w:r>
+        <w:rPr>
+          <w:rStyle w:val="CommentTok"/>
+        </w:rPr>
+        <w:t xml:space="preserve">#                owner.df$Class)</w:t>
+      </w:r>
+      <w:r>
+        <w:br/>
+      </w:r>
+      <w:r>
+        <w:rPr>
+          <w:rStyle w:val="CommentTok"/>
+        </w:rPr>
+        <w:t xml:space="preserve">#confusionMatrix(as.factor(ifelse(owner.df$Probability&gt;0.75, 'owner', 'nonowner')), </w:t>
+      </w:r>
+      <w:r>
+        <w:br/>
+      </w:r>
+      <w:r>
+        <w:rPr>
+          <w:rStyle w:val="CommentTok"/>
+        </w:rPr>
+        <w:t xml:space="preserve">#                owner.df$Class)</w:t>
+      </w:r>
+    </w:p>
+    <w:bookmarkEnd w:id="28"/>
+    <w:bookmarkStart w:id="32" w:name="figure-5.4"/>
+    <w:p>
+      <w:pPr>
+        <w:pStyle w:val="Heading4"/>
+      </w:pPr>
+      <w:r>
+        <w:t xml:space="preserve">Figure 5.4</w:t>
+      </w:r>
+    </w:p>
+    <w:p>
+      <w:pPr>
+        <w:pStyle w:val="SourceCode"/>
+      </w:pPr>
+      <w:r>
+        <w:rPr>
+          <w:rStyle w:val="CommentTok"/>
+        </w:rPr>
+        <w:t xml:space="preserve"># replace data.frame with your own</w:t>
+      </w:r>
+      <w:r>
+        <w:br/>
+      </w:r>
+      <w:r>
+        <w:rPr>
+          <w:rStyle w:val="NormalTok"/>
+        </w:rPr>
+        <w:t xml:space="preserve">df </w:t>
+      </w:r>
+      <w:r>
+        <w:rPr>
+          <w:rStyle w:val="OtherTok"/>
+        </w:rPr>
+        <w:t xml:space="preserve">&lt;-</w:t>
+      </w:r>
+      <w:r>
+        <w:rPr>
+          <w:rStyle w:val="NormalTok"/>
+        </w:rPr>
+        <w:t xml:space="preserve"> </w:t>
+      </w:r>
+      <w:r>
+        <w:rPr>
+          <w:rStyle w:val="FunctionTok"/>
+        </w:rPr>
+        <w:t xml:space="preserve">read.csv</w:t>
+      </w:r>
+      <w:r>
+        <w:rPr>
+          <w:rStyle w:val="NormalTok"/>
+        </w:rPr>
+        <w:t xml:space="preserve">(</w:t>
+      </w:r>
+      <w:r>
+        <w:rPr>
+          <w:rStyle w:val="StringTok"/>
+        </w:rPr>
+        <w:t xml:space="preserve">"data/liftExample.csv"</w:t>
+      </w:r>
+      <w:r>
+        <w:rPr>
+          <w:rStyle w:val="NormalTok"/>
+        </w:rPr>
+        <w:t xml:space="preserve">)</w:t>
+      </w:r>
+      <w:r>
+        <w:br/>
+      </w:r>
+      <w:r>
+        <w:br/>
+      </w:r>
+      <w:r>
+        <w:br/>
+      </w:r>
+      <w:r>
+        <w:rPr>
+          <w:rStyle w:val="CommentTok"/>
+        </w:rPr>
+        <w:t xml:space="preserve"># create empty accuracy table</w:t>
+      </w:r>
+      <w:r>
+        <w:br/>
+      </w:r>
+      <w:r>
+        <w:rPr>
+          <w:rStyle w:val="NormalTok"/>
+        </w:rPr>
+        <w:t xml:space="preserve">accT </w:t>
+      </w:r>
+      <w:r>
+        <w:rPr>
+          <w:rStyle w:val="OtherTok"/>
+        </w:rPr>
+        <w:t xml:space="preserve">=</w:t>
+      </w:r>
+      <w:r>
+        <w:rPr>
+          <w:rStyle w:val="NormalTok"/>
+        </w:rPr>
+        <w:t xml:space="preserve"> </w:t>
+      </w:r>
+      <w:r>
+        <w:rPr>
+          <w:rStyle w:val="FunctionTok"/>
+        </w:rPr>
+        <w:t xml:space="preserve">c</w:t>
+      </w:r>
+      <w:r>
+        <w:rPr>
+          <w:rStyle w:val="NormalTok"/>
+        </w:rPr>
+        <w:t xml:space="preserve">() </w:t>
+      </w:r>
+      <w:r>
+        <w:br/>
+      </w:r>
+      <w:r>
+        <w:br/>
+      </w:r>
+      <w:r>
+        <w:rPr>
+          <w:rStyle w:val="CommentTok"/>
+        </w:rPr>
+        <w:t xml:space="preserve"># compute accuracy per cutoff</w:t>
+      </w:r>
+      <w:r>
+        <w:br/>
+      </w:r>
+      <w:r>
+        <w:rPr>
+          <w:rStyle w:val="ControlFlowTok"/>
+        </w:rPr>
+        <w:t xml:space="preserve">for</w:t>
+      </w:r>
+      <w:r>
+        <w:rPr>
+          <w:rStyle w:val="NormalTok"/>
+        </w:rPr>
+        <w:t xml:space="preserve"> (cut </w:t>
+      </w:r>
+      <w:r>
+        <w:rPr>
+          <w:rStyle w:val="ControlFlowTok"/>
+        </w:rPr>
+        <w:t xml:space="preserve">in</w:t>
+      </w:r>
+      <w:r>
+        <w:rPr>
+          <w:rStyle w:val="NormalTok"/>
+        </w:rPr>
+        <w:t xml:space="preserve"> </w:t>
+      </w:r>
+      <w:r>
+        <w:rPr>
+          <w:rStyle w:val="FunctionTok"/>
+        </w:rPr>
+        <w:t xml:space="preserve">seq</w:t>
+      </w:r>
+      <w:r>
+        <w:rPr>
+          <w:rStyle w:val="NormalTok"/>
+        </w:rPr>
+        <w:t xml:space="preserve">(</w:t>
+      </w:r>
+      <w:r>
+        <w:rPr>
+          <w:rStyle w:val="DecValTok"/>
+        </w:rPr>
+        <w:t xml:space="preserve">0</w:t>
+      </w:r>
+      <w:r>
+        <w:rPr>
+          <w:rStyle w:val="NormalTok"/>
+        </w:rPr>
+        <w:t xml:space="preserve">,</w:t>
+      </w:r>
+      <w:r>
+        <w:rPr>
+          <w:rStyle w:val="DecValTok"/>
+        </w:rPr>
+        <w:t xml:space="preserve">1</w:t>
+      </w:r>
+      <w:r>
+        <w:rPr>
+          <w:rStyle w:val="NormalTok"/>
+        </w:rPr>
+        <w:t xml:space="preserve">,</w:t>
+      </w:r>
+      <w:r>
+        <w:rPr>
+          <w:rStyle w:val="FloatTok"/>
+        </w:rPr>
+        <w:t xml:space="preserve">0.1</w:t>
+      </w:r>
+      <w:r>
+        <w:rPr>
+          <w:rStyle w:val="NormalTok"/>
+        </w:rPr>
+        <w:t xml:space="preserve">)){</w:t>
+      </w:r>
+      <w:r>
+        <w:br/>
+      </w:r>
+      <w:r>
+        <w:rPr>
+          <w:rStyle w:val="NormalTok"/>
+        </w:rPr>
+        <w:t xml:space="preserve">  cm </w:t>
+      </w:r>
+      <w:r>
+        <w:rPr>
+          <w:rStyle w:val="OtherTok"/>
+        </w:rPr>
+        <w:t xml:space="preserve">&lt;-</w:t>
+      </w:r>
+      <w:r>
+        <w:rPr>
+          <w:rStyle w:val="NormalTok"/>
+        </w:rPr>
+        <w:t xml:space="preserve"> </w:t>
+      </w:r>
+      <w:r>
+        <w:rPr>
+          <w:rStyle w:val="FunctionTok"/>
+        </w:rPr>
+        <w:t xml:space="preserve">confusionMatrix</w:t>
+      </w:r>
+      <w:r>
+        <w:rPr>
+          <w:rStyle w:val="NormalTok"/>
+        </w:rPr>
+        <w:t xml:space="preserve">(</w:t>
+      </w:r>
+      <w:r>
+        <w:rPr>
+          <w:rStyle w:val="FunctionTok"/>
+        </w:rPr>
+        <w:t xml:space="preserve">as.factor</w:t>
+      </w:r>
+      <w:r>
+        <w:rPr>
+          <w:rStyle w:val="NormalTok"/>
+        </w:rPr>
+        <w:t xml:space="preserve">(</w:t>
+      </w:r>
+      <w:r>
+        <w:rPr>
+          <w:rStyle w:val="DecValTok"/>
+        </w:rPr>
+        <w:t xml:space="preserve">1</w:t>
+      </w:r>
+      <w:r>
+        <w:rPr>
+          <w:rStyle w:val="NormalTok"/>
+        </w:rPr>
+        <w:t xml:space="preserve"> </w:t>
+      </w:r>
+      <w:r>
+        <w:rPr>
+          <w:rStyle w:val="SpecialCharTok"/>
+        </w:rPr>
+        <w:t xml:space="preserve">*</w:t>
+      </w:r>
+      <w:r>
+        <w:rPr>
+          <w:rStyle w:val="NormalTok"/>
+        </w:rPr>
+        <w:t xml:space="preserve"> (df</w:t>
+      </w:r>
+      <w:r>
+        <w:rPr>
+          <w:rStyle w:val="SpecialCharTok"/>
+        </w:rPr>
+        <w:t xml:space="preserve">$</w:t>
+      </w:r>
+      <w:r>
+        <w:rPr>
+          <w:rStyle w:val="NormalTok"/>
+        </w:rPr>
+        <w:t xml:space="preserve">prob </w:t>
+      </w:r>
+      <w:r>
+        <w:rPr>
+          <w:rStyle w:val="SpecialCharTok"/>
+        </w:rPr>
+        <w:t xml:space="preserve">&gt;</w:t>
+      </w:r>
+      <w:r>
+        <w:rPr>
+          <w:rStyle w:val="NormalTok"/>
+        </w:rPr>
+        <w:t xml:space="preserve"> cut)), </w:t>
+      </w:r>
+      <w:r>
+        <w:rPr>
+          <w:rStyle w:val="FunctionTok"/>
+        </w:rPr>
+        <w:t xml:space="preserve">as.factor</w:t>
+      </w:r>
+      <w:r>
+        <w:rPr>
+          <w:rStyle w:val="NormalTok"/>
+        </w:rPr>
+        <w:t xml:space="preserve">(df</w:t>
+      </w:r>
+      <w:r>
+        <w:rPr>
+          <w:rStyle w:val="SpecialCharTok"/>
+        </w:rPr>
+        <w:t xml:space="preserve">$</w:t>
+      </w:r>
+      <w:r>
+        <w:rPr>
+          <w:rStyle w:val="NormalTok"/>
+        </w:rPr>
+        <w:t xml:space="preserve">actual))</w:t>
+      </w:r>
+      <w:r>
+        <w:br/>
+      </w:r>
+      <w:r>
+        <w:rPr>
+          <w:rStyle w:val="NormalTok"/>
+        </w:rPr>
+        <w:t xml:space="preserve">  accT </w:t>
+      </w:r>
+      <w:r>
+        <w:rPr>
+          <w:rStyle w:val="OtherTok"/>
+        </w:rPr>
+        <w:t xml:space="preserve">=</w:t>
+      </w:r>
+      <w:r>
+        <w:rPr>
+          <w:rStyle w:val="NormalTok"/>
+        </w:rPr>
+        <w:t xml:space="preserve"> </w:t>
+      </w:r>
+      <w:r>
+        <w:rPr>
+          <w:rStyle w:val="FunctionTok"/>
+        </w:rPr>
+        <w:t xml:space="preserve">c</w:t>
+      </w:r>
+      <w:r>
+        <w:rPr>
+          <w:rStyle w:val="NormalTok"/>
+        </w:rPr>
+        <w:t xml:space="preserve">(accT, cm</w:t>
+      </w:r>
+      <w:r>
+        <w:rPr>
+          <w:rStyle w:val="SpecialCharTok"/>
+        </w:rPr>
+        <w:t xml:space="preserve">$</w:t>
+      </w:r>
+      <w:r>
+        <w:rPr>
+          <w:rStyle w:val="NormalTok"/>
+        </w:rPr>
+        <w:t xml:space="preserve">overall[</w:t>
+      </w:r>
+      <w:r>
+        <w:rPr>
+          <w:rStyle w:val="DecValTok"/>
+        </w:rPr>
+        <w:t xml:space="preserve">1</w:t>
+      </w:r>
+      <w:r>
+        <w:rPr>
+          <w:rStyle w:val="NormalTok"/>
+        </w:rPr>
+        <w:t xml:space="preserve">])</w:t>
+      </w:r>
+      <w:r>
+        <w:br/>
+      </w:r>
+      <w:r>
+        <w:rPr>
+          <w:rStyle w:val="NormalTok"/>
+        </w:rPr>
+        <w:t xml:space="preserve">}</w:t>
+      </w:r>
+      <w:r>
+        <w:br/>
+      </w:r>
+      <w:r>
+        <w:br/>
+      </w:r>
+      <w:r>
+        <w:rPr>
+          <w:rStyle w:val="CommentTok"/>
+        </w:rPr>
+        <w:t xml:space="preserve"># plot accuracy</w:t>
+      </w:r>
+      <w:r>
+        <w:br/>
+      </w:r>
+      <w:r>
+        <w:rPr>
+          <w:rStyle w:val="FunctionTok"/>
+        </w:rPr>
+        <w:t xml:space="preserve">plot</w:t>
+      </w:r>
+      <w:r>
+        <w:rPr>
+          <w:rStyle w:val="NormalTok"/>
+        </w:rPr>
+        <w:t xml:space="preserve">(accT </w:t>
+      </w:r>
+      <w:r>
+        <w:rPr>
+          <w:rStyle w:val="SpecialCharTok"/>
+        </w:rPr>
+        <w:t xml:space="preserve">~</w:t>
+      </w:r>
+      <w:r>
+        <w:rPr>
+          <w:rStyle w:val="NormalTok"/>
+        </w:rPr>
+        <w:t xml:space="preserve"> </w:t>
+      </w:r>
+      <w:r>
+        <w:rPr>
+          <w:rStyle w:val="FunctionTok"/>
+        </w:rPr>
+        <w:t xml:space="preserve">seq</w:t>
+      </w:r>
+      <w:r>
+        <w:rPr>
+          <w:rStyle w:val="NormalTok"/>
+        </w:rPr>
+        <w:t xml:space="preserve">(</w:t>
+      </w:r>
+      <w:r>
+        <w:rPr>
+          <w:rStyle w:val="DecValTok"/>
+        </w:rPr>
+        <w:t xml:space="preserve">0</w:t>
+      </w:r>
+      <w:r>
+        <w:rPr>
+          <w:rStyle w:val="NormalTok"/>
+        </w:rPr>
+        <w:t xml:space="preserve">,</w:t>
+      </w:r>
+      <w:r>
+        <w:rPr>
+          <w:rStyle w:val="DecValTok"/>
+        </w:rPr>
+        <w:t xml:space="preserve">1</w:t>
+      </w:r>
+      <w:r>
+        <w:rPr>
+          <w:rStyle w:val="NormalTok"/>
+        </w:rPr>
+        <w:t xml:space="preserve">,</w:t>
+      </w:r>
+      <w:r>
+        <w:rPr>
+          <w:rStyle w:val="FloatTok"/>
+        </w:rPr>
+        <w:t xml:space="preserve">0.1</w:t>
+      </w:r>
+      <w:r>
+        <w:rPr>
+          <w:rStyle w:val="NormalTok"/>
+        </w:rPr>
+        <w:t xml:space="preserve">), </w:t>
+      </w:r>
+      <w:r>
+        <w:rPr>
+          <w:rStyle w:val="AttributeTok"/>
+        </w:rPr>
+        <w:t xml:space="preserve">xlab =</w:t>
+      </w:r>
+      <w:r>
+        <w:rPr>
+          <w:rStyle w:val="NormalTok"/>
+        </w:rPr>
+        <w:t xml:space="preserve"> </w:t>
+      </w:r>
+      <w:r>
+        <w:rPr>
+          <w:rStyle w:val="StringTok"/>
+        </w:rPr>
+        <w:t xml:space="preserve">"Cutoff Value"</w:t>
+      </w:r>
+      <w:r>
+        <w:rPr>
+          <w:rStyle w:val="NormalTok"/>
+        </w:rPr>
+        <w:t xml:space="preserve">, </w:t>
+      </w:r>
+      <w:r>
+        <w:rPr>
+          <w:rStyle w:val="AttributeTok"/>
+        </w:rPr>
+        <w:t xml:space="preserve">ylab =</w:t>
+      </w:r>
+      <w:r>
+        <w:rPr>
+          <w:rStyle w:val="NormalTok"/>
+        </w:rPr>
+        <w:t xml:space="preserve"> </w:t>
+      </w:r>
+      <w:r>
+        <w:rPr>
+          <w:rStyle w:val="StringTok"/>
+        </w:rPr>
+        <w:t xml:space="preserve">""</w:t>
+      </w:r>
+      <w:r>
+        <w:rPr>
+          <w:rStyle w:val="NormalTok"/>
+        </w:rPr>
+        <w:t xml:space="preserve">, </w:t>
+      </w:r>
+      <w:r>
+        <w:rPr>
+          <w:rStyle w:val="AttributeTok"/>
+        </w:rPr>
+        <w:t xml:space="preserve">type =</w:t>
+      </w:r>
+      <w:r>
+        <w:rPr>
+          <w:rStyle w:val="NormalTok"/>
+        </w:rPr>
+        <w:t xml:space="preserve"> </w:t>
+      </w:r>
+      <w:r>
+        <w:rPr>
+          <w:rStyle w:val="StringTok"/>
+        </w:rPr>
+        <w:t xml:space="preserve">"l"</w:t>
+      </w:r>
+      <w:r>
+        <w:rPr>
+          <w:rStyle w:val="NormalTok"/>
+        </w:rPr>
+        <w:t xml:space="preserve">, </w:t>
+      </w:r>
+      <w:r>
+        <w:rPr>
+          <w:rStyle w:val="AttributeTok"/>
+        </w:rPr>
+        <w:t xml:space="preserve">ylim =</w:t>
+      </w:r>
+      <w:r>
+        <w:rPr>
+          <w:rStyle w:val="NormalTok"/>
+        </w:rPr>
+        <w:t xml:space="preserve"> </w:t>
+      </w:r>
+      <w:r>
+        <w:rPr>
+          <w:rStyle w:val="FunctionTok"/>
+        </w:rPr>
+        <w:t xml:space="preserve">c</w:t>
+      </w:r>
+      <w:r>
+        <w:rPr>
+          <w:rStyle w:val="NormalTok"/>
+        </w:rPr>
+        <w:t xml:space="preserve">(</w:t>
+      </w:r>
+      <w:r>
+        <w:rPr>
+          <w:rStyle w:val="DecValTok"/>
+        </w:rPr>
+        <w:t xml:space="preserve">0</w:t>
+      </w:r>
+      <w:r>
+        <w:rPr>
+          <w:rStyle w:val="NormalTok"/>
+        </w:rPr>
+        <w:t xml:space="preserve">, </w:t>
+      </w:r>
+      <w:r>
+        <w:rPr>
+          <w:rStyle w:val="DecValTok"/>
+        </w:rPr>
+        <w:t xml:space="preserve">1</w:t>
+      </w:r>
+      <w:r>
+        <w:rPr>
+          <w:rStyle w:val="NormalTok"/>
+        </w:rPr>
+        <w:t xml:space="preserve">))</w:t>
+      </w:r>
+      <w:r>
+        <w:br/>
+      </w:r>
+      <w:r>
+        <w:rPr>
+          <w:rStyle w:val="FunctionTok"/>
+        </w:rPr>
+        <w:t xml:space="preserve">lines</w:t>
+      </w:r>
+      <w:r>
+        <w:rPr>
+          <w:rStyle w:val="NormalTok"/>
+        </w:rPr>
+        <w:t xml:space="preserve">(</w:t>
+      </w:r>
+      <w:r>
+        <w:rPr>
+          <w:rStyle w:val="DecValTok"/>
+        </w:rPr>
+        <w:t xml:space="preserve">1</w:t>
+      </w:r>
+      <w:r>
+        <w:rPr>
+          <w:rStyle w:val="SpecialCharTok"/>
+        </w:rPr>
+        <w:t xml:space="preserve">-</w:t>
+      </w:r>
+      <w:r>
+        <w:rPr>
+          <w:rStyle w:val="NormalTok"/>
+        </w:rPr>
+        <w:t xml:space="preserve">accT </w:t>
+      </w:r>
+      <w:r>
+        <w:rPr>
+          <w:rStyle w:val="SpecialCharTok"/>
+        </w:rPr>
+        <w:t xml:space="preserve">~</w:t>
+      </w:r>
+      <w:r>
+        <w:rPr>
+          <w:rStyle w:val="NormalTok"/>
+        </w:rPr>
+        <w:t xml:space="preserve"> </w:t>
+      </w:r>
+      <w:r>
+        <w:rPr>
+          <w:rStyle w:val="FunctionTok"/>
+        </w:rPr>
+        <w:t xml:space="preserve">seq</w:t>
+      </w:r>
+      <w:r>
+        <w:rPr>
+          <w:rStyle w:val="NormalTok"/>
+        </w:rPr>
+        <w:t xml:space="preserve">(</w:t>
+      </w:r>
+      <w:r>
+        <w:rPr>
+          <w:rStyle w:val="DecValTok"/>
+        </w:rPr>
+        <w:t xml:space="preserve">0</w:t>
+      </w:r>
+      <w:r>
+        <w:rPr>
+          <w:rStyle w:val="NormalTok"/>
+        </w:rPr>
+        <w:t xml:space="preserve">,</w:t>
+      </w:r>
+      <w:r>
+        <w:rPr>
+          <w:rStyle w:val="DecValTok"/>
+        </w:rPr>
+        <w:t xml:space="preserve">1</w:t>
+      </w:r>
+      <w:r>
+        <w:rPr>
+          <w:rStyle w:val="NormalTok"/>
+        </w:rPr>
+        <w:t xml:space="preserve">,</w:t>
+      </w:r>
+      <w:r>
+        <w:rPr>
+          <w:rStyle w:val="FloatTok"/>
+        </w:rPr>
+        <w:t xml:space="preserve">0.1</w:t>
+      </w:r>
+      <w:r>
+        <w:rPr>
+          <w:rStyle w:val="NormalTok"/>
+        </w:rPr>
+        <w:t xml:space="preserve">), </w:t>
+      </w:r>
+      <w:r>
+        <w:rPr>
+          <w:rStyle w:val="AttributeTok"/>
+        </w:rPr>
+        <w:t xml:space="preserve">type =</w:t>
+      </w:r>
+      <w:r>
+        <w:rPr>
+          <w:rStyle w:val="NormalTok"/>
+        </w:rPr>
+        <w:t xml:space="preserve"> </w:t>
+      </w:r>
+      <w:r>
+        <w:rPr>
+          <w:rStyle w:val="StringTok"/>
+        </w:rPr>
+        <w:t xml:space="preserve">"l"</w:t>
+      </w:r>
+      <w:r>
+        <w:rPr>
+          <w:rStyle w:val="NormalTok"/>
+        </w:rPr>
+        <w:t xml:space="preserve">, </w:t>
+      </w:r>
+      <w:r>
+        <w:rPr>
+          <w:rStyle w:val="AttributeTok"/>
+        </w:rPr>
+        <w:t xml:space="preserve">lty =</w:t>
+      </w:r>
+      <w:r>
+        <w:rPr>
+          <w:rStyle w:val="NormalTok"/>
+        </w:rPr>
+        <w:t xml:space="preserve"> </w:t>
+      </w:r>
+      <w:r>
+        <w:rPr>
+          <w:rStyle w:val="DecValTok"/>
+        </w:rPr>
+        <w:t xml:space="preserve">2</w:t>
+      </w:r>
+      <w:r>
+        <w:rPr>
+          <w:rStyle w:val="NormalTok"/>
+        </w:rPr>
+        <w:t xml:space="preserve">)</w:t>
+      </w:r>
+      <w:r>
+        <w:br/>
+      </w:r>
+      <w:r>
+        <w:rPr>
+          <w:rStyle w:val="FunctionTok"/>
+        </w:rPr>
+        <w:t xml:space="preserve">legend</w:t>
+      </w:r>
+      <w:r>
+        <w:rPr>
+          <w:rStyle w:val="NormalTok"/>
+        </w:rPr>
+        <w:t xml:space="preserve">(</w:t>
+      </w:r>
+      <w:r>
+        <w:rPr>
+          <w:rStyle w:val="StringTok"/>
+        </w:rPr>
+        <w:t xml:space="preserve">"topright"</w:t>
+      </w:r>
+      <w:r>
+        <w:rPr>
+          <w:rStyle w:val="NormalTok"/>
+        </w:rPr>
+        <w:t xml:space="preserve">,  </w:t>
+      </w:r>
+      <w:r>
+        <w:rPr>
+          <w:rStyle w:val="FunctionTok"/>
+        </w:rPr>
+        <w:t xml:space="preserve">c</w:t>
+      </w:r>
+      <w:r>
+        <w:rPr>
+          <w:rStyle w:val="NormalTok"/>
+        </w:rPr>
+        <w:t xml:space="preserve">(</w:t>
+      </w:r>
+      <w:r>
+        <w:rPr>
+          <w:rStyle w:val="StringTok"/>
+        </w:rPr>
+        <w:t xml:space="preserve">"accuracy"</w:t>
+      </w:r>
+      <w:r>
+        <w:rPr>
+          <w:rStyle w:val="NormalTok"/>
+        </w:rPr>
+        <w:t xml:space="preserve">, </w:t>
+      </w:r>
+      <w:r>
+        <w:rPr>
+          <w:rStyle w:val="StringTok"/>
+        </w:rPr>
+        <w:t xml:space="preserve">"overall error"</w:t>
+      </w:r>
+      <w:r>
+        <w:rPr>
+          <w:rStyle w:val="NormalTok"/>
+        </w:rPr>
+        <w:t xml:space="preserve">), </w:t>
+      </w:r>
+      <w:r>
+        <w:rPr>
+          <w:rStyle w:val="AttributeTok"/>
+        </w:rPr>
+        <w:t xml:space="preserve">lty =</w:t>
+      </w:r>
+      <w:r>
+        <w:rPr>
+          <w:rStyle w:val="NormalTok"/>
+        </w:rPr>
+        <w:t xml:space="preserve"> </w:t>
+      </w:r>
+      <w:r>
+        <w:rPr>
+          <w:rStyle w:val="FunctionTok"/>
+        </w:rPr>
+        <w:t xml:space="preserve">c</w:t>
+      </w:r>
+      <w:r>
+        <w:rPr>
+          <w:rStyle w:val="NormalTok"/>
+        </w:rPr>
+        <w:t xml:space="preserve">(</w:t>
+      </w:r>
+      <w:r>
+        <w:rPr>
+          <w:rStyle w:val="DecValTok"/>
+        </w:rPr>
+        <w:t xml:space="preserve">1</w:t>
+      </w:r>
+      <w:r>
+        <w:rPr>
+          <w:rStyle w:val="NormalTok"/>
+        </w:rPr>
+        <w:t xml:space="preserve">, </w:t>
+      </w:r>
+      <w:r>
+        <w:rPr>
+          <w:rStyle w:val="DecValTok"/>
+        </w:rPr>
+        <w:t xml:space="preserve">2</w:t>
+      </w:r>
+      <w:r>
+        <w:rPr>
+          <w:rStyle w:val="NormalTok"/>
+        </w:rPr>
+        <w:t xml:space="preserve">), </w:t>
+      </w:r>
+      <w:r>
+        <w:rPr>
+          <w:rStyle w:val="AttributeTok"/>
+        </w:rPr>
+        <w:t xml:space="preserve">merge =</w:t>
+      </w:r>
+      <w:r>
+        <w:rPr>
+          <w:rStyle w:val="NormalTok"/>
+        </w:rPr>
+        <w:t xml:space="preserve"> </w:t>
+      </w:r>
+      <w:r>
+        <w:rPr>
+          <w:rStyle w:val="ConstantTok"/>
+        </w:rPr>
+        <w:t xml:space="preserve">TRUE</w:t>
+      </w:r>
+      <w:r>
+        <w:rPr>
+          <w:rStyle w:val="NormalTok"/>
+        </w:rPr>
+        <w:t xml:space="preserve">)</w:t>
+      </w:r>
+    </w:p>
+    <w:p>
+      <w:pPr>
+        <w:pStyle w:val="FirstParagraph"/>
+      </w:pPr>
+      <w:r>
+        <w:drawing>
+          <wp:inline>
+            <wp:extent cx="5334000" cy="4000500"/>
+            <wp:effectExtent b="0" l="0" r="0" t="0"/>
+            <wp:docPr descr="" title="" id="30" name="Picture"/>
+            <a:graphic>
+              <a:graphicData uri="http://schemas.openxmlformats.org/drawingml/2006/picture">
+                <pic:pic>
+                  <pic:nvPicPr>
+                    <pic:cNvPr descr="chapter5_notebook_files/figure-docx/unnamed-chunk-4-1.png" id="31" name="Picture"/>
+                    <pic:cNvPicPr>
+                      <a:picLocks noChangeArrowheads="1" noChangeAspect="1"/>
+                    </pic:cNvPicPr>
+                  </pic:nvPicPr>
+                  <pic:blipFill>
+                    <a:blip r:embed="rId29"/>
+                    <a:stretch>
+                      <a:fillRect/>
+                    </a:stretch>
+                  </pic:blipFill>
+                  <pic:spPr bwMode="auto">
+                    <a:xfrm>
+                      <a:off x="0" y="0"/>
+                      <a:ext cx="5334000" cy="4000500"/>
+                    </a:xfrm>
+                    <a:prstGeom prst="rect">
+                      <a:avLst/>
+                    </a:prstGeom>
+                    <a:noFill/>
+                    <a:ln w="9525">
+                      <a:noFill/>
+                      <a:headEnd/>
+                      <a:tailEnd/>
+                    </a:ln>
+                  </pic:spPr>
+                </pic:pic>
+              </a:graphicData>
+            </a:graphic>
+          </wp:inline>
+        </w:drawing>
+      </w:r>
+    </w:p>
+    <w:bookmarkEnd w:id="32"/>
+    <w:bookmarkStart w:id="36" w:name="figure-5.5"/>
+    <w:p>
+      <w:pPr>
+        <w:pStyle w:val="Heading4"/>
+      </w:pPr>
+      <w:r>
+        <w:t xml:space="preserve">Figure 5.5</w:t>
+      </w:r>
+    </w:p>
+    <w:p>
+      <w:pPr>
+        <w:pStyle w:val="SourceCode"/>
+      </w:pPr>
+      <w:r>
+        <w:rPr>
+          <w:rStyle w:val="FunctionTok"/>
+        </w:rPr>
+        <w:t xml:space="preserve">library</w:t>
+      </w:r>
+      <w:r>
+        <w:rPr>
+          <w:rStyle w:val="NormalTok"/>
+        </w:rPr>
+        <w:t xml:space="preserve">(pROC)</w:t>
+      </w:r>
+    </w:p>
+    <w:p>
+      <w:pPr>
+        <w:pStyle w:val="SourceCode"/>
+      </w:pPr>
+      <w:r>
+        <w:rPr>
+          <w:rStyle w:val="VerbatimChar"/>
+        </w:rPr>
+        <w:t xml:space="preserve">Type 'citation("pROC")' for a citation.</w:t>
+      </w:r>
+    </w:p>
+    <w:p>
+      <w:pPr>
+        <w:pStyle w:val="SourceCode"/>
+      </w:pPr>
+      <w:r>
+        <w:br/>
+      </w:r>
+      <w:r>
+        <w:rPr>
+          <w:rStyle w:val="VerbatimChar"/>
+        </w:rPr>
+        <w:t xml:space="preserve">Attaching package: 'pROC'</w:t>
+      </w:r>
+    </w:p>
+    <w:p>
+      <w:pPr>
+        <w:pStyle w:val="SourceCode"/>
+      </w:pPr>
+      <w:r>
+        <w:rPr>
+          <w:rStyle w:val="VerbatimChar"/>
+        </w:rPr>
+        <w:t xml:space="preserve">The following objects are masked from 'package:stats':</w:t>
+      </w:r>
+      <w:r>
+        <w:br/>
+      </w:r>
+      <w:r>
+        <w:br/>
+      </w:r>
+      <w:r>
+        <w:rPr>
+          <w:rStyle w:val="VerbatimChar"/>
+        </w:rPr>
+        <w:t xml:space="preserve">    cov, smooth, var</w:t>
+      </w:r>
+    </w:p>
+    <w:p>
+      <w:pPr>
+        <w:pStyle w:val="SourceCode"/>
+      </w:pPr>
+      <w:r>
+        <w:rPr>
+          <w:rStyle w:val="NormalTok"/>
+        </w:rPr>
+        <w:t xml:space="preserve">r </w:t>
+      </w:r>
+      <w:r>
+        <w:rPr>
+          <w:rStyle w:val="OtherTok"/>
+        </w:rPr>
+        <w:t xml:space="preserve">&lt;-</w:t>
+      </w:r>
+      <w:r>
+        <w:rPr>
+          <w:rStyle w:val="NormalTok"/>
+        </w:rPr>
+        <w:t xml:space="preserve"> </w:t>
+      </w:r>
+      <w:r>
+        <w:rPr>
+          <w:rStyle w:val="FunctionTok"/>
+        </w:rPr>
+        <w:t xml:space="preserve">roc</w:t>
+      </w:r>
+      <w:r>
+        <w:rPr>
+          <w:rStyle w:val="NormalTok"/>
+        </w:rPr>
+        <w:t xml:space="preserve">(df</w:t>
+      </w:r>
+      <w:r>
+        <w:rPr>
+          <w:rStyle w:val="SpecialCharTok"/>
+        </w:rPr>
+        <w:t xml:space="preserve">$</w:t>
+      </w:r>
+      <w:r>
+        <w:rPr>
+          <w:rStyle w:val="NormalTok"/>
+        </w:rPr>
+        <w:t xml:space="preserve">actual, df</w:t>
+      </w:r>
+      <w:r>
+        <w:rPr>
+          <w:rStyle w:val="SpecialCharTok"/>
+        </w:rPr>
+        <w:t xml:space="preserve">$</w:t>
+      </w:r>
+      <w:r>
+        <w:rPr>
+          <w:rStyle w:val="NormalTok"/>
+        </w:rPr>
+        <w:t xml:space="preserve">prob)</w:t>
+      </w:r>
+    </w:p>
+    <w:p>
+      <w:pPr>
+        <w:pStyle w:val="SourceCode"/>
+      </w:pPr>
+      <w:r>
+        <w:rPr>
+          <w:rStyle w:val="VerbatimChar"/>
+        </w:rPr>
+        <w:t xml:space="preserve">Setting levels: control = 0, case = 1</w:t>
+      </w:r>
+    </w:p>
+    <w:p>
+      <w:pPr>
+        <w:pStyle w:val="SourceCode"/>
+      </w:pPr>
+      <w:r>
+        <w:rPr>
+          <w:rStyle w:val="VerbatimChar"/>
+        </w:rPr>
+        <w:t xml:space="preserve">Setting direction: controls &lt; cases</w:t>
+      </w:r>
+    </w:p>
+    <w:p>
+      <w:pPr>
+        <w:pStyle w:val="SourceCode"/>
+      </w:pPr>
+      <w:r>
+        <w:rPr>
+          <w:rStyle w:val="FunctionTok"/>
+        </w:rPr>
+        <w:t xml:space="preserve">plot.roc</w:t>
+      </w:r>
+      <w:r>
+        <w:rPr>
+          <w:rStyle w:val="NormalTok"/>
+        </w:rPr>
+        <w:t xml:space="preserve">(r)</w:t>
+      </w:r>
+    </w:p>
+    <w:p>
+      <w:pPr>
+        <w:pStyle w:val="FirstParagraph"/>
+      </w:pPr>
+      <w:r>
+        <w:drawing>
+          <wp:inline>
+            <wp:extent cx="5334000" cy="4000500"/>
+            <wp:effectExtent b="0" l="0" r="0" t="0"/>
+            <wp:docPr descr="" title="" id="34" name="Picture"/>
+            <a:graphic>
+              <a:graphicData uri="http://schemas.openxmlformats.org/drawingml/2006/picture">
+                <pic:pic>
+                  <pic:nvPicPr>
+                    <pic:cNvPr descr="chapter5_notebook_files/figure-docx/unnamed-chunk-5-1.png" id="35" name="Picture"/>
+                    <pic:cNvPicPr>
+                      <a:picLocks noChangeArrowheads="1" noChangeAspect="1"/>
+                    </pic:cNvPicPr>
+                  </pic:nvPicPr>
+                  <pic:blipFill>
+                    <a:blip r:embed="rId33"/>
+                    <a:stretch>
+                      <a:fillRect/>
+                    </a:stretch>
+                  </pic:blipFill>
+                  <pic:spPr bwMode="auto">
+                    <a:xfrm>
+                      <a:off x="0" y="0"/>
+                      <a:ext cx="5334000" cy="4000500"/>
+                    </a:xfrm>
+                    <a:prstGeom prst="rect">
+                      <a:avLst/>
+                    </a:prstGeom>
+                    <a:noFill/>
+                    <a:ln w="9525">
+                      <a:noFill/>
+                      <a:headEnd/>
+                      <a:tailEnd/>
+                    </a:ln>
+                  </pic:spPr>
+                </pic:pic>
+              </a:graphicData>
+            </a:graphic>
+          </wp:inline>
+        </w:drawing>
+      </w:r>
+    </w:p>
+    <w:p>
+      <w:pPr>
+        <w:pStyle w:val="SourceCode"/>
+      </w:pPr>
+      <w:r>
+        <w:rPr>
+          <w:rStyle w:val="CommentTok"/>
+        </w:rPr>
+        <w:t xml:space="preserve"># compute auc</w:t>
+      </w:r>
+      <w:r>
+        <w:br/>
+      </w:r>
+      <w:r>
+        <w:rPr>
+          <w:rStyle w:val="FunctionTok"/>
+        </w:rPr>
+        <w:t xml:space="preserve">auc</w:t>
+      </w:r>
+      <w:r>
+        <w:rPr>
+          <w:rStyle w:val="NormalTok"/>
+        </w:rPr>
+        <w:t xml:space="preserve">(r)</w:t>
+      </w:r>
+    </w:p>
+    <w:p>
+      <w:pPr>
+        <w:pStyle w:val="SourceCode"/>
+      </w:pPr>
+      <w:r>
+        <w:rPr>
+          <w:rStyle w:val="VerbatimChar"/>
+        </w:rPr>
+        <w:t xml:space="preserve">Area under the curve: 0.9375</w:t>
+      </w:r>
+    </w:p>
+    <w:bookmarkEnd w:id="36"/>
+    <w:bookmarkStart w:id="43" w:name="figure-5.6"/>
+    <w:p>
+      <w:pPr>
+        <w:pStyle w:val="Heading4"/>
+      </w:pPr>
+      <w:r>
+        <w:t xml:space="preserve">Figure 5.6</w:t>
+      </w:r>
+    </w:p>
+    <w:p>
+      <w:pPr>
+        <w:pStyle w:val="SourceCode"/>
+      </w:pPr>
+      <w:r>
+        <w:rPr>
+          <w:rStyle w:val="CommentTok"/>
+        </w:rPr>
+        <w:t xml:space="preserve"># first option with 'caret' library:</w:t>
+      </w:r>
+      <w:r>
+        <w:br/>
+      </w:r>
+      <w:r>
+        <w:rPr>
+          <w:rStyle w:val="FunctionTok"/>
+        </w:rPr>
+        <w:t xml:space="preserve">library</w:t>
+      </w:r>
+      <w:r>
+        <w:rPr>
+          <w:rStyle w:val="NormalTok"/>
+        </w:rPr>
+        <w:t xml:space="preserve">(caret)</w:t>
+      </w:r>
+      <w:r>
+        <w:br/>
+      </w:r>
+      <w:r>
+        <w:rPr>
+          <w:rStyle w:val="NormalTok"/>
+        </w:rPr>
+        <w:t xml:space="preserve">lift.example </w:t>
+      </w:r>
+      <w:r>
+        <w:rPr>
+          <w:rStyle w:val="OtherTok"/>
+        </w:rPr>
+        <w:t xml:space="preserve">&lt;-</w:t>
+      </w:r>
+      <w:r>
+        <w:rPr>
+          <w:rStyle w:val="NormalTok"/>
+        </w:rPr>
+        <w:t xml:space="preserve"> </w:t>
+      </w:r>
+      <w:r>
+        <w:rPr>
+          <w:rStyle w:val="FunctionTok"/>
+        </w:rPr>
+        <w:t xml:space="preserve">lift</w:t>
+      </w:r>
+      <w:r>
+        <w:rPr>
+          <w:rStyle w:val="NormalTok"/>
+        </w:rPr>
+        <w:t xml:space="preserve">(</w:t>
+      </w:r>
+      <w:r>
+        <w:rPr>
+          <w:rStyle w:val="FunctionTok"/>
+        </w:rPr>
+        <w:t xml:space="preserve">relevel</w:t>
+      </w:r>
+      <w:r>
+        <w:rPr>
+          <w:rStyle w:val="NormalTok"/>
+        </w:rPr>
+        <w:t xml:space="preserve">(</w:t>
+      </w:r>
+      <w:r>
+        <w:rPr>
+          <w:rStyle w:val="FunctionTok"/>
+        </w:rPr>
+        <w:t xml:space="preserve">as.factor</w:t>
+      </w:r>
+      <w:r>
+        <w:rPr>
+          <w:rStyle w:val="NormalTok"/>
+        </w:rPr>
+        <w:t xml:space="preserve">(actual), </w:t>
+      </w:r>
+      <w:r>
+        <w:rPr>
+          <w:rStyle w:val="AttributeTok"/>
+        </w:rPr>
+        <w:t xml:space="preserve">ref=</w:t>
+      </w:r>
+      <w:r>
+        <w:rPr>
+          <w:rStyle w:val="StringTok"/>
+        </w:rPr>
+        <w:t xml:space="preserve">"1"</w:t>
+      </w:r>
+      <w:r>
+        <w:rPr>
+          <w:rStyle w:val="NormalTok"/>
+        </w:rPr>
+        <w:t xml:space="preserve">) </w:t>
+      </w:r>
+      <w:r>
+        <w:rPr>
+          <w:rStyle w:val="SpecialCharTok"/>
+        </w:rPr>
+        <w:t xml:space="preserve">~</w:t>
+      </w:r>
+      <w:r>
+        <w:rPr>
+          <w:rStyle w:val="NormalTok"/>
+        </w:rPr>
+        <w:t xml:space="preserve"> prob, </w:t>
+      </w:r>
+      <w:r>
+        <w:rPr>
+          <w:rStyle w:val="AttributeTok"/>
+        </w:rPr>
+        <w:t xml:space="preserve">data =</w:t>
+      </w:r>
+      <w:r>
+        <w:rPr>
+          <w:rStyle w:val="NormalTok"/>
+        </w:rPr>
+        <w:t xml:space="preserve"> df)</w:t>
+      </w:r>
+      <w:r>
+        <w:br/>
+      </w:r>
+      <w:r>
+        <w:rPr>
+          <w:rStyle w:val="FunctionTok"/>
+        </w:rPr>
+        <w:t xml:space="preserve">xyplot</w:t>
+      </w:r>
+      <w:r>
+        <w:rPr>
+          <w:rStyle w:val="NormalTok"/>
+        </w:rPr>
+        <w:t xml:space="preserve">(lift.example, </w:t>
+      </w:r>
+      <w:r>
+        <w:rPr>
+          <w:rStyle w:val="AttributeTok"/>
+        </w:rPr>
+        <w:t xml:space="preserve">plot =</w:t>
+      </w:r>
+      <w:r>
+        <w:rPr>
+          <w:rStyle w:val="NormalTok"/>
+        </w:rPr>
+        <w:t xml:space="preserve"> </w:t>
+      </w:r>
+      <w:r>
+        <w:rPr>
+          <w:rStyle w:val="StringTok"/>
+        </w:rPr>
+        <w:t xml:space="preserve">"gain"</w:t>
+      </w:r>
+      <w:r>
+        <w:rPr>
+          <w:rStyle w:val="NormalTok"/>
+        </w:rPr>
+        <w:t xml:space="preserve">)</w:t>
+      </w:r>
+    </w:p>
+    <w:p>
+      <w:pPr>
+        <w:pStyle w:val="FirstParagraph"/>
+      </w:pPr>
+      <w:r>
+        <w:drawing>
+          <wp:inline>
+            <wp:extent cx="5334000" cy="4000500"/>
+            <wp:effectExtent b="0" l="0" r="0" t="0"/>
+            <wp:docPr descr="" title="" id="38" name="Picture"/>
+            <a:graphic>
+              <a:graphicData uri="http://schemas.openxmlformats.org/drawingml/2006/picture">
+                <pic:pic>
+                  <pic:nvPicPr>
+                    <pic:cNvPr descr="chapter5_notebook_files/figure-docx/unnamed-chunk-6-1.png" id="39" name="Picture"/>
+                    <pic:cNvPicPr>
+                      <a:picLocks noChangeArrowheads="1" noChangeAspect="1"/>
+                    </pic:cNvPicPr>
+                  </pic:nvPicPr>
+                  <pic:blipFill>
+                    <a:blip r:embed="rId37"/>
+                    <a:stretch>
+                      <a:fillRect/>
+                    </a:stretch>
+                  </pic:blipFill>
+                  <pic:spPr bwMode="auto">
+                    <a:xfrm>
+                      <a:off x="0" y="0"/>
+                      <a:ext cx="5334000" cy="4000500"/>
+                    </a:xfrm>
+                    <a:prstGeom prst="rect">
+                      <a:avLst/>
+                    </a:prstGeom>
+                    <a:noFill/>
+                    <a:ln w="9525">
+                      <a:noFill/>
+                      <a:headEnd/>
+                      <a:tailEnd/>
+                    </a:ln>
+                  </pic:spPr>
+                </pic:pic>
+              </a:graphicData>
+            </a:graphic>
+          </wp:inline>
+        </w:drawing>
+      </w:r>
+    </w:p>
+    <w:p>
+      <w:pPr>
+        <w:pStyle w:val="SourceCode"/>
+      </w:pPr>
+      <w:r>
+        <w:rPr>
+          <w:rStyle w:val="CommentTok"/>
+        </w:rPr>
+        <w:t xml:space="preserve"># Second option with 'gains' library:</w:t>
+      </w:r>
+      <w:r>
+        <w:br/>
+      </w:r>
+      <w:r>
+        <w:rPr>
+          <w:rStyle w:val="FunctionTok"/>
+        </w:rPr>
+        <w:t xml:space="preserve">library</w:t>
+      </w:r>
+      <w:r>
+        <w:rPr>
+          <w:rStyle w:val="NormalTok"/>
+        </w:rPr>
+        <w:t xml:space="preserve">(gains)</w:t>
+      </w:r>
+      <w:r>
+        <w:br/>
+      </w:r>
+      <w:r>
+        <w:rPr>
+          <w:rStyle w:val="NormalTok"/>
+        </w:rPr>
+        <w:t xml:space="preserve">df </w:t>
+      </w:r>
+      <w:r>
+        <w:rPr>
+          <w:rStyle w:val="OtherTok"/>
+        </w:rPr>
+        <w:t xml:space="preserve">&lt;-</w:t>
+      </w:r>
+      <w:r>
+        <w:rPr>
+          <w:rStyle w:val="NormalTok"/>
+        </w:rPr>
+        <w:t xml:space="preserve"> </w:t>
+      </w:r>
+      <w:r>
+        <w:rPr>
+          <w:rStyle w:val="FunctionTok"/>
+        </w:rPr>
+        <w:t xml:space="preserve">read.csv</w:t>
+      </w:r>
+      <w:r>
+        <w:rPr>
+          <w:rStyle w:val="NormalTok"/>
+        </w:rPr>
+        <w:t xml:space="preserve">(</w:t>
+      </w:r>
+      <w:r>
+        <w:rPr>
+          <w:rStyle w:val="StringTok"/>
+        </w:rPr>
+        <w:t xml:space="preserve">"data/liftExample.csv"</w:t>
+      </w:r>
+      <w:r>
+        <w:rPr>
+          <w:rStyle w:val="NormalTok"/>
+        </w:rPr>
+        <w:t xml:space="preserve">)</w:t>
+      </w:r>
+      <w:r>
+        <w:br/>
+      </w:r>
+      <w:r>
+        <w:rPr>
+          <w:rStyle w:val="NormalTok"/>
+        </w:rPr>
+        <w:t xml:space="preserve">gain </w:t>
+      </w:r>
+      <w:r>
+        <w:rPr>
+          <w:rStyle w:val="OtherTok"/>
+        </w:rPr>
+        <w:t xml:space="preserve">&lt;-</w:t>
+      </w:r>
+      <w:r>
+        <w:rPr>
+          <w:rStyle w:val="NormalTok"/>
+        </w:rPr>
+        <w:t xml:space="preserve"> </w:t>
+      </w:r>
+      <w:r>
+        <w:rPr>
+          <w:rStyle w:val="FunctionTok"/>
+        </w:rPr>
+        <w:t xml:space="preserve">gains</w:t>
+      </w:r>
+      <w:r>
+        <w:rPr>
+          <w:rStyle w:val="NormalTok"/>
+        </w:rPr>
+        <w:t xml:space="preserve">(df</w:t>
+      </w:r>
+      <w:r>
+        <w:rPr>
+          <w:rStyle w:val="SpecialCharTok"/>
+        </w:rPr>
+        <w:t xml:space="preserve">$</w:t>
+      </w:r>
+      <w:r>
+        <w:rPr>
+          <w:rStyle w:val="NormalTok"/>
+        </w:rPr>
+        <w:t xml:space="preserve">actual, df</w:t>
+      </w:r>
+      <w:r>
+        <w:rPr>
+          <w:rStyle w:val="SpecialCharTok"/>
+        </w:rPr>
+        <w:t xml:space="preserve">$</w:t>
+      </w:r>
+      <w:r>
+        <w:rPr>
+          <w:rStyle w:val="NormalTok"/>
+        </w:rPr>
+        <w:t xml:space="preserve">prob, </w:t>
+      </w:r>
+      <w:r>
+        <w:rPr>
+          <w:rStyle w:val="AttributeTok"/>
+        </w:rPr>
+        <w:t xml:space="preserve">groups=</w:t>
+      </w:r>
+      <w:r>
+        <w:rPr>
+          <w:rStyle w:val="FunctionTok"/>
+        </w:rPr>
+        <w:t xml:space="preserve">dim</w:t>
+      </w:r>
+      <w:r>
+        <w:rPr>
+          <w:rStyle w:val="NormalTok"/>
+        </w:rPr>
+        <w:t xml:space="preserve">(df)[</w:t>
+      </w:r>
+      <w:r>
+        <w:rPr>
+          <w:rStyle w:val="DecValTok"/>
+        </w:rPr>
+        <w:t xml:space="preserve">1</w:t>
+      </w:r>
+      <w:r>
+        <w:rPr>
+          <w:rStyle w:val="NormalTok"/>
+        </w:rPr>
+        <w:t xml:space="preserve">])</w:t>
+      </w:r>
+      <w:r>
+        <w:br/>
+      </w:r>
+      <w:r>
+        <w:rPr>
+          <w:rStyle w:val="FunctionTok"/>
+        </w:rPr>
+        <w:t xml:space="preserve">plot</w:t>
+      </w:r>
+      <w:r>
+        <w:rPr>
+          <w:rStyle w:val="NormalTok"/>
+        </w:rPr>
+        <w:t xml:space="preserve">(</w:t>
+      </w:r>
+      <w:r>
+        <w:rPr>
+          <w:rStyle w:val="FunctionTok"/>
+        </w:rPr>
+        <w:t xml:space="preserve">c</w:t>
+      </w:r>
+      <w:r>
+        <w:rPr>
+          <w:rStyle w:val="NormalTok"/>
+        </w:rPr>
+        <w:t xml:space="preserve">(</w:t>
+      </w:r>
+      <w:r>
+        <w:rPr>
+          <w:rStyle w:val="DecValTok"/>
+        </w:rPr>
+        <w:t xml:space="preserve">0</w:t>
+      </w:r>
+      <w:r>
+        <w:rPr>
+          <w:rStyle w:val="NormalTok"/>
+        </w:rPr>
+        <w:t xml:space="preserve">, gain</w:t>
+      </w:r>
+      <w:r>
+        <w:rPr>
+          <w:rStyle w:val="SpecialCharTok"/>
+        </w:rPr>
+        <w:t xml:space="preserve">$</w:t>
+      </w:r>
+      <w:r>
+        <w:rPr>
+          <w:rStyle w:val="NormalTok"/>
+        </w:rPr>
+        <w:t xml:space="preserve">cume.pct.of.total</w:t>
+      </w:r>
+      <w:r>
+        <w:rPr>
+          <w:rStyle w:val="SpecialCharTok"/>
+        </w:rPr>
+        <w:t xml:space="preserve">*</w:t>
+      </w:r>
+      <w:r>
+        <w:rPr>
+          <w:rStyle w:val="FunctionTok"/>
+        </w:rPr>
+        <w:t xml:space="preserve">sum</w:t>
+      </w:r>
+      <w:r>
+        <w:rPr>
+          <w:rStyle w:val="NormalTok"/>
+        </w:rPr>
+        <w:t xml:space="preserve">(df</w:t>
+      </w:r>
+      <w:r>
+        <w:rPr>
+          <w:rStyle w:val="SpecialCharTok"/>
+        </w:rPr>
+        <w:t xml:space="preserve">$</w:t>
+      </w:r>
+      <w:r>
+        <w:rPr>
+          <w:rStyle w:val="NormalTok"/>
+        </w:rPr>
+        <w:t xml:space="preserve">actual)) </w:t>
+      </w:r>
+      <w:r>
+        <w:rPr>
+          <w:rStyle w:val="SpecialCharTok"/>
+        </w:rPr>
+        <w:t xml:space="preserve">~</w:t>
+      </w:r>
+      <w:r>
+        <w:rPr>
+          <w:rStyle w:val="NormalTok"/>
+        </w:rPr>
+        <w:t xml:space="preserve"> </w:t>
+      </w:r>
+      <w:r>
+        <w:rPr>
+          <w:rStyle w:val="FunctionTok"/>
+        </w:rPr>
+        <w:t xml:space="preserve">c</w:t>
+      </w:r>
+      <w:r>
+        <w:rPr>
+          <w:rStyle w:val="NormalTok"/>
+        </w:rPr>
+        <w:t xml:space="preserve">(</w:t>
+      </w:r>
+      <w:r>
+        <w:rPr>
+          <w:rStyle w:val="DecValTok"/>
+        </w:rPr>
+        <w:t xml:space="preserve">0</w:t>
+      </w:r>
+      <w:r>
+        <w:rPr>
+          <w:rStyle w:val="NormalTok"/>
+        </w:rPr>
+        <w:t xml:space="preserve">, gain</w:t>
+      </w:r>
+      <w:r>
+        <w:rPr>
+          <w:rStyle w:val="SpecialCharTok"/>
+        </w:rPr>
+        <w:t xml:space="preserve">$</w:t>
+      </w:r>
+      <w:r>
+        <w:rPr>
+          <w:rStyle w:val="NormalTok"/>
+        </w:rPr>
+        <w:t xml:space="preserve">cume.obs), </w:t>
+      </w:r>
+      <w:r>
+        <w:br/>
+      </w:r>
+      <w:r>
+        <w:rPr>
+          <w:rStyle w:val="NormalTok"/>
+        </w:rPr>
+        <w:t xml:space="preserve">     </w:t>
+      </w:r>
+      <w:r>
+        <w:rPr>
+          <w:rStyle w:val="AttributeTok"/>
+        </w:rPr>
+        <w:t xml:space="preserve">xlab =</w:t>
+      </w:r>
+      <w:r>
+        <w:rPr>
+          <w:rStyle w:val="NormalTok"/>
+        </w:rPr>
+        <w:t xml:space="preserve"> </w:t>
+      </w:r>
+      <w:r>
+        <w:rPr>
+          <w:rStyle w:val="StringTok"/>
+        </w:rPr>
+        <w:t xml:space="preserve">"# cases"</w:t>
+      </w:r>
+      <w:r>
+        <w:rPr>
+          <w:rStyle w:val="NormalTok"/>
+        </w:rPr>
+        <w:t xml:space="preserve">, </w:t>
+      </w:r>
+      <w:r>
+        <w:rPr>
+          <w:rStyle w:val="AttributeTok"/>
+        </w:rPr>
+        <w:t xml:space="preserve">ylab =</w:t>
+      </w:r>
+      <w:r>
+        <w:rPr>
+          <w:rStyle w:val="NormalTok"/>
+        </w:rPr>
+        <w:t xml:space="preserve"> </w:t>
+      </w:r>
+      <w:r>
+        <w:rPr>
+          <w:rStyle w:val="StringTok"/>
+        </w:rPr>
+        <w:t xml:space="preserve">"Cumulative"</w:t>
+      </w:r>
+      <w:r>
+        <w:rPr>
+          <w:rStyle w:val="NormalTok"/>
+        </w:rPr>
+        <w:t xml:space="preserve">, </w:t>
+      </w:r>
+      <w:r>
+        <w:rPr>
+          <w:rStyle w:val="AttributeTok"/>
+        </w:rPr>
+        <w:t xml:space="preserve">type=</w:t>
+      </w:r>
+      <w:r>
+        <w:rPr>
+          <w:rStyle w:val="StringTok"/>
+        </w:rPr>
+        <w:t xml:space="preserve">"l"</w:t>
+      </w:r>
+      <w:r>
+        <w:rPr>
+          <w:rStyle w:val="NormalTok"/>
+        </w:rPr>
+        <w:t xml:space="preserve">)</w:t>
+      </w:r>
+      <w:r>
+        <w:br/>
+      </w:r>
+      <w:r>
+        <w:rPr>
+          <w:rStyle w:val="FunctionTok"/>
+        </w:rPr>
+        <w:t xml:space="preserve">lines</w:t>
+      </w:r>
+      <w:r>
+        <w:rPr>
+          <w:rStyle w:val="NormalTok"/>
+        </w:rPr>
+        <w:t xml:space="preserve">(</w:t>
+      </w:r>
+      <w:r>
+        <w:rPr>
+          <w:rStyle w:val="FunctionTok"/>
+        </w:rPr>
+        <w:t xml:space="preserve">c</w:t>
+      </w:r>
+      <w:r>
+        <w:rPr>
+          <w:rStyle w:val="NormalTok"/>
+        </w:rPr>
+        <w:t xml:space="preserve">(</w:t>
+      </w:r>
+      <w:r>
+        <w:rPr>
+          <w:rStyle w:val="DecValTok"/>
+        </w:rPr>
+        <w:t xml:space="preserve">0</w:t>
+      </w:r>
+      <w:r>
+        <w:rPr>
+          <w:rStyle w:val="NormalTok"/>
+        </w:rPr>
+        <w:t xml:space="preserve">,</w:t>
+      </w:r>
+      <w:r>
+        <w:rPr>
+          <w:rStyle w:val="FunctionTok"/>
+        </w:rPr>
+        <w:t xml:space="preserve">sum</w:t>
+      </w:r>
+      <w:r>
+        <w:rPr>
+          <w:rStyle w:val="NormalTok"/>
+        </w:rPr>
+        <w:t xml:space="preserve">(df</w:t>
+      </w:r>
+      <w:r>
+        <w:rPr>
+          <w:rStyle w:val="SpecialCharTok"/>
+        </w:rPr>
+        <w:t xml:space="preserve">$</w:t>
+      </w:r>
+      <w:r>
+        <w:rPr>
+          <w:rStyle w:val="NormalTok"/>
+        </w:rPr>
+        <w:t xml:space="preserve">actual))</w:t>
+      </w:r>
+      <w:r>
+        <w:rPr>
+          <w:rStyle w:val="SpecialCharTok"/>
+        </w:rPr>
+        <w:t xml:space="preserve">~</w:t>
+      </w:r>
+      <w:r>
+        <w:rPr>
+          <w:rStyle w:val="FunctionTok"/>
+        </w:rPr>
+        <w:t xml:space="preserve">c</w:t>
+      </w:r>
+      <w:r>
+        <w:rPr>
+          <w:rStyle w:val="NormalTok"/>
+        </w:rPr>
+        <w:t xml:space="preserve">(</w:t>
+      </w:r>
+      <w:r>
+        <w:rPr>
+          <w:rStyle w:val="DecValTok"/>
+        </w:rPr>
+        <w:t xml:space="preserve">0</w:t>
+      </w:r>
+      <w:r>
+        <w:rPr>
+          <w:rStyle w:val="NormalTok"/>
+        </w:rPr>
+        <w:t xml:space="preserve">,</w:t>
+      </w:r>
+      <w:r>
+        <w:rPr>
+          <w:rStyle w:val="FunctionTok"/>
+        </w:rPr>
+        <w:t xml:space="preserve">dim</w:t>
+      </w:r>
+      <w:r>
+        <w:rPr>
+          <w:rStyle w:val="NormalTok"/>
+        </w:rPr>
+        <w:t xml:space="preserve">(df)[</w:t>
+      </w:r>
+      <w:r>
+        <w:rPr>
+          <w:rStyle w:val="DecValTok"/>
+        </w:rPr>
+        <w:t xml:space="preserve">1</w:t>
+      </w:r>
+      <w:r>
+        <w:rPr>
+          <w:rStyle w:val="NormalTok"/>
+        </w:rPr>
+        <w:t xml:space="preserve">]), </w:t>
+      </w:r>
+      <w:r>
+        <w:rPr>
+          <w:rStyle w:val="AttributeTok"/>
+        </w:rPr>
+        <w:t xml:space="preserve">col=</w:t>
+      </w:r>
+      <w:r>
+        <w:rPr>
+          <w:rStyle w:val="StringTok"/>
+        </w:rPr>
+        <w:t xml:space="preserve">"gray"</w:t>
+      </w:r>
+      <w:r>
+        <w:rPr>
+          <w:rStyle w:val="NormalTok"/>
+        </w:rPr>
+        <w:t xml:space="preserve">, </w:t>
+      </w:r>
+      <w:r>
+        <w:rPr>
+          <w:rStyle w:val="AttributeTok"/>
+        </w:rPr>
+        <w:t xml:space="preserve">lty=</w:t>
+      </w:r>
+      <w:r>
+        <w:rPr>
+          <w:rStyle w:val="DecValTok"/>
+        </w:rPr>
+        <w:t xml:space="preserve">2</w:t>
+      </w:r>
+      <w:r>
+        <w:rPr>
+          <w:rStyle w:val="NormalTok"/>
+        </w:rPr>
+        <w:t xml:space="preserve">)</w:t>
+      </w:r>
+    </w:p>
+    <w:p>
+      <w:pPr>
+        <w:pStyle w:val="FirstParagraph"/>
+      </w:pPr>
+      <w:r>
+        <w:drawing>
+          <wp:inline>
+            <wp:extent cx="5334000" cy="4000500"/>
+            <wp:effectExtent b="0" l="0" r="0" t="0"/>
+            <wp:docPr descr="" title="" id="41" name="Picture"/>
+            <a:graphic>
+              <a:graphicData uri="http://schemas.openxmlformats.org/drawingml/2006/picture">
+                <pic:pic>
+                  <pic:nvPicPr>
+                    <pic:cNvPr descr="chapter5_notebook_files/figure-docx/unnamed-chunk-6-2.png" id="42" name="Picture"/>
+                    <pic:cNvPicPr>
+                      <a:picLocks noChangeArrowheads="1" noChangeAspect="1"/>
+                    </pic:cNvPicPr>
+                  </pic:nvPicPr>
+                  <pic:blipFill>
+                    <a:blip r:embed="rId40"/>
+                    <a:stretch>
+                      <a:fillRect/>
+                    </a:stretch>
+                  </pic:blipFill>
+                  <pic:spPr bwMode="auto">
+                    <a:xfrm>
+                      <a:off x="0" y="0"/>
+                      <a:ext cx="5334000" cy="4000500"/>
+                    </a:xfrm>
+                    <a:prstGeom prst="rect">
+                      <a:avLst/>
+                    </a:prstGeom>
+                    <a:noFill/>
+                    <a:ln w="9525">
+                      <a:noFill/>
+                      <a:headEnd/>
+                      <a:tailEnd/>
+                    </a:ln>
+                  </pic:spPr>
+                </pic:pic>
+              </a:graphicData>
+            </a:graphic>
+          </wp:inline>
+        </w:drawing>
+      </w:r>
+    </w:p>
+    <w:bookmarkEnd w:id="43"/>
+    <w:bookmarkStart w:id="47" w:name="figure-5.7"/>
+    <w:p>
+      <w:pPr>
+        <w:pStyle w:val="Heading4"/>
+      </w:pPr>
+      <w:r>
+        <w:t xml:space="preserve">Figure 5.7</w:t>
+      </w:r>
+    </w:p>
+    <w:p>
+      <w:pPr>
+        <w:pStyle w:val="SourceCode"/>
+      </w:pPr>
+      <w:r>
+        <w:rPr>
+          <w:rStyle w:val="CommentTok"/>
+        </w:rPr>
+        <w:t xml:space="preserve"># use gains() to compute deciles. </w:t>
+      </w:r>
+      <w:r>
+        <w:br/>
+      </w:r>
+      <w:r>
+        <w:rPr>
+          <w:rStyle w:val="CommentTok"/>
+        </w:rPr>
+        <w:t xml:space="preserve"># when using the caret package, deciles must be computed manually. </w:t>
+      </w:r>
+      <w:r>
+        <w:br/>
+      </w:r>
+      <w:r>
+        <w:br/>
+      </w:r>
+      <w:r>
+        <w:rPr>
+          <w:rStyle w:val="NormalTok"/>
+        </w:rPr>
+        <w:t xml:space="preserve">gain </w:t>
+      </w:r>
+      <w:r>
+        <w:rPr>
+          <w:rStyle w:val="OtherTok"/>
+        </w:rPr>
+        <w:t xml:space="preserve">&lt;-</w:t>
+      </w:r>
+      <w:r>
+        <w:rPr>
+          <w:rStyle w:val="NormalTok"/>
+        </w:rPr>
+        <w:t xml:space="preserve"> </w:t>
+      </w:r>
+      <w:r>
+        <w:rPr>
+          <w:rStyle w:val="FunctionTok"/>
+        </w:rPr>
+        <w:t xml:space="preserve">gains</w:t>
+      </w:r>
+      <w:r>
+        <w:rPr>
+          <w:rStyle w:val="NormalTok"/>
+        </w:rPr>
+        <w:t xml:space="preserve">(df</w:t>
+      </w:r>
+      <w:r>
+        <w:rPr>
+          <w:rStyle w:val="SpecialCharTok"/>
+        </w:rPr>
+        <w:t xml:space="preserve">$</w:t>
+      </w:r>
+      <w:r>
+        <w:rPr>
+          <w:rStyle w:val="NormalTok"/>
+        </w:rPr>
+        <w:t xml:space="preserve">actual, df</w:t>
+      </w:r>
+      <w:r>
+        <w:rPr>
+          <w:rStyle w:val="SpecialCharTok"/>
+        </w:rPr>
+        <w:t xml:space="preserve">$</w:t>
+      </w:r>
+      <w:r>
+        <w:rPr>
+          <w:rStyle w:val="NormalTok"/>
+        </w:rPr>
+        <w:t xml:space="preserve">prob)</w:t>
+      </w:r>
+      <w:r>
+        <w:br/>
+      </w:r>
+      <w:r>
+        <w:rPr>
+          <w:rStyle w:val="FunctionTok"/>
+        </w:rPr>
+        <w:t xml:space="preserve">barplot</w:t>
+      </w:r>
+      <w:r>
+        <w:rPr>
+          <w:rStyle w:val="NormalTok"/>
+        </w:rPr>
+        <w:t xml:space="preserve">(gain</w:t>
+      </w:r>
+      <w:r>
+        <w:rPr>
+          <w:rStyle w:val="SpecialCharTok"/>
+        </w:rPr>
+        <w:t xml:space="preserve">$</w:t>
+      </w:r>
+      <w:r>
+        <w:rPr>
+          <w:rStyle w:val="NormalTok"/>
+        </w:rPr>
+        <w:t xml:space="preserve">mean.resp </w:t>
+      </w:r>
+      <w:r>
+        <w:rPr>
+          <w:rStyle w:val="SpecialCharTok"/>
+        </w:rPr>
+        <w:t xml:space="preserve">/</w:t>
+      </w:r>
+      <w:r>
+        <w:rPr>
+          <w:rStyle w:val="NormalTok"/>
+        </w:rPr>
+        <w:t xml:space="preserve"> </w:t>
+      </w:r>
+      <w:r>
+        <w:rPr>
+          <w:rStyle w:val="FunctionTok"/>
+        </w:rPr>
+        <w:t xml:space="preserve">mean</w:t>
+      </w:r>
+      <w:r>
+        <w:rPr>
+          <w:rStyle w:val="NormalTok"/>
+        </w:rPr>
+        <w:t xml:space="preserve">(df</w:t>
+      </w:r>
+      <w:r>
+        <w:rPr>
+          <w:rStyle w:val="SpecialCharTok"/>
+        </w:rPr>
+        <w:t xml:space="preserve">$</w:t>
+      </w:r>
+      <w:r>
+        <w:rPr>
+          <w:rStyle w:val="NormalTok"/>
+        </w:rPr>
+        <w:t xml:space="preserve">actual), </w:t>
+      </w:r>
+      <w:r>
+        <w:rPr>
+          <w:rStyle w:val="AttributeTok"/>
+        </w:rPr>
+        <w:t xml:space="preserve">names.arg =</w:t>
+      </w:r>
+      <w:r>
+        <w:rPr>
+          <w:rStyle w:val="NormalTok"/>
+        </w:rPr>
+        <w:t xml:space="preserve"> gain</w:t>
+      </w:r>
+      <w:r>
+        <w:rPr>
+          <w:rStyle w:val="SpecialCharTok"/>
+        </w:rPr>
+        <w:t xml:space="preserve">$</w:t>
+      </w:r>
+      <w:r>
+        <w:rPr>
+          <w:rStyle w:val="NormalTok"/>
+        </w:rPr>
+        <w:t xml:space="preserve">depth, </w:t>
+      </w:r>
+      <w:r>
+        <w:rPr>
+          <w:rStyle w:val="AttributeTok"/>
+        </w:rPr>
+        <w:t xml:space="preserve">xlab =</w:t>
+      </w:r>
+      <w:r>
+        <w:rPr>
+          <w:rStyle w:val="NormalTok"/>
+        </w:rPr>
+        <w:t xml:space="preserve"> </w:t>
+      </w:r>
+      <w:r>
+        <w:rPr>
+          <w:rStyle w:val="StringTok"/>
+        </w:rPr>
+        <w:t xml:space="preserve">"Percentile"</w:t>
+      </w:r>
+      <w:r>
+        <w:rPr>
+          <w:rStyle w:val="NormalTok"/>
+        </w:rPr>
+        <w:t xml:space="preserve">, </w:t>
+      </w:r>
+      <w:r>
+        <w:br/>
+      </w:r>
+      <w:r>
+        <w:rPr>
+          <w:rStyle w:val="NormalTok"/>
+        </w:rPr>
+        <w:t xml:space="preserve">        </w:t>
+      </w:r>
+      <w:r>
+        <w:rPr>
+          <w:rStyle w:val="AttributeTok"/>
+        </w:rPr>
+        <w:t xml:space="preserve">ylab =</w:t>
+      </w:r>
+      <w:r>
+        <w:rPr>
+          <w:rStyle w:val="NormalTok"/>
+        </w:rPr>
+        <w:t xml:space="preserve"> </w:t>
+      </w:r>
+      <w:r>
+        <w:rPr>
+          <w:rStyle w:val="StringTok"/>
+        </w:rPr>
+        <w:t xml:space="preserve">"Mean Response"</w:t>
+      </w:r>
+      <w:r>
+        <w:rPr>
+          <w:rStyle w:val="NormalTok"/>
+        </w:rPr>
+        <w:t xml:space="preserve">, </w:t>
+      </w:r>
+      <w:r>
+        <w:rPr>
+          <w:rStyle w:val="AttributeTok"/>
+        </w:rPr>
+        <w:t xml:space="preserve">main =</w:t>
+      </w:r>
+      <w:r>
+        <w:rPr>
+          <w:rStyle w:val="NormalTok"/>
+        </w:rPr>
+        <w:t xml:space="preserve"> </w:t>
+      </w:r>
+      <w:r>
+        <w:rPr>
+          <w:rStyle w:val="StringTok"/>
+        </w:rPr>
+        <w:t xml:space="preserve">"Decile-wise lift chart"</w:t>
+      </w:r>
+      <w:r>
+        <w:rPr>
+          <w:rStyle w:val="NormalTok"/>
+        </w:rPr>
+        <w:t xml:space="preserve">)</w:t>
+      </w:r>
+    </w:p>
+    <w:p>
+      <w:pPr>
+        <w:pStyle w:val="FirstParagraph"/>
+      </w:pPr>
+      <w:r>
+        <w:drawing>
+          <wp:inline>
+            <wp:extent cx="5334000" cy="4000500"/>
+            <wp:effectExtent b="0" l="0" r="0" t="0"/>
+            <wp:docPr descr="" title="" id="45" name="Picture"/>
+            <a:graphic>
+              <a:graphicData uri="http://schemas.openxmlformats.org/drawingml/2006/picture">
+                <pic:pic>
+                  <pic:nvPicPr>
+                    <pic:cNvPr descr="chapter5_notebook_files/figure-docx/unnamed-chunk-7-1.png" id="46" name="Picture"/>
+                    <pic:cNvPicPr>
+                      <a:picLocks noChangeArrowheads="1" noChangeAspect="1"/>
+                    </pic:cNvPicPr>
+                  </pic:nvPicPr>
+                  <pic:blipFill>
+                    <a:blip r:embed="rId44"/>
+                    <a:stretch>
+                      <a:fillRect/>
+                    </a:stretch>
+                  </pic:blipFill>
+                  <pic:spPr bwMode="auto">
+                    <a:xfrm>
+                      <a:off x="0" y="0"/>
+                      <a:ext cx="5334000" cy="4000500"/>
+                    </a:xfrm>
+                    <a:prstGeom prst="rect">
+                      <a:avLst/>
+                    </a:prstGeom>
+                    <a:noFill/>
+                    <a:ln w="9525">
+                      <a:noFill/>
+                      <a:headEnd/>
+                      <a:tailEnd/>
+                    </a:ln>
+                  </pic:spPr>
+                </pic:pic>
+              </a:graphicData>
+            </a:graphic>
+          </wp:inline>
+        </w:drawing>
+      </w:r>
+    </w:p>
+    <w:bookmarkEnd w:id="47"/>
     <w:sectPr/>
   </w:body>
 </w:document>

--- a/docs/Course/MGS3701/03_Lecture_Note/LectureNote_Chad/PPT/chapter5/chapter5_notebook.docx
+++ b/docs/Course/MGS3701/03_Lecture_Note/LectureNote_Chad/PPT/chapter5/chapter5_notebook.docx
@@ -7,31 +7,7 @@
         <w:pStyle w:val="Title"/>
       </w:pPr>
       <w:r>
-        <w:t xml:space="preserve">[Lecture</w:t>
-      </w:r>
-      <w:r>
-        <w:t xml:space="preserve"> </w:t>
-      </w:r>
-      <w:r>
-        <w:t xml:space="preserve">Notebook]</w:t>
-      </w:r>
-      <w:r>
-        <w:t xml:space="preserve"> </w:t>
-      </w:r>
-      <w:r>
-        <w:t xml:space="preserve">Evaluating</w:t>
-      </w:r>
-      <w:r>
-        <w:t xml:space="preserve"> </w:t>
-      </w:r>
-      <w:r>
-        <w:t xml:space="preserve">Predictive</w:t>
-      </w:r>
-      <w:r>
-        <w:t xml:space="preserve"> </w:t>
-      </w:r>
-      <w:r>
-        <w:t xml:space="preserve">Performance</w:t>
+        <w:t xml:space="preserve">[Lecture Notebook] Evaluating Predictive Performance</w:t>
       </w:r>
     </w:p>
     <w:p>
@@ -39,31 +15,7 @@
         <w:pStyle w:val="Subtitle"/>
       </w:pPr>
       <w:r>
-        <w:t xml:space="preserve">MGS3701</w:t>
-      </w:r>
-      <w:r>
-        <w:t xml:space="preserve"> </w:t>
-      </w:r>
-      <w:r>
-        <w:t xml:space="preserve">Data</w:t>
-      </w:r>
-      <w:r>
-        <w:t xml:space="preserve"> </w:t>
-      </w:r>
-      <w:r>
-        <w:t xml:space="preserve">Mining,</w:t>
-      </w:r>
-      <w:r>
-        <w:t xml:space="preserve"> </w:t>
-      </w:r>
-      <w:r>
-        <w:t xml:space="preserve">Spring</w:t>
-      </w:r>
-      <w:r>
-        <w:t xml:space="preserve"> </w:t>
-      </w:r>
-      <w:r>
-        <w:t xml:space="preserve">2025</w:t>
+        <w:t xml:space="preserve">MGS3701 Data Mining, Spring 2025</w:t>
       </w:r>
     </w:p>
     <w:p>
@@ -71,19 +23,7 @@
         <w:pStyle w:val="Author"/>
       </w:pPr>
       <w:r>
-        <w:t xml:space="preserve">Chad</w:t>
-      </w:r>
-      <w:r>
-        <w:t xml:space="preserve"> </w:t>
-      </w:r>
-      <w:r>
-        <w:t xml:space="preserve">(Chungil</w:t>
-      </w:r>
-      <w:r>
-        <w:t xml:space="preserve"> </w:t>
-      </w:r>
-      <w:r>
-        <w:t xml:space="preserve">Chae)</w:t>
+        <w:t xml:space="preserve">Chad (Chungil Chae)</w:t>
       </w:r>
     </w:p>
     <w:p>
@@ -91,33 +31,7 @@
         <w:pStyle w:val="Date"/>
       </w:pPr>
       <w:r>
-        <w:t xml:space="preserve">Sun,</w:t>
-      </w:r>
-      <w:r>
-        <w:t xml:space="preserve"> </w:t>
-      </w:r>
-      <w:r>
-        <w:t xml:space="preserve">25</w:t>
-      </w:r>
-      <w:r>
-        <w:t xml:space="preserve"> </w:t>
-      </w:r>
-      <w:r>
-        <w:t xml:space="preserve">May</w:t>
-      </w:r>
-      <w:r>
-        <w:t xml:space="preserve"> </w:t>
-      </w:r>
-      <w:r>
-        <w:t xml:space="preserve">2025</w:t>
-      </w:r>
-    </w:p>
-    <w:p>
-      <w:pPr>
-        <w:pStyle w:val="AbstractTitle"/>
-      </w:pPr>
-      <w:r>
-        <w:t xml:space="preserve">Abstract</w:t>
+        <w:t xml:space="preserve">Mon, 26 May 2025</w:t>
       </w:r>
     </w:p>
     <w:bookmarkStart w:id="20" w:name="table-5.1"/>
@@ -190,36 +104,585 @@
       </w:pPr>
       <w:r>
         <w:rPr>
-          <w:rStyle w:val="VerbatimChar"/>
-        </w:rPr>
-        <w:t xml:space="preserve">Registered S3 methods overwritten by 'forecast':</w:t>
-      </w:r>
-      <w:r>
-        <w:br/>
-      </w:r>
-      <w:r>
-        <w:rPr>
-          <w:rStyle w:val="VerbatimChar"/>
-        </w:rPr>
-        <w:t xml:space="preserve">  method  from </w:t>
-      </w:r>
-      <w:r>
-        <w:br/>
-      </w:r>
-      <w:r>
-        <w:rPr>
-          <w:rStyle w:val="VerbatimChar"/>
-        </w:rPr>
-        <w:t xml:space="preserve">  head.ts stats</w:t>
-      </w:r>
-      <w:r>
-        <w:br/>
-      </w:r>
-      <w:r>
-        <w:rPr>
-          <w:rStyle w:val="VerbatimChar"/>
-        </w:rPr>
-        <w:t xml:space="preserve">  tail.ts stats</w:t>
+          <w:rStyle w:val="CommentTok"/>
+        </w:rPr>
+        <w:t xml:space="preserve"># load file</w:t>
+      </w:r>
+      <w:r>
+        <w:br/>
+      </w:r>
+      <w:r>
+        <w:rPr>
+          <w:rStyle w:val="NormalTok"/>
+        </w:rPr>
+        <w:t xml:space="preserve">toyota.corolla.df </w:t>
+      </w:r>
+      <w:r>
+        <w:rPr>
+          <w:rStyle w:val="OtherTok"/>
+        </w:rPr>
+        <w:t xml:space="preserve">&lt;-</w:t>
+      </w:r>
+      <w:r>
+        <w:rPr>
+          <w:rStyle w:val="NormalTok"/>
+        </w:rPr>
+        <w:t xml:space="preserve"> </w:t>
+      </w:r>
+      <w:r>
+        <w:rPr>
+          <w:rStyle w:val="FunctionTok"/>
+        </w:rPr>
+        <w:t xml:space="preserve">read.csv</w:t>
+      </w:r>
+      <w:r>
+        <w:rPr>
+          <w:rStyle w:val="NormalTok"/>
+        </w:rPr>
+        <w:t xml:space="preserve">(</w:t>
+      </w:r>
+      <w:r>
+        <w:rPr>
+          <w:rStyle w:val="StringTok"/>
+        </w:rPr>
+        <w:t xml:space="preserve">"data/ToyotaCorolla.csv"</w:t>
+      </w:r>
+      <w:r>
+        <w:rPr>
+          <w:rStyle w:val="NormalTok"/>
+        </w:rPr>
+        <w:t xml:space="preserve">)</w:t>
+      </w:r>
+      <w:r>
+        <w:br/>
+      </w:r>
+      <w:r>
+        <w:br/>
+      </w:r>
+      <w:r>
+        <w:rPr>
+          <w:rStyle w:val="CommentTok"/>
+        </w:rPr>
+        <w:t xml:space="preserve"># randomly generate training and validation sets</w:t>
+      </w:r>
+      <w:r>
+        <w:br/>
+      </w:r>
+      <w:r>
+        <w:rPr>
+          <w:rStyle w:val="NormalTok"/>
+        </w:rPr>
+        <w:t xml:space="preserve">training </w:t>
+      </w:r>
+      <w:r>
+        <w:rPr>
+          <w:rStyle w:val="OtherTok"/>
+        </w:rPr>
+        <w:t xml:space="preserve">&lt;-</w:t>
+      </w:r>
+      <w:r>
+        <w:rPr>
+          <w:rStyle w:val="NormalTok"/>
+        </w:rPr>
+        <w:t xml:space="preserve"> </w:t>
+      </w:r>
+      <w:r>
+        <w:rPr>
+          <w:rStyle w:val="FunctionTok"/>
+        </w:rPr>
+        <w:t xml:space="preserve">sample</w:t>
+      </w:r>
+      <w:r>
+        <w:rPr>
+          <w:rStyle w:val="NormalTok"/>
+        </w:rPr>
+        <w:t xml:space="preserve">(toyota.corolla.df</w:t>
+      </w:r>
+      <w:r>
+        <w:rPr>
+          <w:rStyle w:val="SpecialCharTok"/>
+        </w:rPr>
+        <w:t xml:space="preserve">$</w:t>
+      </w:r>
+      <w:r>
+        <w:rPr>
+          <w:rStyle w:val="NormalTok"/>
+        </w:rPr>
+        <w:t xml:space="preserve">Id, </w:t>
+      </w:r>
+      <w:r>
+        <w:rPr>
+          <w:rStyle w:val="DecValTok"/>
+        </w:rPr>
+        <w:t xml:space="preserve">600</w:t>
+      </w:r>
+      <w:r>
+        <w:rPr>
+          <w:rStyle w:val="NormalTok"/>
+        </w:rPr>
+        <w:t xml:space="preserve">)</w:t>
+      </w:r>
+      <w:r>
+        <w:br/>
+      </w:r>
+      <w:r>
+        <w:rPr>
+          <w:rStyle w:val="NormalTok"/>
+        </w:rPr>
+        <w:t xml:space="preserve">validation </w:t>
+      </w:r>
+      <w:r>
+        <w:rPr>
+          <w:rStyle w:val="OtherTok"/>
+        </w:rPr>
+        <w:t xml:space="preserve">&lt;-</w:t>
+      </w:r>
+      <w:r>
+        <w:rPr>
+          <w:rStyle w:val="NormalTok"/>
+        </w:rPr>
+        <w:t xml:space="preserve"> </w:t>
+      </w:r>
+      <w:r>
+        <w:rPr>
+          <w:rStyle w:val="FunctionTok"/>
+        </w:rPr>
+        <w:t xml:space="preserve">sample</w:t>
+      </w:r>
+      <w:r>
+        <w:rPr>
+          <w:rStyle w:val="NormalTok"/>
+        </w:rPr>
+        <w:t xml:space="preserve">(</w:t>
+      </w:r>
+      <w:r>
+        <w:rPr>
+          <w:rStyle w:val="FunctionTok"/>
+        </w:rPr>
+        <w:t xml:space="preserve">setdiff</w:t>
+      </w:r>
+      <w:r>
+        <w:rPr>
+          <w:rStyle w:val="NormalTok"/>
+        </w:rPr>
+        <w:t xml:space="preserve">(toyota.corolla.df</w:t>
+      </w:r>
+      <w:r>
+        <w:rPr>
+          <w:rStyle w:val="SpecialCharTok"/>
+        </w:rPr>
+        <w:t xml:space="preserve">$</w:t>
+      </w:r>
+      <w:r>
+        <w:rPr>
+          <w:rStyle w:val="NormalTok"/>
+        </w:rPr>
+        <w:t xml:space="preserve">Id, training), </w:t>
+      </w:r>
+      <w:r>
+        <w:rPr>
+          <w:rStyle w:val="DecValTok"/>
+        </w:rPr>
+        <w:t xml:space="preserve">400</w:t>
+      </w:r>
+      <w:r>
+        <w:rPr>
+          <w:rStyle w:val="NormalTok"/>
+        </w:rPr>
+        <w:t xml:space="preserve">)</w:t>
+      </w:r>
+      <w:r>
+        <w:br/>
+      </w:r>
+      <w:r>
+        <w:br/>
+      </w:r>
+      <w:r>
+        <w:rPr>
+          <w:rStyle w:val="CommentTok"/>
+        </w:rPr>
+        <w:t xml:space="preserve"># run linear regression model</w:t>
+      </w:r>
+      <w:r>
+        <w:br/>
+      </w:r>
+      <w:r>
+        <w:rPr>
+          <w:rStyle w:val="NormalTok"/>
+        </w:rPr>
+        <w:t xml:space="preserve">reg </w:t>
+      </w:r>
+      <w:r>
+        <w:rPr>
+          <w:rStyle w:val="OtherTok"/>
+        </w:rPr>
+        <w:t xml:space="preserve">&lt;-</w:t>
+      </w:r>
+      <w:r>
+        <w:rPr>
+          <w:rStyle w:val="NormalTok"/>
+        </w:rPr>
+        <w:t xml:space="preserve"> </w:t>
+      </w:r>
+      <w:r>
+        <w:rPr>
+          <w:rStyle w:val="FunctionTok"/>
+        </w:rPr>
+        <w:t xml:space="preserve">lm</w:t>
+      </w:r>
+      <w:r>
+        <w:rPr>
+          <w:rStyle w:val="NormalTok"/>
+        </w:rPr>
+        <w:t xml:space="preserve">(Price</w:t>
+      </w:r>
+      <w:r>
+        <w:rPr>
+          <w:rStyle w:val="SpecialCharTok"/>
+        </w:rPr>
+        <w:t xml:space="preserve">~</w:t>
+      </w:r>
+      <w:r>
+        <w:rPr>
+          <w:rStyle w:val="NormalTok"/>
+        </w:rPr>
+        <w:t xml:space="preserve">., </w:t>
+      </w:r>
+      <w:r>
+        <w:rPr>
+          <w:rStyle w:val="AttributeTok"/>
+        </w:rPr>
+        <w:t xml:space="preserve">data=</w:t>
+      </w:r>
+      <w:r>
+        <w:rPr>
+          <w:rStyle w:val="NormalTok"/>
+        </w:rPr>
+        <w:t xml:space="preserve">toyota.corolla.df[,</w:t>
+      </w:r>
+      <w:r>
+        <w:rPr>
+          <w:rStyle w:val="SpecialCharTok"/>
+        </w:rPr>
+        <w:t xml:space="preserve">-</w:t>
+      </w:r>
+      <w:r>
+        <w:rPr>
+          <w:rStyle w:val="FunctionTok"/>
+        </w:rPr>
+        <w:t xml:space="preserve">c</w:t>
+      </w:r>
+      <w:r>
+        <w:rPr>
+          <w:rStyle w:val="NormalTok"/>
+        </w:rPr>
+        <w:t xml:space="preserve">(</w:t>
+      </w:r>
+      <w:r>
+        <w:rPr>
+          <w:rStyle w:val="DecValTok"/>
+        </w:rPr>
+        <w:t xml:space="preserve">1</w:t>
+      </w:r>
+      <w:r>
+        <w:rPr>
+          <w:rStyle w:val="NormalTok"/>
+        </w:rPr>
+        <w:t xml:space="preserve">,</w:t>
+      </w:r>
+      <w:r>
+        <w:rPr>
+          <w:rStyle w:val="DecValTok"/>
+        </w:rPr>
+        <w:t xml:space="preserve">2</w:t>
+      </w:r>
+      <w:r>
+        <w:rPr>
+          <w:rStyle w:val="NormalTok"/>
+        </w:rPr>
+        <w:t xml:space="preserve">,</w:t>
+      </w:r>
+      <w:r>
+        <w:rPr>
+          <w:rStyle w:val="DecValTok"/>
+        </w:rPr>
+        <w:t xml:space="preserve">8</w:t>
+      </w:r>
+      <w:r>
+        <w:rPr>
+          <w:rStyle w:val="NormalTok"/>
+        </w:rPr>
+        <w:t xml:space="preserve">,</w:t>
+      </w:r>
+      <w:r>
+        <w:rPr>
+          <w:rStyle w:val="DecValTok"/>
+        </w:rPr>
+        <w:t xml:space="preserve">11</w:t>
+      </w:r>
+      <w:r>
+        <w:rPr>
+          <w:rStyle w:val="NormalTok"/>
+        </w:rPr>
+        <w:t xml:space="preserve">)], </w:t>
+      </w:r>
+      <w:r>
+        <w:rPr>
+          <w:rStyle w:val="AttributeTok"/>
+        </w:rPr>
+        <w:t xml:space="preserve">subset=</w:t>
+      </w:r>
+      <w:r>
+        <w:rPr>
+          <w:rStyle w:val="NormalTok"/>
+        </w:rPr>
+        <w:t xml:space="preserve">training,</w:t>
+      </w:r>
+      <w:r>
+        <w:br/>
+      </w:r>
+      <w:r>
+        <w:rPr>
+          <w:rStyle w:val="NormalTok"/>
+        </w:rPr>
+        <w:t xml:space="preserve">          </w:t>
+      </w:r>
+      <w:r>
+        <w:rPr>
+          <w:rStyle w:val="AttributeTok"/>
+        </w:rPr>
+        <w:t xml:space="preserve">na.action=</w:t>
+      </w:r>
+      <w:r>
+        <w:rPr>
+          <w:rStyle w:val="NormalTok"/>
+        </w:rPr>
+        <w:t xml:space="preserve">na.exclude)</w:t>
+      </w:r>
+      <w:r>
+        <w:br/>
+      </w:r>
+      <w:r>
+        <w:rPr>
+          <w:rStyle w:val="NormalTok"/>
+        </w:rPr>
+        <w:t xml:space="preserve">pred_t </w:t>
+      </w:r>
+      <w:r>
+        <w:rPr>
+          <w:rStyle w:val="OtherTok"/>
+        </w:rPr>
+        <w:t xml:space="preserve">&lt;-</w:t>
+      </w:r>
+      <w:r>
+        <w:rPr>
+          <w:rStyle w:val="NormalTok"/>
+        </w:rPr>
+        <w:t xml:space="preserve"> </w:t>
+      </w:r>
+      <w:r>
+        <w:rPr>
+          <w:rStyle w:val="FunctionTok"/>
+        </w:rPr>
+        <w:t xml:space="preserve">predict</w:t>
+      </w:r>
+      <w:r>
+        <w:rPr>
+          <w:rStyle w:val="NormalTok"/>
+        </w:rPr>
+        <w:t xml:space="preserve">(reg, </w:t>
+      </w:r>
+      <w:r>
+        <w:rPr>
+          <w:rStyle w:val="AttributeTok"/>
+        </w:rPr>
+        <w:t xml:space="preserve">na.action=</w:t>
+      </w:r>
+      <w:r>
+        <w:rPr>
+          <w:rStyle w:val="NormalTok"/>
+        </w:rPr>
+        <w:t xml:space="preserve">na.pass)</w:t>
+      </w:r>
+      <w:r>
+        <w:br/>
+      </w:r>
+      <w:r>
+        <w:rPr>
+          <w:rStyle w:val="NormalTok"/>
+        </w:rPr>
+        <w:t xml:space="preserve">pred_v </w:t>
+      </w:r>
+      <w:r>
+        <w:rPr>
+          <w:rStyle w:val="OtherTok"/>
+        </w:rPr>
+        <w:t xml:space="preserve">&lt;-</w:t>
+      </w:r>
+      <w:r>
+        <w:rPr>
+          <w:rStyle w:val="NormalTok"/>
+        </w:rPr>
+        <w:t xml:space="preserve"> </w:t>
+      </w:r>
+      <w:r>
+        <w:rPr>
+          <w:rStyle w:val="FunctionTok"/>
+        </w:rPr>
+        <w:t xml:space="preserve">predict</w:t>
+      </w:r>
+      <w:r>
+        <w:rPr>
+          <w:rStyle w:val="NormalTok"/>
+        </w:rPr>
+        <w:t xml:space="preserve">(reg, </w:t>
+      </w:r>
+      <w:r>
+        <w:rPr>
+          <w:rStyle w:val="AttributeTok"/>
+        </w:rPr>
+        <w:t xml:space="preserve">newdata=</w:t>
+      </w:r>
+      <w:r>
+        <w:rPr>
+          <w:rStyle w:val="NormalTok"/>
+        </w:rPr>
+        <w:t xml:space="preserve">toyota.corolla.df[validation,</w:t>
+      </w:r>
+      <w:r>
+        <w:rPr>
+          <w:rStyle w:val="SpecialCharTok"/>
+        </w:rPr>
+        <w:t xml:space="preserve">-</w:t>
+      </w:r>
+      <w:r>
+        <w:rPr>
+          <w:rStyle w:val="FunctionTok"/>
+        </w:rPr>
+        <w:t xml:space="preserve">c</w:t>
+      </w:r>
+      <w:r>
+        <w:rPr>
+          <w:rStyle w:val="NormalTok"/>
+        </w:rPr>
+        <w:t xml:space="preserve">(</w:t>
+      </w:r>
+      <w:r>
+        <w:rPr>
+          <w:rStyle w:val="DecValTok"/>
+        </w:rPr>
+        <w:t xml:space="preserve">1</w:t>
+      </w:r>
+      <w:r>
+        <w:rPr>
+          <w:rStyle w:val="NormalTok"/>
+        </w:rPr>
+        <w:t xml:space="preserve">,</w:t>
+      </w:r>
+      <w:r>
+        <w:rPr>
+          <w:rStyle w:val="DecValTok"/>
+        </w:rPr>
+        <w:t xml:space="preserve">2</w:t>
+      </w:r>
+      <w:r>
+        <w:rPr>
+          <w:rStyle w:val="NormalTok"/>
+        </w:rPr>
+        <w:t xml:space="preserve">,</w:t>
+      </w:r>
+      <w:r>
+        <w:rPr>
+          <w:rStyle w:val="DecValTok"/>
+        </w:rPr>
+        <w:t xml:space="preserve">8</w:t>
+      </w:r>
+      <w:r>
+        <w:rPr>
+          <w:rStyle w:val="NormalTok"/>
+        </w:rPr>
+        <w:t xml:space="preserve">,</w:t>
+      </w:r>
+      <w:r>
+        <w:rPr>
+          <w:rStyle w:val="DecValTok"/>
+        </w:rPr>
+        <w:t xml:space="preserve">11</w:t>
+      </w:r>
+      <w:r>
+        <w:rPr>
+          <w:rStyle w:val="NormalTok"/>
+        </w:rPr>
+        <w:t xml:space="preserve">)],</w:t>
+      </w:r>
+      <w:r>
+        <w:br/>
+      </w:r>
+      <w:r>
+        <w:rPr>
+          <w:rStyle w:val="NormalTok"/>
+        </w:rPr>
+        <w:t xml:space="preserve">                  </w:t>
+      </w:r>
+      <w:r>
+        <w:rPr>
+          <w:rStyle w:val="AttributeTok"/>
+        </w:rPr>
+        <w:t xml:space="preserve">na.action=</w:t>
+      </w:r>
+      <w:r>
+        <w:rPr>
+          <w:rStyle w:val="NormalTok"/>
+        </w:rPr>
+        <w:t xml:space="preserve">na.pass)</w:t>
+      </w:r>
+      <w:r>
+        <w:br/>
+      </w:r>
+      <w:r>
+        <w:br/>
+      </w:r>
+      <w:r>
+        <w:rPr>
+          <w:rStyle w:val="DocumentationTok"/>
+        </w:rPr>
+        <w:t xml:space="preserve">## evaluate performance</w:t>
+      </w:r>
+      <w:r>
+        <w:br/>
+      </w:r>
+      <w:r>
+        <w:rPr>
+          <w:rStyle w:val="CommentTok"/>
+        </w:rPr>
+        <w:t xml:space="preserve"># training</w:t>
+      </w:r>
+      <w:r>
+        <w:br/>
+      </w:r>
+      <w:r>
+        <w:rPr>
+          <w:rStyle w:val="FunctionTok"/>
+        </w:rPr>
+        <w:t xml:space="preserve">accuracy</w:t>
+      </w:r>
+      <w:r>
+        <w:rPr>
+          <w:rStyle w:val="NormalTok"/>
+        </w:rPr>
+        <w:t xml:space="preserve">(pred_t, toyota.corolla.df[training,]</w:t>
+      </w:r>
+      <w:r>
+        <w:rPr>
+          <w:rStyle w:val="SpecialCharTok"/>
+        </w:rPr>
+        <w:t xml:space="preserve">$</w:t>
+      </w:r>
+      <w:r>
+        <w:rPr>
+          <w:rStyle w:val="NormalTok"/>
+        </w:rPr>
+        <w:t xml:space="preserve">Price)</w:t>
       </w:r>
     </w:p>
     <w:p>
@@ -228,585 +691,18 @@
       </w:pPr>
       <w:r>
         <w:rPr>
-          <w:rStyle w:val="CommentTok"/>
-        </w:rPr>
-        <w:t xml:space="preserve"># load file</w:t>
-      </w:r>
-      <w:r>
-        <w:br/>
-      </w:r>
-      <w:r>
-        <w:rPr>
-          <w:rStyle w:val="NormalTok"/>
-        </w:rPr>
-        <w:t xml:space="preserve">toyota.corolla.df </w:t>
-      </w:r>
-      <w:r>
-        <w:rPr>
-          <w:rStyle w:val="OtherTok"/>
-        </w:rPr>
-        <w:t xml:space="preserve">&lt;-</w:t>
-      </w:r>
-      <w:r>
-        <w:rPr>
-          <w:rStyle w:val="NormalTok"/>
-        </w:rPr>
-        <w:t xml:space="preserve"> </w:t>
-      </w:r>
-      <w:r>
-        <w:rPr>
-          <w:rStyle w:val="FunctionTok"/>
-        </w:rPr>
-        <w:t xml:space="preserve">read.csv</w:t>
-      </w:r>
-      <w:r>
-        <w:rPr>
-          <w:rStyle w:val="NormalTok"/>
-        </w:rPr>
-        <w:t xml:space="preserve">(</w:t>
-      </w:r>
-      <w:r>
-        <w:rPr>
-          <w:rStyle w:val="StringTok"/>
-        </w:rPr>
-        <w:t xml:space="preserve">"data/ToyotaCorolla.csv"</w:t>
-      </w:r>
-      <w:r>
-        <w:rPr>
-          <w:rStyle w:val="NormalTok"/>
-        </w:rPr>
-        <w:t xml:space="preserve">)</w:t>
-      </w:r>
-      <w:r>
-        <w:br/>
-      </w:r>
-      <w:r>
-        <w:br/>
-      </w:r>
-      <w:r>
-        <w:rPr>
-          <w:rStyle w:val="CommentTok"/>
-        </w:rPr>
-        <w:t xml:space="preserve"># randomly generate training and validation sets</w:t>
-      </w:r>
-      <w:r>
-        <w:br/>
-      </w:r>
-      <w:r>
-        <w:rPr>
-          <w:rStyle w:val="NormalTok"/>
-        </w:rPr>
-        <w:t xml:space="preserve">training </w:t>
-      </w:r>
-      <w:r>
-        <w:rPr>
-          <w:rStyle w:val="OtherTok"/>
-        </w:rPr>
-        <w:t xml:space="preserve">&lt;-</w:t>
-      </w:r>
-      <w:r>
-        <w:rPr>
-          <w:rStyle w:val="NormalTok"/>
-        </w:rPr>
-        <w:t xml:space="preserve"> </w:t>
-      </w:r>
-      <w:r>
-        <w:rPr>
-          <w:rStyle w:val="FunctionTok"/>
-        </w:rPr>
-        <w:t xml:space="preserve">sample</w:t>
-      </w:r>
-      <w:r>
-        <w:rPr>
-          <w:rStyle w:val="NormalTok"/>
-        </w:rPr>
-        <w:t xml:space="preserve">(toyota.corolla.df</w:t>
-      </w:r>
-      <w:r>
-        <w:rPr>
-          <w:rStyle w:val="SpecialCharTok"/>
-        </w:rPr>
-        <w:t xml:space="preserve">$</w:t>
-      </w:r>
-      <w:r>
-        <w:rPr>
-          <w:rStyle w:val="NormalTok"/>
-        </w:rPr>
-        <w:t xml:space="preserve">Id, </w:t>
-      </w:r>
-      <w:r>
-        <w:rPr>
-          <w:rStyle w:val="DecValTok"/>
-        </w:rPr>
-        <w:t xml:space="preserve">600</w:t>
-      </w:r>
-      <w:r>
-        <w:rPr>
-          <w:rStyle w:val="NormalTok"/>
-        </w:rPr>
-        <w:t xml:space="preserve">)</w:t>
-      </w:r>
-      <w:r>
-        <w:br/>
-      </w:r>
-      <w:r>
-        <w:rPr>
-          <w:rStyle w:val="NormalTok"/>
-        </w:rPr>
-        <w:t xml:space="preserve">validation </w:t>
-      </w:r>
-      <w:r>
-        <w:rPr>
-          <w:rStyle w:val="OtherTok"/>
-        </w:rPr>
-        <w:t xml:space="preserve">&lt;-</w:t>
-      </w:r>
-      <w:r>
-        <w:rPr>
-          <w:rStyle w:val="NormalTok"/>
-        </w:rPr>
-        <w:t xml:space="preserve"> </w:t>
-      </w:r>
-      <w:r>
-        <w:rPr>
-          <w:rStyle w:val="FunctionTok"/>
-        </w:rPr>
-        <w:t xml:space="preserve">sample</w:t>
-      </w:r>
-      <w:r>
-        <w:rPr>
-          <w:rStyle w:val="NormalTok"/>
-        </w:rPr>
-        <w:t xml:space="preserve">(</w:t>
-      </w:r>
-      <w:r>
-        <w:rPr>
-          <w:rStyle w:val="FunctionTok"/>
-        </w:rPr>
-        <w:t xml:space="preserve">setdiff</w:t>
-      </w:r>
-      <w:r>
-        <w:rPr>
-          <w:rStyle w:val="NormalTok"/>
-        </w:rPr>
-        <w:t xml:space="preserve">(toyota.corolla.df</w:t>
-      </w:r>
-      <w:r>
-        <w:rPr>
-          <w:rStyle w:val="SpecialCharTok"/>
-        </w:rPr>
-        <w:t xml:space="preserve">$</w:t>
-      </w:r>
-      <w:r>
-        <w:rPr>
-          <w:rStyle w:val="NormalTok"/>
-        </w:rPr>
-        <w:t xml:space="preserve">Id, training), </w:t>
-      </w:r>
-      <w:r>
-        <w:rPr>
-          <w:rStyle w:val="DecValTok"/>
-        </w:rPr>
-        <w:t xml:space="preserve">400</w:t>
-      </w:r>
-      <w:r>
-        <w:rPr>
-          <w:rStyle w:val="NormalTok"/>
-        </w:rPr>
-        <w:t xml:space="preserve">)</w:t>
-      </w:r>
-      <w:r>
-        <w:br/>
-      </w:r>
-      <w:r>
-        <w:br/>
-      </w:r>
-      <w:r>
-        <w:rPr>
-          <w:rStyle w:val="CommentTok"/>
-        </w:rPr>
-        <w:t xml:space="preserve"># run linear regression model</w:t>
-      </w:r>
-      <w:r>
-        <w:br/>
-      </w:r>
-      <w:r>
-        <w:rPr>
-          <w:rStyle w:val="NormalTok"/>
-        </w:rPr>
-        <w:t xml:space="preserve">reg </w:t>
-      </w:r>
-      <w:r>
-        <w:rPr>
-          <w:rStyle w:val="OtherTok"/>
-        </w:rPr>
-        <w:t xml:space="preserve">&lt;-</w:t>
-      </w:r>
-      <w:r>
-        <w:rPr>
-          <w:rStyle w:val="NormalTok"/>
-        </w:rPr>
-        <w:t xml:space="preserve"> </w:t>
-      </w:r>
-      <w:r>
-        <w:rPr>
-          <w:rStyle w:val="FunctionTok"/>
-        </w:rPr>
-        <w:t xml:space="preserve">lm</w:t>
-      </w:r>
-      <w:r>
-        <w:rPr>
-          <w:rStyle w:val="NormalTok"/>
-        </w:rPr>
-        <w:t xml:space="preserve">(Price</w:t>
-      </w:r>
-      <w:r>
-        <w:rPr>
-          <w:rStyle w:val="SpecialCharTok"/>
-        </w:rPr>
-        <w:t xml:space="preserve">~</w:t>
-      </w:r>
-      <w:r>
-        <w:rPr>
-          <w:rStyle w:val="NormalTok"/>
-        </w:rPr>
-        <w:t xml:space="preserve">., </w:t>
-      </w:r>
-      <w:r>
-        <w:rPr>
-          <w:rStyle w:val="AttributeTok"/>
-        </w:rPr>
-        <w:t xml:space="preserve">data=</w:t>
-      </w:r>
-      <w:r>
-        <w:rPr>
-          <w:rStyle w:val="NormalTok"/>
-        </w:rPr>
-        <w:t xml:space="preserve">toyota.corolla.df[,</w:t>
-      </w:r>
-      <w:r>
-        <w:rPr>
-          <w:rStyle w:val="SpecialCharTok"/>
-        </w:rPr>
-        <w:t xml:space="preserve">-</w:t>
-      </w:r>
-      <w:r>
-        <w:rPr>
-          <w:rStyle w:val="FunctionTok"/>
-        </w:rPr>
-        <w:t xml:space="preserve">c</w:t>
-      </w:r>
-      <w:r>
-        <w:rPr>
-          <w:rStyle w:val="NormalTok"/>
-        </w:rPr>
-        <w:t xml:space="preserve">(</w:t>
-      </w:r>
-      <w:r>
-        <w:rPr>
-          <w:rStyle w:val="DecValTok"/>
-        </w:rPr>
-        <w:t xml:space="preserve">1</w:t>
-      </w:r>
-      <w:r>
-        <w:rPr>
-          <w:rStyle w:val="NormalTok"/>
-        </w:rPr>
-        <w:t xml:space="preserve">,</w:t>
-      </w:r>
-      <w:r>
-        <w:rPr>
-          <w:rStyle w:val="DecValTok"/>
-        </w:rPr>
-        <w:t xml:space="preserve">2</w:t>
-      </w:r>
-      <w:r>
-        <w:rPr>
-          <w:rStyle w:val="NormalTok"/>
-        </w:rPr>
-        <w:t xml:space="preserve">,</w:t>
-      </w:r>
-      <w:r>
-        <w:rPr>
-          <w:rStyle w:val="DecValTok"/>
-        </w:rPr>
-        <w:t xml:space="preserve">8</w:t>
-      </w:r>
-      <w:r>
-        <w:rPr>
-          <w:rStyle w:val="NormalTok"/>
-        </w:rPr>
-        <w:t xml:space="preserve">,</w:t>
-      </w:r>
-      <w:r>
-        <w:rPr>
-          <w:rStyle w:val="DecValTok"/>
-        </w:rPr>
-        <w:t xml:space="preserve">11</w:t>
-      </w:r>
-      <w:r>
-        <w:rPr>
-          <w:rStyle w:val="NormalTok"/>
-        </w:rPr>
-        <w:t xml:space="preserve">)], </w:t>
-      </w:r>
-      <w:r>
-        <w:rPr>
-          <w:rStyle w:val="AttributeTok"/>
-        </w:rPr>
-        <w:t xml:space="preserve">subset=</w:t>
-      </w:r>
-      <w:r>
-        <w:rPr>
-          <w:rStyle w:val="NormalTok"/>
-        </w:rPr>
-        <w:t xml:space="preserve">training,</w:t>
-      </w:r>
-      <w:r>
-        <w:br/>
-      </w:r>
-      <w:r>
-        <w:rPr>
-          <w:rStyle w:val="NormalTok"/>
-        </w:rPr>
-        <w:t xml:space="preserve">          </w:t>
-      </w:r>
-      <w:r>
-        <w:rPr>
-          <w:rStyle w:val="AttributeTok"/>
-        </w:rPr>
-        <w:t xml:space="preserve">na.action=</w:t>
-      </w:r>
-      <w:r>
-        <w:rPr>
-          <w:rStyle w:val="NormalTok"/>
-        </w:rPr>
-        <w:t xml:space="preserve">na.exclude)</w:t>
-      </w:r>
-      <w:r>
-        <w:br/>
-      </w:r>
-      <w:r>
-        <w:rPr>
-          <w:rStyle w:val="NormalTok"/>
-        </w:rPr>
-        <w:t xml:space="preserve">pred_t </w:t>
-      </w:r>
-      <w:r>
-        <w:rPr>
-          <w:rStyle w:val="OtherTok"/>
-        </w:rPr>
-        <w:t xml:space="preserve">&lt;-</w:t>
-      </w:r>
-      <w:r>
-        <w:rPr>
-          <w:rStyle w:val="NormalTok"/>
-        </w:rPr>
-        <w:t xml:space="preserve"> </w:t>
-      </w:r>
-      <w:r>
-        <w:rPr>
-          <w:rStyle w:val="FunctionTok"/>
-        </w:rPr>
-        <w:t xml:space="preserve">predict</w:t>
-      </w:r>
-      <w:r>
-        <w:rPr>
-          <w:rStyle w:val="NormalTok"/>
-        </w:rPr>
-        <w:t xml:space="preserve">(reg, </w:t>
-      </w:r>
-      <w:r>
-        <w:rPr>
-          <w:rStyle w:val="AttributeTok"/>
-        </w:rPr>
-        <w:t xml:space="preserve">na.action=</w:t>
-      </w:r>
-      <w:r>
-        <w:rPr>
-          <w:rStyle w:val="NormalTok"/>
-        </w:rPr>
-        <w:t xml:space="preserve">na.pass)</w:t>
-      </w:r>
-      <w:r>
-        <w:br/>
-      </w:r>
-      <w:r>
-        <w:rPr>
-          <w:rStyle w:val="NormalTok"/>
-        </w:rPr>
-        <w:t xml:space="preserve">pred_v </w:t>
-      </w:r>
-      <w:r>
-        <w:rPr>
-          <w:rStyle w:val="OtherTok"/>
-        </w:rPr>
-        <w:t xml:space="preserve">&lt;-</w:t>
-      </w:r>
-      <w:r>
-        <w:rPr>
-          <w:rStyle w:val="NormalTok"/>
-        </w:rPr>
-        <w:t xml:space="preserve"> </w:t>
-      </w:r>
-      <w:r>
-        <w:rPr>
-          <w:rStyle w:val="FunctionTok"/>
-        </w:rPr>
-        <w:t xml:space="preserve">predict</w:t>
-      </w:r>
-      <w:r>
-        <w:rPr>
-          <w:rStyle w:val="NormalTok"/>
-        </w:rPr>
-        <w:t xml:space="preserve">(reg, </w:t>
-      </w:r>
-      <w:r>
-        <w:rPr>
-          <w:rStyle w:val="AttributeTok"/>
-        </w:rPr>
-        <w:t xml:space="preserve">newdata=</w:t>
-      </w:r>
-      <w:r>
-        <w:rPr>
-          <w:rStyle w:val="NormalTok"/>
-        </w:rPr>
-        <w:t xml:space="preserve">toyota.corolla.df[validation,</w:t>
-      </w:r>
-      <w:r>
-        <w:rPr>
-          <w:rStyle w:val="SpecialCharTok"/>
-        </w:rPr>
-        <w:t xml:space="preserve">-</w:t>
-      </w:r>
-      <w:r>
-        <w:rPr>
-          <w:rStyle w:val="FunctionTok"/>
-        </w:rPr>
-        <w:t xml:space="preserve">c</w:t>
-      </w:r>
-      <w:r>
-        <w:rPr>
-          <w:rStyle w:val="NormalTok"/>
-        </w:rPr>
-        <w:t xml:space="preserve">(</w:t>
-      </w:r>
-      <w:r>
-        <w:rPr>
-          <w:rStyle w:val="DecValTok"/>
-        </w:rPr>
-        <w:t xml:space="preserve">1</w:t>
-      </w:r>
-      <w:r>
-        <w:rPr>
-          <w:rStyle w:val="NormalTok"/>
-        </w:rPr>
-        <w:t xml:space="preserve">,</w:t>
-      </w:r>
-      <w:r>
-        <w:rPr>
-          <w:rStyle w:val="DecValTok"/>
-        </w:rPr>
-        <w:t xml:space="preserve">2</w:t>
-      </w:r>
-      <w:r>
-        <w:rPr>
-          <w:rStyle w:val="NormalTok"/>
-        </w:rPr>
-        <w:t xml:space="preserve">,</w:t>
-      </w:r>
-      <w:r>
-        <w:rPr>
-          <w:rStyle w:val="DecValTok"/>
-        </w:rPr>
-        <w:t xml:space="preserve">8</w:t>
-      </w:r>
-      <w:r>
-        <w:rPr>
-          <w:rStyle w:val="NormalTok"/>
-        </w:rPr>
-        <w:t xml:space="preserve">,</w:t>
-      </w:r>
-      <w:r>
-        <w:rPr>
-          <w:rStyle w:val="DecValTok"/>
-        </w:rPr>
-        <w:t xml:space="preserve">11</w:t>
-      </w:r>
-      <w:r>
-        <w:rPr>
-          <w:rStyle w:val="NormalTok"/>
-        </w:rPr>
-        <w:t xml:space="preserve">)],</w:t>
-      </w:r>
-      <w:r>
-        <w:br/>
-      </w:r>
-      <w:r>
-        <w:rPr>
-          <w:rStyle w:val="NormalTok"/>
-        </w:rPr>
-        <w:t xml:space="preserve">                  </w:t>
-      </w:r>
-      <w:r>
-        <w:rPr>
-          <w:rStyle w:val="AttributeTok"/>
-        </w:rPr>
-        <w:t xml:space="preserve">na.action=</w:t>
-      </w:r>
-      <w:r>
-        <w:rPr>
-          <w:rStyle w:val="NormalTok"/>
-        </w:rPr>
-        <w:t xml:space="preserve">na.pass)</w:t>
-      </w:r>
-      <w:r>
-        <w:br/>
-      </w:r>
-      <w:r>
-        <w:br/>
-      </w:r>
-      <w:r>
-        <w:rPr>
-          <w:rStyle w:val="DocumentationTok"/>
-        </w:rPr>
-        <w:t xml:space="preserve">## evaluate performance</w:t>
-      </w:r>
-      <w:r>
-        <w:br/>
-      </w:r>
-      <w:r>
-        <w:rPr>
-          <w:rStyle w:val="CommentTok"/>
-        </w:rPr>
-        <w:t xml:space="preserve"># training</w:t>
-      </w:r>
-      <w:r>
-        <w:br/>
-      </w:r>
-      <w:r>
-        <w:rPr>
-          <w:rStyle w:val="FunctionTok"/>
-        </w:rPr>
-        <w:t xml:space="preserve">accuracy</w:t>
-      </w:r>
-      <w:r>
-        <w:rPr>
-          <w:rStyle w:val="NormalTok"/>
-        </w:rPr>
-        <w:t xml:space="preserve">(pred_t, toyota.corolla.df[training,]</w:t>
-      </w:r>
-      <w:r>
-        <w:rPr>
-          <w:rStyle w:val="SpecialCharTok"/>
-        </w:rPr>
-        <w:t xml:space="preserve">$</w:t>
-      </w:r>
-      <w:r>
-        <w:rPr>
-          <w:rStyle w:val="NormalTok"/>
-        </w:rPr>
-        <w:t xml:space="preserve">Price)</w:t>
+          <w:rStyle w:val="VerbatimChar"/>
+        </w:rPr>
+        <w:t xml:space="preserve">                    ME    RMSE      MAE        MPE     MAPE</w:t>
+      </w:r>
+      <w:r>
+        <w:br/>
+      </w:r>
+      <w:r>
+        <w:rPr>
+          <w:rStyle w:val="VerbatimChar"/>
+        </w:rPr>
+        <w:t xml:space="preserve">Test set -3.298344e-11 1106.46 821.8782 -0.8392264 8.110465</w:t>
       </w:r>
     </w:p>
     <w:p>
@@ -815,18 +711,36 @@
       </w:pPr>
       <w:r>
         <w:rPr>
-          <w:rStyle w:val="VerbatimChar"/>
-        </w:rPr>
-        <w:t xml:space="preserve">                    ME     RMSE      MAE        MPE     MAPE</w:t>
-      </w:r>
-      <w:r>
-        <w:br/>
-      </w:r>
-      <w:r>
-        <w:rPr>
-          <w:rStyle w:val="VerbatimChar"/>
-        </w:rPr>
-        <w:t xml:space="preserve">Test set -2.616997e-11 1107.195 821.4358 -0.9918297 8.333168</w:t>
+          <w:rStyle w:val="CommentTok"/>
+        </w:rPr>
+        <w:t xml:space="preserve"># validation</w:t>
+      </w:r>
+      <w:r>
+        <w:br/>
+      </w:r>
+      <w:r>
+        <w:rPr>
+          <w:rStyle w:val="FunctionTok"/>
+        </w:rPr>
+        <w:t xml:space="preserve">accuracy</w:t>
+      </w:r>
+      <w:r>
+        <w:rPr>
+          <w:rStyle w:val="NormalTok"/>
+        </w:rPr>
+        <w:t xml:space="preserve">(pred_v, toyota.corolla.df[validation,]</w:t>
+      </w:r>
+      <w:r>
+        <w:rPr>
+          <w:rStyle w:val="SpecialCharTok"/>
+        </w:rPr>
+        <w:t xml:space="preserve">$</w:t>
+      </w:r>
+      <w:r>
+        <w:rPr>
+          <w:rStyle w:val="NormalTok"/>
+        </w:rPr>
+        <w:t xml:space="preserve">Price)</w:t>
       </w:r>
     </w:p>
     <w:p>
@@ -835,47 +749,9 @@
       </w:pPr>
       <w:r>
         <w:rPr>
-          <w:rStyle w:val="CommentTok"/>
-        </w:rPr>
-        <w:t xml:space="preserve"># validation</w:t>
-      </w:r>
-      <w:r>
-        <w:br/>
-      </w:r>
-      <w:r>
-        <w:rPr>
-          <w:rStyle w:val="FunctionTok"/>
-        </w:rPr>
-        <w:t xml:space="preserve">accuracy</w:t>
-      </w:r>
-      <w:r>
-        <w:rPr>
-          <w:rStyle w:val="NormalTok"/>
-        </w:rPr>
-        <w:t xml:space="preserve">(pred_v, toyota.corolla.df[validation,]</w:t>
-      </w:r>
-      <w:r>
-        <w:rPr>
-          <w:rStyle w:val="SpecialCharTok"/>
-        </w:rPr>
-        <w:t xml:space="preserve">$</w:t>
-      </w:r>
-      <w:r>
-        <w:rPr>
-          <w:rStyle w:val="NormalTok"/>
-        </w:rPr>
-        <w:t xml:space="preserve">Price)</w:t>
-      </w:r>
-    </w:p>
-    <w:p>
-      <w:pPr>
-        <w:pStyle w:val="SourceCode"/>
-      </w:pPr>
-      <w:r>
-        <w:rPr>
           <w:rStyle w:val="VerbatimChar"/>
         </w:rPr>
-        <w:t xml:space="preserve">               ME     RMSE      MAE        MPE     MAPE</w:t>
+        <w:t xml:space="preserve">                ME     RMSE      MAE       MPE    MAPE</w:t>
       </w:r>
       <w:r>
         <w:br/>
@@ -884,7 +760,7 @@
         <w:rPr>
           <w:rStyle w:val="VerbatimChar"/>
         </w:rPr>
-        <w:t xml:space="preserve">Test set 84.23532 1180.591 852.8678 -0.1196823 8.087021</w:t>
+        <w:t xml:space="preserve">Test set -29.38496 1089.589 819.6553 -1.023083 8.39739</w:t>
       </w:r>
     </w:p>
     <w:bookmarkEnd w:id="20"/>
@@ -4843,7 +4719,7 @@
   </w:style>
   <w:style w:styleId="Subtitle" w:type="paragraph">
     <w:name w:val="Subtitle"/>
-    <w:basedOn w:val="Normal"/>
+    <w:basedOn w:val="Title"/>
     <w:next w:val="BodyText"/>
     <w:link w:val="SubtitleChar"/>
     <w:uiPriority w:val="11"/>
@@ -4856,7 +4732,6 @@
     </w:pPr>
     <w:rPr>
       <w:rFonts w:cstheme="majorBidi" w:eastAsiaTheme="majorEastAsia"/>
-      <w:color w:themeColor="text1" w:themeTint="A6" w:val="595959"/>
       <w:spacing w:val="15"/>
       <w:sz w:val="28"/>
       <w:szCs w:val="28"/>
@@ -4909,7 +4784,6 @@
     </w:pPr>
     <w:rPr>
       <w:b/>
-      <w:color w:val="345A8A"/>
       <w:sz w:val="20"/>
       <w:szCs w:val="20"/>
     </w:rPr>
